--- a/Project Docs.docx
+++ b/Project Docs.docx
@@ -3,13 +3,49 @@
 <w:document xmlns:wpc="http://schemas.microsoft.com/office/word/2010/wordprocessingCanvas" xmlns:cx="http://schemas.microsoft.com/office/drawing/2014/chartex" xmlns:cx1="http://schemas.microsoft.com/office/drawing/2015/9/8/chartex" xmlns:cx2="http://schemas.microsoft.com/office/drawing/2015/10/21/chartex" xmlns:cx3="http://schemas.microsoft.com/office/drawing/2016/5/9/chartex" xmlns:cx4="http://schemas.microsoft.com/office/drawing/2016/5/10/chartex" xmlns:cx5="http://schemas.microsoft.com/office/drawing/2016/5/11/chartex" xmlns:cx6="http://schemas.microsoft.com/office/drawing/2016/5/12/chartex" xmlns:cx7="http://schemas.microsoft.com/office/drawing/2016/5/13/chartex" xmlns:cx8="http://schemas.microsoft.com/office/drawing/2016/5/14/chartex" xmlns:mc="http://schemas.openxmlformats.org/markup-compatibility/2006" xmlns:aink="http://schemas.microsoft.com/office/drawing/2016/ink" xmlns:am3d="http://schemas.microsoft.com/office/drawing/2017/model3d" xmlns:o="urn:schemas-microsoft-com:office:office" xmlns:oel="http://schemas.microsoft.com/office/2019/extlst" xmlns:r="http://schemas.openxmlformats.org/officeDocument/2006/relationships" xmlns:m="http://schemas.openxmlformats.org/officeDocument/2006/math" xmlns:v="urn:schemas-microsoft-com:vml" xmlns:wp14="http://schemas.microsoft.com/office/word/2010/wordprocessingDrawing" xmlns:wp="http://schemas.openxmlformats.org/drawingml/2006/wordprocessingDrawing" xmlns:w10="urn:schemas-microsoft-com:office:word" xmlns:w="http://schemas.openxmlformats.org/wordprocessingml/2006/main" xmlns:w14="http://schemas.microsoft.com/office/word/2010/wordml" xmlns:w15="http://schemas.microsoft.com/office/word/2012/wordml" xmlns:w16cex="http://schemas.microsoft.com/office/word/2018/wordml/cex" xmlns:w16cid="http://schemas.microsoft.com/office/word/2016/wordml/cid" xmlns:w16="http://schemas.microsoft.com/office/word/2018/wordml" xmlns:w16du="http://schemas.microsoft.com/office/word/2023/wordml/word16du" xmlns:w16sdtdh="http://schemas.microsoft.com/office/word/2020/wordml/sdtdatahash" xmlns:w16sdtfl="http://schemas.microsoft.com/office/word/2024/wordml/sdtformatlock" xmlns:w16se="http://schemas.microsoft.com/office/word/2015/wordml/symex" xmlns:wpg="http://schemas.microsoft.com/office/word/2010/wordprocessingGroup" xmlns:wpi="http://schemas.microsoft.com/office/word/2010/wordprocessingInk" xmlns:wne="http://schemas.microsoft.com/office/word/2006/wordml" xmlns:wps="http://schemas.microsoft.com/office/word/2010/wordprocessingShape" mc:Ignorable="w14 w15 w16se w16cid w16 w16cex w16sdtdh w16sdtfl w16du wp14">
   <w:body>
     <w:p>
-      <w:r>
+      <w:pPr>
+        <w:rPr>
+          <w:b/>
+          <w:bCs/>
+          <w:sz w:val="36"/>
+          <w:szCs w:val="36"/>
+          <w:u w:val="single"/>
+        </w:rPr>
+      </w:pPr>
+      <w:r>
+        <w:rPr>
+          <w:b/>
+          <w:bCs/>
+          <w:sz w:val="36"/>
+          <w:szCs w:val="36"/>
+          <w:u w:val="single"/>
+        </w:rPr>
         <w:t>Welcome to the HG-JM-Unit-1-Game wiki!</w:t>
       </w:r>
     </w:p>
     <w:p>
-      <w:r>
-        <w:t>initial ideas:</w:t>
+      <w:pPr>
+        <w:rPr>
+          <w:sz w:val="28"/>
+          <w:szCs w:val="28"/>
+          <w:u w:val="single"/>
+        </w:rPr>
+      </w:pPr>
+      <w:r>
+        <w:rPr>
+          <w:sz w:val="28"/>
+          <w:szCs w:val="28"/>
+          <w:u w:val="single"/>
+        </w:rPr>
+        <w:t>I</w:t>
+      </w:r>
+      <w:r>
+        <w:rPr>
+          <w:sz w:val="28"/>
+          <w:szCs w:val="28"/>
+          <w:u w:val="single"/>
+        </w:rPr>
+        <w:t>nitial ideas:</w:t>
       </w:r>
     </w:p>
     <w:p>
@@ -17,86 +53,138 @@
         <w:t>duck shooter fairground style game</w:t>
       </w:r>
     </w:p>
+    <w:p/>
     <w:p>
-      <w:r>
+      <w:pPr>
+        <w:rPr>
+          <w:sz w:val="28"/>
+          <w:szCs w:val="28"/>
+          <w:u w:val="single"/>
+        </w:rPr>
+      </w:pPr>
+      <w:r>
+        <w:rPr>
+          <w:sz w:val="28"/>
+          <w:szCs w:val="28"/>
+          <w:u w:val="single"/>
+        </w:rPr>
         <w:t>minimum requirements:</w:t>
       </w:r>
     </w:p>
     <w:p>
-      <w:pPr>
+      <w:r>
+        <w:t>A game executable developed in Unity featuring</w:t>
+      </w:r>
+    </w:p>
+    <w:p>
+      <w:pPr>
+        <w:pStyle w:val="ListParagraph"/>
         <w:numPr>
           <w:ilvl w:val="0"/>
-          <w:numId w:val="1"/>
+          <w:numId w:val="3"/>
         </w:numPr>
       </w:pPr>
       <w:r>
-        <w:t>A game executable developed in Unity featuring</w:t>
+        <w:t>Scripting in C#</w:t>
       </w:r>
     </w:p>
     <w:p>
-      <w:r>
-        <w:t>o Scripting in C#</w:t>
+      <w:pPr>
+        <w:pStyle w:val="ListParagraph"/>
+        <w:numPr>
+          <w:ilvl w:val="0"/>
+          <w:numId w:val="3"/>
+        </w:numPr>
+      </w:pPr>
+      <w:r>
+        <w:t>User input through keyboard or controller</w:t>
       </w:r>
     </w:p>
     <w:p>
-      <w:r>
-        <w:t>o User input through keyboard or controller</w:t>
+      <w:pPr>
+        <w:pStyle w:val="ListParagraph"/>
+        <w:numPr>
+          <w:ilvl w:val="0"/>
+          <w:numId w:val="3"/>
+        </w:numPr>
+      </w:pPr>
+      <w:r>
+        <w:t>At least one object that the player has control over</w:t>
       </w:r>
     </w:p>
     <w:p>
-      <w:r>
-        <w:t>o At least one object that the player has control over</w:t>
+      <w:pPr>
+        <w:pStyle w:val="ListParagraph"/>
+        <w:numPr>
+          <w:ilvl w:val="0"/>
+          <w:numId w:val="3"/>
+        </w:numPr>
+      </w:pPr>
+      <w:r>
+        <w:t>At least two objects that can interact with each other</w:t>
       </w:r>
     </w:p>
     <w:p>
-      <w:r>
-        <w:t>o At least two objects that can interact with each other</w:t>
+      <w:pPr>
+        <w:pStyle w:val="ListParagraph"/>
+        <w:numPr>
+          <w:ilvl w:val="1"/>
+          <w:numId w:val="3"/>
+        </w:numPr>
+      </w:pPr>
+      <w:r>
+        <w:t>o</w:t>
+      </w:r>
+      <w:r>
+        <w:t>ne of these might be the player-controlled object</w:t>
       </w:r>
     </w:p>
     <w:p>
-      <w:r>
-        <w:sym w:font="Symbol" w:char="F0A7"/>
-      </w:r>
-      <w:r>
-        <w:t xml:space="preserve"> One of these might be the player-controlled object</w:t>
+      <w:pPr>
+        <w:pStyle w:val="ListParagraph"/>
+        <w:numPr>
+          <w:ilvl w:val="0"/>
+          <w:numId w:val="3"/>
+        </w:numPr>
+      </w:pPr>
+      <w:r>
+        <w:t>At least one object that is primarily driven through the physics system (2D or 3D)</w:t>
       </w:r>
     </w:p>
     <w:p>
-      <w:r>
-        <w:t>o At least one object that is primarily driven through the physics system (2D or 3D)</w:t>
+      <w:pPr>
+        <w:pStyle w:val="ListParagraph"/>
+        <w:numPr>
+          <w:ilvl w:val="1"/>
+          <w:numId w:val="3"/>
+        </w:numPr>
+      </w:pPr>
+      <w:r>
+        <w:t>This may also be the player-controlled object</w:t>
       </w:r>
     </w:p>
     <w:p>
-      <w:r>
-        <w:sym w:font="Symbol" w:char="F0A7"/>
-      </w:r>
-      <w:r>
-        <w:t xml:space="preserve"> This may also be the player-controlled object</w:t>
-      </w:r>
-    </w:p>
-    <w:p>
-      <w:r>
-        <w:t>o At least one imported asset</w:t>
-      </w:r>
-    </w:p>
-    <w:p>
-      <w:pPr>
+      <w:pPr>
+        <w:pStyle w:val="ListParagraph"/>
         <w:numPr>
           <w:ilvl w:val="0"/>
           <w:numId w:val="2"/>
         </w:numPr>
       </w:pPr>
       <w:r>
-        <w:t>An established use of Version Control (likely git)</w:t>
+        <w:t>At least one imported asset</w:t>
       </w:r>
     </w:p>
     <w:p>
-      <w:pPr>
-        <w:numPr>
-          <w:ilvl w:val="0"/>
-          <w:numId w:val="2"/>
-        </w:numPr>
-      </w:pPr>
+      <w:r>
+        <w:t>An</w:t>
+      </w:r>
+      <w:r>
+        <w:t xml:space="preserve"> established use of Version Control (likely git)</w:t>
+      </w:r>
+    </w:p>
+    <w:p/>
+    <w:p>
       <w:r>
         <w:t>Supporting documentation (see the brief)</w:t>
       </w:r>
@@ -314,6 +402,118 @@
     </w:lvl>
   </w:abstractNum>
   <w:abstractNum w:abstractNumId="1" w15:restartNumberingAfterBreak="0">
+    <w:nsid w:val="641E24A8"/>
+    <w:multiLevelType w:val="hybridMultilevel"/>
+    <w:tmpl w:val="A1189240"/>
+    <w:lvl w:ilvl="0" w:tplc="08090001">
+      <w:start w:val="1"/>
+      <w:numFmt w:val="bullet"/>
+      <w:lvlText w:val=""/>
+      <w:lvlJc w:val="left"/>
+      <w:pPr>
+        <w:ind w:left="720" w:hanging="360"/>
+      </w:pPr>
+      <w:rPr>
+        <w:rFonts w:ascii="Symbol" w:hAnsi="Symbol" w:hint="default"/>
+      </w:rPr>
+    </w:lvl>
+    <w:lvl w:ilvl="1" w:tplc="359059B8">
+      <w:numFmt w:val="bullet"/>
+      <w:lvlText w:val=""/>
+      <w:lvlJc w:val="left"/>
+      <w:pPr>
+        <w:ind w:left="1440" w:hanging="360"/>
+      </w:pPr>
+      <w:rPr>
+        <w:rFonts w:ascii="Symbol" w:eastAsiaTheme="minorHAnsi" w:hAnsi="Symbol" w:cstheme="minorBidi" w:hint="default"/>
+      </w:rPr>
+    </w:lvl>
+    <w:lvl w:ilvl="2" w:tplc="08090005" w:tentative="1">
+      <w:start w:val="1"/>
+      <w:numFmt w:val="bullet"/>
+      <w:lvlText w:val=""/>
+      <w:lvlJc w:val="left"/>
+      <w:pPr>
+        <w:ind w:left="2160" w:hanging="360"/>
+      </w:pPr>
+      <w:rPr>
+        <w:rFonts w:ascii="Wingdings" w:hAnsi="Wingdings" w:hint="default"/>
+      </w:rPr>
+    </w:lvl>
+    <w:lvl w:ilvl="3" w:tplc="08090001" w:tentative="1">
+      <w:start w:val="1"/>
+      <w:numFmt w:val="bullet"/>
+      <w:lvlText w:val=""/>
+      <w:lvlJc w:val="left"/>
+      <w:pPr>
+        <w:ind w:left="2880" w:hanging="360"/>
+      </w:pPr>
+      <w:rPr>
+        <w:rFonts w:ascii="Symbol" w:hAnsi="Symbol" w:hint="default"/>
+      </w:rPr>
+    </w:lvl>
+    <w:lvl w:ilvl="4" w:tplc="08090003" w:tentative="1">
+      <w:start w:val="1"/>
+      <w:numFmt w:val="bullet"/>
+      <w:lvlText w:val="o"/>
+      <w:lvlJc w:val="left"/>
+      <w:pPr>
+        <w:ind w:left="3600" w:hanging="360"/>
+      </w:pPr>
+      <w:rPr>
+        <w:rFonts w:ascii="Courier New" w:hAnsi="Courier New" w:cs="Courier New" w:hint="default"/>
+      </w:rPr>
+    </w:lvl>
+    <w:lvl w:ilvl="5" w:tplc="08090005" w:tentative="1">
+      <w:start w:val="1"/>
+      <w:numFmt w:val="bullet"/>
+      <w:lvlText w:val=""/>
+      <w:lvlJc w:val="left"/>
+      <w:pPr>
+        <w:ind w:left="4320" w:hanging="360"/>
+      </w:pPr>
+      <w:rPr>
+        <w:rFonts w:ascii="Wingdings" w:hAnsi="Wingdings" w:hint="default"/>
+      </w:rPr>
+    </w:lvl>
+    <w:lvl w:ilvl="6" w:tplc="08090001" w:tentative="1">
+      <w:start w:val="1"/>
+      <w:numFmt w:val="bullet"/>
+      <w:lvlText w:val=""/>
+      <w:lvlJc w:val="left"/>
+      <w:pPr>
+        <w:ind w:left="5040" w:hanging="360"/>
+      </w:pPr>
+      <w:rPr>
+        <w:rFonts w:ascii="Symbol" w:hAnsi="Symbol" w:hint="default"/>
+      </w:rPr>
+    </w:lvl>
+    <w:lvl w:ilvl="7" w:tplc="08090003" w:tentative="1">
+      <w:start w:val="1"/>
+      <w:numFmt w:val="bullet"/>
+      <w:lvlText w:val="o"/>
+      <w:lvlJc w:val="left"/>
+      <w:pPr>
+        <w:ind w:left="5760" w:hanging="360"/>
+      </w:pPr>
+      <w:rPr>
+        <w:rFonts w:ascii="Courier New" w:hAnsi="Courier New" w:cs="Courier New" w:hint="default"/>
+      </w:rPr>
+    </w:lvl>
+    <w:lvl w:ilvl="8" w:tplc="08090005" w:tentative="1">
+      <w:start w:val="1"/>
+      <w:numFmt w:val="bullet"/>
+      <w:lvlText w:val=""/>
+      <w:lvlJc w:val="left"/>
+      <w:pPr>
+        <w:ind w:left="6480" w:hanging="360"/>
+      </w:pPr>
+      <w:rPr>
+        <w:rFonts w:ascii="Wingdings" w:hAnsi="Wingdings" w:hint="default"/>
+      </w:rPr>
+    </w:lvl>
+  </w:abstractNum>
+  <w:abstractNum w:abstractNumId="2" w15:restartNumberingAfterBreak="0">
     <w:nsid w:val="675D39F9"/>
     <w:multiLevelType w:val="multilevel"/>
     <w:tmpl w:val="8BACD394"/>
@@ -463,10 +663,13 @@
     </w:lvl>
   </w:abstractNum>
   <w:num w:numId="1" w16cid:durableId="990252941">
-    <w:abstractNumId w:val="1"/>
+    <w:abstractNumId w:val="2"/>
   </w:num>
   <w:num w:numId="2" w16cid:durableId="588732970">
     <w:abstractNumId w:val="0"/>
+  </w:num>
+  <w:num w:numId="3" w16cid:durableId="2080396923">
+    <w:abstractNumId w:val="1"/>
   </w:num>
 </w:numbering>
 </file>
@@ -1074,6 +1277,7 @@
   <w:style w:type="character" w:default="1" w:styleId="DefaultParagraphFont">
     <w:name w:val="Default Paragraph Font"/>
     <w:uiPriority w:val="1"/>
+    <w:semiHidden/>
     <w:unhideWhenUsed/>
   </w:style>
   <w:style w:type="table" w:default="1" w:styleId="TableNormal">

--- a/Project Docs.docx
+++ b/Project Docs.docx
@@ -3,49 +3,13 @@
 <w:document xmlns:wpc="http://schemas.microsoft.com/office/word/2010/wordprocessingCanvas" xmlns:cx="http://schemas.microsoft.com/office/drawing/2014/chartex" xmlns:cx1="http://schemas.microsoft.com/office/drawing/2015/9/8/chartex" xmlns:cx2="http://schemas.microsoft.com/office/drawing/2015/10/21/chartex" xmlns:cx3="http://schemas.microsoft.com/office/drawing/2016/5/9/chartex" xmlns:cx4="http://schemas.microsoft.com/office/drawing/2016/5/10/chartex" xmlns:cx5="http://schemas.microsoft.com/office/drawing/2016/5/11/chartex" xmlns:cx6="http://schemas.microsoft.com/office/drawing/2016/5/12/chartex" xmlns:cx7="http://schemas.microsoft.com/office/drawing/2016/5/13/chartex" xmlns:cx8="http://schemas.microsoft.com/office/drawing/2016/5/14/chartex" xmlns:mc="http://schemas.openxmlformats.org/markup-compatibility/2006" xmlns:aink="http://schemas.microsoft.com/office/drawing/2016/ink" xmlns:am3d="http://schemas.microsoft.com/office/drawing/2017/model3d" xmlns:o="urn:schemas-microsoft-com:office:office" xmlns:oel="http://schemas.microsoft.com/office/2019/extlst" xmlns:r="http://schemas.openxmlformats.org/officeDocument/2006/relationships" xmlns:m="http://schemas.openxmlformats.org/officeDocument/2006/math" xmlns:v="urn:schemas-microsoft-com:vml" xmlns:wp14="http://schemas.microsoft.com/office/word/2010/wordprocessingDrawing" xmlns:wp="http://schemas.openxmlformats.org/drawingml/2006/wordprocessingDrawing" xmlns:w10="urn:schemas-microsoft-com:office:word" xmlns:w="http://schemas.openxmlformats.org/wordprocessingml/2006/main" xmlns:w14="http://schemas.microsoft.com/office/word/2010/wordml" xmlns:w15="http://schemas.microsoft.com/office/word/2012/wordml" xmlns:w16cex="http://schemas.microsoft.com/office/word/2018/wordml/cex" xmlns:w16cid="http://schemas.microsoft.com/office/word/2016/wordml/cid" xmlns:w16="http://schemas.microsoft.com/office/word/2018/wordml" xmlns:w16du="http://schemas.microsoft.com/office/word/2023/wordml/word16du" xmlns:w16sdtdh="http://schemas.microsoft.com/office/word/2020/wordml/sdtdatahash" xmlns:w16sdtfl="http://schemas.microsoft.com/office/word/2024/wordml/sdtformatlock" xmlns:w16se="http://schemas.microsoft.com/office/word/2015/wordml/symex" xmlns:wpg="http://schemas.microsoft.com/office/word/2010/wordprocessingGroup" xmlns:wpi="http://schemas.microsoft.com/office/word/2010/wordprocessingInk" xmlns:wne="http://schemas.microsoft.com/office/word/2006/wordml" xmlns:wps="http://schemas.microsoft.com/office/word/2010/wordprocessingShape" mc:Ignorable="w14 w15 w16se w16cid w16 w16cex w16sdtdh w16sdtfl w16du wp14">
   <w:body>
     <w:p>
-      <w:pPr>
-        <w:rPr>
-          <w:b/>
-          <w:bCs/>
-          <w:sz w:val="36"/>
-          <w:szCs w:val="36"/>
-          <w:u w:val="single"/>
-        </w:rPr>
-      </w:pPr>
-      <w:r>
-        <w:rPr>
-          <w:b/>
-          <w:bCs/>
-          <w:sz w:val="36"/>
-          <w:szCs w:val="36"/>
-          <w:u w:val="single"/>
-        </w:rPr>
+      <w:r>
         <w:t>Welcome to the HG-JM-Unit-1-Game wiki!</w:t>
       </w:r>
     </w:p>
     <w:p>
-      <w:pPr>
-        <w:rPr>
-          <w:sz w:val="28"/>
-          <w:szCs w:val="28"/>
-          <w:u w:val="single"/>
-        </w:rPr>
-      </w:pPr>
-      <w:r>
-        <w:rPr>
-          <w:sz w:val="28"/>
-          <w:szCs w:val="28"/>
-          <w:u w:val="single"/>
-        </w:rPr>
-        <w:t>I</w:t>
-      </w:r>
-      <w:r>
-        <w:rPr>
-          <w:sz w:val="28"/>
-          <w:szCs w:val="28"/>
-          <w:u w:val="single"/>
-        </w:rPr>
-        <w:t>nitial ideas:</w:t>
+      <w:r>
+        <w:t>initial ideas:</w:t>
       </w:r>
     </w:p>
     <w:p>
@@ -53,138 +17,86 @@
         <w:t>duck shooter fairground style game</w:t>
       </w:r>
     </w:p>
-    <w:p/>
-    <w:p>
-      <w:pPr>
-        <w:rPr>
-          <w:sz w:val="28"/>
-          <w:szCs w:val="28"/>
-          <w:u w:val="single"/>
-        </w:rPr>
-      </w:pPr>
-      <w:r>
-        <w:rPr>
-          <w:sz w:val="28"/>
-          <w:szCs w:val="28"/>
-          <w:u w:val="single"/>
-        </w:rPr>
+    <w:p>
+      <w:r>
         <w:t>minimum requirements:</w:t>
       </w:r>
     </w:p>
     <w:p>
-      <w:r>
-        <w:t>A game executable developed in Unity featuring</w:t>
-      </w:r>
-    </w:p>
-    <w:p>
-      <w:pPr>
-        <w:pStyle w:val="ListParagraph"/>
+      <w:pPr>
         <w:numPr>
           <w:ilvl w:val="0"/>
-          <w:numId w:val="3"/>
+          <w:numId w:val="1"/>
         </w:numPr>
       </w:pPr>
       <w:r>
-        <w:t>Scripting in C#</w:t>
-      </w:r>
-    </w:p>
-    <w:p>
-      <w:pPr>
-        <w:pStyle w:val="ListParagraph"/>
-        <w:numPr>
-          <w:ilvl w:val="0"/>
-          <w:numId w:val="3"/>
-        </w:numPr>
-      </w:pPr>
-      <w:r>
-        <w:t>User input through keyboard or controller</w:t>
-      </w:r>
-    </w:p>
-    <w:p>
-      <w:pPr>
-        <w:pStyle w:val="ListParagraph"/>
-        <w:numPr>
-          <w:ilvl w:val="0"/>
-          <w:numId w:val="3"/>
-        </w:numPr>
-      </w:pPr>
-      <w:r>
-        <w:t>At least one object that the player has control over</w:t>
-      </w:r>
-    </w:p>
-    <w:p>
-      <w:pPr>
-        <w:pStyle w:val="ListParagraph"/>
-        <w:numPr>
-          <w:ilvl w:val="0"/>
-          <w:numId w:val="3"/>
-        </w:numPr>
-      </w:pPr>
-      <w:r>
-        <w:t>At least two objects that can interact with each other</w:t>
-      </w:r>
-    </w:p>
-    <w:p>
-      <w:pPr>
-        <w:pStyle w:val="ListParagraph"/>
-        <w:numPr>
-          <w:ilvl w:val="1"/>
-          <w:numId w:val="3"/>
-        </w:numPr>
-      </w:pPr>
-      <w:r>
-        <w:t>o</w:t>
-      </w:r>
-      <w:r>
-        <w:t>ne of these might be the player-controlled object</w:t>
-      </w:r>
-    </w:p>
-    <w:p>
-      <w:pPr>
-        <w:pStyle w:val="ListParagraph"/>
-        <w:numPr>
-          <w:ilvl w:val="0"/>
-          <w:numId w:val="3"/>
-        </w:numPr>
-      </w:pPr>
-      <w:r>
-        <w:t>At least one object that is primarily driven through the physics system (2D or 3D)</w:t>
-      </w:r>
-    </w:p>
-    <w:p>
-      <w:pPr>
-        <w:pStyle w:val="ListParagraph"/>
-        <w:numPr>
-          <w:ilvl w:val="1"/>
-          <w:numId w:val="3"/>
-        </w:numPr>
-      </w:pPr>
-      <w:r>
-        <w:t>This may also be the player-controlled object</w:t>
-      </w:r>
-    </w:p>
-    <w:p>
-      <w:pPr>
-        <w:pStyle w:val="ListParagraph"/>
+        <w:t>A game executable developed in Unity featuring</w:t>
+      </w:r>
+    </w:p>
+    <w:p>
+      <w:r>
+        <w:t>o Scripting in C#</w:t>
+      </w:r>
+    </w:p>
+    <w:p>
+      <w:r>
+        <w:t>o User input through keyboard or controller</w:t>
+      </w:r>
+    </w:p>
+    <w:p>
+      <w:r>
+        <w:t>o At least one object that the player has control over</w:t>
+      </w:r>
+    </w:p>
+    <w:p>
+      <w:r>
+        <w:t>o At least two objects that can interact with each other</w:t>
+      </w:r>
+    </w:p>
+    <w:p>
+      <w:r>
+        <w:sym w:font="Symbol" w:char="F0A7"/>
+      </w:r>
+      <w:r>
+        <w:t xml:space="preserve"> One of these might be the player-controlled object</w:t>
+      </w:r>
+    </w:p>
+    <w:p>
+      <w:r>
+        <w:t>o At least one object that is primarily driven through the physics system (2D or 3D)</w:t>
+      </w:r>
+    </w:p>
+    <w:p>
+      <w:r>
+        <w:sym w:font="Symbol" w:char="F0A7"/>
+      </w:r>
+      <w:r>
+        <w:t xml:space="preserve"> This may also be the player-controlled object</w:t>
+      </w:r>
+    </w:p>
+    <w:p>
+      <w:r>
+        <w:t>o At least one imported asset</w:t>
+      </w:r>
+    </w:p>
+    <w:p>
+      <w:pPr>
         <w:numPr>
           <w:ilvl w:val="0"/>
           <w:numId w:val="2"/>
         </w:numPr>
       </w:pPr>
       <w:r>
-        <w:t>At least one imported asset</w:t>
-      </w:r>
-    </w:p>
-    <w:p>
-      <w:r>
-        <w:t>An</w:t>
-      </w:r>
-      <w:r>
-        <w:t xml:space="preserve"> established use of Version Control (likely git)</w:t>
-      </w:r>
-    </w:p>
-    <w:p/>
-    <w:p>
+        <w:t>An established use of Version Control (likely git)</w:t>
+      </w:r>
+    </w:p>
+    <w:p>
+      <w:pPr>
+        <w:numPr>
+          <w:ilvl w:val="0"/>
+          <w:numId w:val="2"/>
+        </w:numPr>
+      </w:pPr>
       <w:r>
         <w:t>Supporting documentation (see the brief)</w:t>
       </w:r>
@@ -402,118 +314,6 @@
     </w:lvl>
   </w:abstractNum>
   <w:abstractNum w:abstractNumId="1" w15:restartNumberingAfterBreak="0">
-    <w:nsid w:val="641E24A8"/>
-    <w:multiLevelType w:val="hybridMultilevel"/>
-    <w:tmpl w:val="A1189240"/>
-    <w:lvl w:ilvl="0" w:tplc="08090001">
-      <w:start w:val="1"/>
-      <w:numFmt w:val="bullet"/>
-      <w:lvlText w:val=""/>
-      <w:lvlJc w:val="left"/>
-      <w:pPr>
-        <w:ind w:left="720" w:hanging="360"/>
-      </w:pPr>
-      <w:rPr>
-        <w:rFonts w:ascii="Symbol" w:hAnsi="Symbol" w:hint="default"/>
-      </w:rPr>
-    </w:lvl>
-    <w:lvl w:ilvl="1" w:tplc="359059B8">
-      <w:numFmt w:val="bullet"/>
-      <w:lvlText w:val=""/>
-      <w:lvlJc w:val="left"/>
-      <w:pPr>
-        <w:ind w:left="1440" w:hanging="360"/>
-      </w:pPr>
-      <w:rPr>
-        <w:rFonts w:ascii="Symbol" w:eastAsiaTheme="minorHAnsi" w:hAnsi="Symbol" w:cstheme="minorBidi" w:hint="default"/>
-      </w:rPr>
-    </w:lvl>
-    <w:lvl w:ilvl="2" w:tplc="08090005" w:tentative="1">
-      <w:start w:val="1"/>
-      <w:numFmt w:val="bullet"/>
-      <w:lvlText w:val=""/>
-      <w:lvlJc w:val="left"/>
-      <w:pPr>
-        <w:ind w:left="2160" w:hanging="360"/>
-      </w:pPr>
-      <w:rPr>
-        <w:rFonts w:ascii="Wingdings" w:hAnsi="Wingdings" w:hint="default"/>
-      </w:rPr>
-    </w:lvl>
-    <w:lvl w:ilvl="3" w:tplc="08090001" w:tentative="1">
-      <w:start w:val="1"/>
-      <w:numFmt w:val="bullet"/>
-      <w:lvlText w:val=""/>
-      <w:lvlJc w:val="left"/>
-      <w:pPr>
-        <w:ind w:left="2880" w:hanging="360"/>
-      </w:pPr>
-      <w:rPr>
-        <w:rFonts w:ascii="Symbol" w:hAnsi="Symbol" w:hint="default"/>
-      </w:rPr>
-    </w:lvl>
-    <w:lvl w:ilvl="4" w:tplc="08090003" w:tentative="1">
-      <w:start w:val="1"/>
-      <w:numFmt w:val="bullet"/>
-      <w:lvlText w:val="o"/>
-      <w:lvlJc w:val="left"/>
-      <w:pPr>
-        <w:ind w:left="3600" w:hanging="360"/>
-      </w:pPr>
-      <w:rPr>
-        <w:rFonts w:ascii="Courier New" w:hAnsi="Courier New" w:cs="Courier New" w:hint="default"/>
-      </w:rPr>
-    </w:lvl>
-    <w:lvl w:ilvl="5" w:tplc="08090005" w:tentative="1">
-      <w:start w:val="1"/>
-      <w:numFmt w:val="bullet"/>
-      <w:lvlText w:val=""/>
-      <w:lvlJc w:val="left"/>
-      <w:pPr>
-        <w:ind w:left="4320" w:hanging="360"/>
-      </w:pPr>
-      <w:rPr>
-        <w:rFonts w:ascii="Wingdings" w:hAnsi="Wingdings" w:hint="default"/>
-      </w:rPr>
-    </w:lvl>
-    <w:lvl w:ilvl="6" w:tplc="08090001" w:tentative="1">
-      <w:start w:val="1"/>
-      <w:numFmt w:val="bullet"/>
-      <w:lvlText w:val=""/>
-      <w:lvlJc w:val="left"/>
-      <w:pPr>
-        <w:ind w:left="5040" w:hanging="360"/>
-      </w:pPr>
-      <w:rPr>
-        <w:rFonts w:ascii="Symbol" w:hAnsi="Symbol" w:hint="default"/>
-      </w:rPr>
-    </w:lvl>
-    <w:lvl w:ilvl="7" w:tplc="08090003" w:tentative="1">
-      <w:start w:val="1"/>
-      <w:numFmt w:val="bullet"/>
-      <w:lvlText w:val="o"/>
-      <w:lvlJc w:val="left"/>
-      <w:pPr>
-        <w:ind w:left="5760" w:hanging="360"/>
-      </w:pPr>
-      <w:rPr>
-        <w:rFonts w:ascii="Courier New" w:hAnsi="Courier New" w:cs="Courier New" w:hint="default"/>
-      </w:rPr>
-    </w:lvl>
-    <w:lvl w:ilvl="8" w:tplc="08090005" w:tentative="1">
-      <w:start w:val="1"/>
-      <w:numFmt w:val="bullet"/>
-      <w:lvlText w:val=""/>
-      <w:lvlJc w:val="left"/>
-      <w:pPr>
-        <w:ind w:left="6480" w:hanging="360"/>
-      </w:pPr>
-      <w:rPr>
-        <w:rFonts w:ascii="Wingdings" w:hAnsi="Wingdings" w:hint="default"/>
-      </w:rPr>
-    </w:lvl>
-  </w:abstractNum>
-  <w:abstractNum w:abstractNumId="2" w15:restartNumberingAfterBreak="0">
     <w:nsid w:val="675D39F9"/>
     <w:multiLevelType w:val="multilevel"/>
     <w:tmpl w:val="8BACD394"/>
@@ -663,13 +463,10 @@
     </w:lvl>
   </w:abstractNum>
   <w:num w:numId="1" w16cid:durableId="990252941">
-    <w:abstractNumId w:val="2"/>
+    <w:abstractNumId w:val="1"/>
   </w:num>
   <w:num w:numId="2" w16cid:durableId="588732970">
     <w:abstractNumId w:val="0"/>
-  </w:num>
-  <w:num w:numId="3" w16cid:durableId="2080396923">
-    <w:abstractNumId w:val="1"/>
   </w:num>
 </w:numbering>
 </file>
@@ -1277,7 +1074,6 @@
   <w:style w:type="character" w:default="1" w:styleId="DefaultParagraphFont">
     <w:name w:val="Default Paragraph Font"/>
     <w:uiPriority w:val="1"/>
-    <w:semiHidden/>
     <w:unhideWhenUsed/>
   </w:style>
   <w:style w:type="table" w:default="1" w:styleId="TableNormal">

--- a/Project Docs.docx
+++ b/Project Docs.docx
@@ -99,6 +99,11 @@
       </w:pPr>
       <w:r>
         <w:t>Supporting documentation (see the brief)</w:t>
+      </w:r>
+    </w:p>
+    <w:p>
+      <w:r>
+        <w:t>Hopefully this commit works</w:t>
       </w:r>
     </w:p>
     <w:p/>
@@ -1074,6 +1079,7 @@
   <w:style w:type="character" w:default="1" w:styleId="DefaultParagraphFont">
     <w:name w:val="Default Paragraph Font"/>
     <w:uiPriority w:val="1"/>
+    <w:semiHidden/>
     <w:unhideWhenUsed/>
   </w:style>
   <w:style w:type="table" w:default="1" w:styleId="TableNormal">

--- a/Project Docs.docx
+++ b/Project Docs.docx
@@ -3,12 +3,40 @@
 <w:document xmlns:wpc="http://schemas.microsoft.com/office/word/2010/wordprocessingCanvas" xmlns:cx="http://schemas.microsoft.com/office/drawing/2014/chartex" xmlns:cx1="http://schemas.microsoft.com/office/drawing/2015/9/8/chartex" xmlns:cx2="http://schemas.microsoft.com/office/drawing/2015/10/21/chartex" xmlns:cx3="http://schemas.microsoft.com/office/drawing/2016/5/9/chartex" xmlns:cx4="http://schemas.microsoft.com/office/drawing/2016/5/10/chartex" xmlns:cx5="http://schemas.microsoft.com/office/drawing/2016/5/11/chartex" xmlns:cx6="http://schemas.microsoft.com/office/drawing/2016/5/12/chartex" xmlns:cx7="http://schemas.microsoft.com/office/drawing/2016/5/13/chartex" xmlns:cx8="http://schemas.microsoft.com/office/drawing/2016/5/14/chartex" xmlns:mc="http://schemas.openxmlformats.org/markup-compatibility/2006" xmlns:aink="http://schemas.microsoft.com/office/drawing/2016/ink" xmlns:am3d="http://schemas.microsoft.com/office/drawing/2017/model3d" xmlns:o="urn:schemas-microsoft-com:office:office" xmlns:oel="http://schemas.microsoft.com/office/2019/extlst" xmlns:r="http://schemas.openxmlformats.org/officeDocument/2006/relationships" xmlns:m="http://schemas.openxmlformats.org/officeDocument/2006/math" xmlns:v="urn:schemas-microsoft-com:vml" xmlns:wp14="http://schemas.microsoft.com/office/word/2010/wordprocessingDrawing" xmlns:wp="http://schemas.openxmlformats.org/drawingml/2006/wordprocessingDrawing" xmlns:w10="urn:schemas-microsoft-com:office:word" xmlns:w="http://schemas.openxmlformats.org/wordprocessingml/2006/main" xmlns:w14="http://schemas.microsoft.com/office/word/2010/wordml" xmlns:w15="http://schemas.microsoft.com/office/word/2012/wordml" xmlns:w16cex="http://schemas.microsoft.com/office/word/2018/wordml/cex" xmlns:w16cid="http://schemas.microsoft.com/office/word/2016/wordml/cid" xmlns:w16="http://schemas.microsoft.com/office/word/2018/wordml" xmlns:w16du="http://schemas.microsoft.com/office/word/2023/wordml/word16du" xmlns:w16sdtdh="http://schemas.microsoft.com/office/word/2020/wordml/sdtdatahash" xmlns:w16sdtfl="http://schemas.microsoft.com/office/word/2024/wordml/sdtformatlock" xmlns:w16se="http://schemas.microsoft.com/office/word/2015/wordml/symex" xmlns:wpg="http://schemas.microsoft.com/office/word/2010/wordprocessingGroup" xmlns:wpi="http://schemas.microsoft.com/office/word/2010/wordprocessingInk" xmlns:wne="http://schemas.microsoft.com/office/word/2006/wordml" xmlns:wps="http://schemas.microsoft.com/office/word/2010/wordprocessingShape" mc:Ignorable="w14 w15 w16se w16cid w16 w16cex w16sdtdh w16sdtfl w16du wp14">
   <w:body>
     <w:p>
+      <w:pPr>
+        <w:rPr>
+          <w:b/>
+          <w:bCs/>
+          <w:sz w:val="36"/>
+          <w:szCs w:val="36"/>
+          <w:u w:val="single"/>
+        </w:rPr>
+      </w:pPr>
       <w:r>
+        <w:rPr>
+          <w:b/>
+          <w:bCs/>
+          <w:sz w:val="36"/>
+          <w:szCs w:val="36"/>
+          <w:u w:val="single"/>
+        </w:rPr>
         <w:t>Welcome to the HG-JM-Unit-1-Game wiki!</w:t>
       </w:r>
     </w:p>
     <w:p>
+      <w:pPr>
+        <w:rPr>
+          <w:b/>
+          <w:bCs/>
+          <w:u w:val="single"/>
+        </w:rPr>
+      </w:pPr>
       <w:r>
+        <w:rPr>
+          <w:b/>
+          <w:bCs/>
+          <w:u w:val="single"/>
+        </w:rPr>
         <w:t>initial ideas:</w:t>
       </w:r>
     </w:p>
@@ -18,95 +46,4221 @@
       </w:r>
     </w:p>
     <w:p>
+      <w:pPr>
+        <w:rPr>
+          <w:b/>
+          <w:bCs/>
+          <w:u w:val="single"/>
+        </w:rPr>
+      </w:pPr>
+    </w:p>
+    <w:p>
+      <w:pPr>
+        <w:rPr>
+          <w:b/>
+          <w:bCs/>
+          <w:u w:val="single"/>
+        </w:rPr>
+      </w:pPr>
       <w:r>
+        <w:rPr>
+          <w:b/>
+          <w:bCs/>
+          <w:u w:val="single"/>
+        </w:rPr>
+        <w:t xml:space="preserve">Checklist </w:t>
+      </w:r>
+      <w:r>
+        <w:rPr>
+          <w:b/>
+          <w:bCs/>
+          <w:u w:val="single"/>
+        </w:rPr>
         <w:t>minimum requirements:</w:t>
       </w:r>
     </w:p>
     <w:p>
-      <w:pPr>
-        <w:numPr>
-          <w:ilvl w:val="0"/>
-          <w:numId w:val="1"/>
-        </w:numPr>
-      </w:pPr>
       <w:r>
         <w:t>A game executable developed in Unity featuring</w:t>
       </w:r>
     </w:p>
     <w:p>
+      <w:sdt>
+        <w:sdtPr>
+          <w:id w:val="80578395"/>
+          <w14:checkbox>
+            <w14:checked w14:val="1"/>
+            <w14:checkedState w14:val="2612" w14:font="MS Gothic"/>
+            <w14:uncheckedState w14:val="2610" w14:font="MS Gothic"/>
+          </w14:checkbox>
+        </w:sdtPr>
+        <w:sdtContent>
+          <w:r>
+            <w:rPr>
+              <w:rFonts w:ascii="MS Gothic" w:eastAsia="MS Gothic" w:hAnsi="MS Gothic" w:hint="eastAsia"/>
+            </w:rPr>
+            <w:t>☒</w:t>
+          </w:r>
+        </w:sdtContent>
+      </w:sdt>
       <w:r>
-        <w:t>o Scripting in C#</w:t>
+        <w:t xml:space="preserve"> Scripting in C#</w:t>
       </w:r>
     </w:p>
     <w:p>
+      <w:sdt>
+        <w:sdtPr>
+          <w:id w:val="-1008285961"/>
+          <w14:checkbox>
+            <w14:checked w14:val="1"/>
+            <w14:checkedState w14:val="2612" w14:font="MS Gothic"/>
+            <w14:uncheckedState w14:val="2610" w14:font="MS Gothic"/>
+          </w14:checkbox>
+        </w:sdtPr>
+        <w:sdtContent>
+          <w:r>
+            <w:rPr>
+              <w:rFonts w:ascii="MS Gothic" w:eastAsia="MS Gothic" w:hAnsi="MS Gothic" w:hint="eastAsia"/>
+            </w:rPr>
+            <w:t>☒</w:t>
+          </w:r>
+        </w:sdtContent>
+      </w:sdt>
       <w:r>
-        <w:t>o User input through keyboard or controller</w:t>
+        <w:t xml:space="preserve"> User input through keyboard or controller</w:t>
       </w:r>
     </w:p>
     <w:p>
+      <w:sdt>
+        <w:sdtPr>
+          <w:id w:val="-426889533"/>
+          <w14:checkbox>
+            <w14:checked w14:val="1"/>
+            <w14:checkedState w14:val="2612" w14:font="MS Gothic"/>
+            <w14:uncheckedState w14:val="2610" w14:font="MS Gothic"/>
+          </w14:checkbox>
+        </w:sdtPr>
+        <w:sdtContent>
+          <w:r>
+            <w:rPr>
+              <w:rFonts w:ascii="MS Gothic" w:eastAsia="MS Gothic" w:hAnsi="MS Gothic" w:hint="eastAsia"/>
+            </w:rPr>
+            <w:t>☒</w:t>
+          </w:r>
+        </w:sdtContent>
+      </w:sdt>
       <w:r>
-        <w:t>o At least one object that the player has control over</w:t>
+        <w:t xml:space="preserve"> At least one object that the player has control over</w:t>
       </w:r>
     </w:p>
     <w:p>
+      <w:sdt>
+        <w:sdtPr>
+          <w:id w:val="-206486054"/>
+          <w14:checkbox>
+            <w14:checked w14:val="1"/>
+            <w14:checkedState w14:val="2612" w14:font="MS Gothic"/>
+            <w14:uncheckedState w14:val="2610" w14:font="MS Gothic"/>
+          </w14:checkbox>
+        </w:sdtPr>
+        <w:sdtContent>
+          <w:r>
+            <w:rPr>
+              <w:rFonts w:ascii="MS Gothic" w:eastAsia="MS Gothic" w:hAnsi="MS Gothic" w:hint="eastAsia"/>
+            </w:rPr>
+            <w:t>☒</w:t>
+          </w:r>
+        </w:sdtContent>
+      </w:sdt>
       <w:r>
-        <w:t>o At least two objects that can interact with each other</w:t>
+        <w:t xml:space="preserve"> At least two objects that can interact with each other</w:t>
+      </w:r>
+      <w:r>
+        <w:br/>
+        <w:t xml:space="preserve"> </w:t>
+      </w:r>
+      <w:r>
+        <w:tab/>
+        <w:t>(</w:t>
+      </w:r>
+      <w:r>
+        <w:t>One of these might be the player-controlled object</w:t>
+      </w:r>
+      <w:r>
+        <w:t>)</w:t>
       </w:r>
     </w:p>
     <w:p>
+      <w:sdt>
+        <w:sdtPr>
+          <w:id w:val="-1414005934"/>
+          <w14:checkbox>
+            <w14:checked w14:val="1"/>
+            <w14:checkedState w14:val="2612" w14:font="MS Gothic"/>
+            <w14:uncheckedState w14:val="2610" w14:font="MS Gothic"/>
+          </w14:checkbox>
+        </w:sdtPr>
+        <w:sdtContent>
+          <w:r>
+            <w:rPr>
+              <w:rFonts w:ascii="MS Gothic" w:eastAsia="MS Gothic" w:hAnsi="MS Gothic" w:hint="eastAsia"/>
+            </w:rPr>
+            <w:t>☒</w:t>
+          </w:r>
+        </w:sdtContent>
+      </w:sdt>
       <w:r>
-        <w:sym w:font="Symbol" w:char="F0A7"/>
+        <w:t xml:space="preserve"> At least one object that is primarily driven through the physics system (2D or 3D)</w:t>
       </w:r>
       <w:r>
-        <w:t xml:space="preserve"> One of these might be the player-controlled object</w:t>
+        <w:t xml:space="preserve"> </w:t>
+      </w:r>
+      <w:r>
+        <w:br/>
+        <w:t xml:space="preserve"> </w:t>
+      </w:r>
+      <w:r>
+        <w:tab/>
+        <w:t>(</w:t>
+      </w:r>
+      <w:r>
+        <w:t>This may also be the player-controlled object</w:t>
+      </w:r>
+      <w:r>
+        <w:t>)</w:t>
       </w:r>
     </w:p>
     <w:p>
+      <w:sdt>
+        <w:sdtPr>
+          <w:id w:val="301818165"/>
+          <w14:checkbox>
+            <w14:checked w14:val="1"/>
+            <w14:checkedState w14:val="2612" w14:font="MS Gothic"/>
+            <w14:uncheckedState w14:val="2610" w14:font="MS Gothic"/>
+          </w14:checkbox>
+        </w:sdtPr>
+        <w:sdtContent>
+          <w:r>
+            <w:rPr>
+              <w:rFonts w:ascii="MS Gothic" w:eastAsia="MS Gothic" w:hAnsi="MS Gothic" w:hint="eastAsia"/>
+            </w:rPr>
+            <w:t>☒</w:t>
+          </w:r>
+        </w:sdtContent>
+      </w:sdt>
       <w:r>
-        <w:t>o At least one object that is primarily driven through the physics system (2D or 3D)</w:t>
+        <w:t xml:space="preserve"> </w:t>
+      </w:r>
+      <w:r>
+        <w:t>At least one imported asset</w:t>
       </w:r>
     </w:p>
     <w:p>
+      <w:sdt>
+        <w:sdtPr>
+          <w:id w:val="1083874222"/>
+          <w14:checkbox>
+            <w14:checked w14:val="0"/>
+            <w14:checkedState w14:val="2612" w14:font="MS Gothic"/>
+            <w14:uncheckedState w14:val="2610" w14:font="MS Gothic"/>
+          </w14:checkbox>
+        </w:sdtPr>
+        <w:sdtContent>
+          <w:r>
+            <w:rPr>
+              <w:rFonts w:ascii="MS Gothic" w:eastAsia="MS Gothic" w:hAnsi="MS Gothic" w:hint="eastAsia"/>
+            </w:rPr>
+            <w:t>☐</w:t>
+          </w:r>
+        </w:sdtContent>
+      </w:sdt>
       <w:r>
-        <w:sym w:font="Symbol" w:char="F0A7"/>
+        <w:t xml:space="preserve"> </w:t>
       </w:r>
-      <w:r>
-        <w:t xml:space="preserve"> This may also be the player-controlled object</w:t>
-      </w:r>
-    </w:p>
-    <w:p>
-      <w:r>
-        <w:t>o At least one imported asset</w:t>
-      </w:r>
-    </w:p>
-    <w:p>
-      <w:pPr>
-        <w:numPr>
-          <w:ilvl w:val="0"/>
-          <w:numId w:val="2"/>
-        </w:numPr>
-      </w:pPr>
       <w:r>
         <w:t>An established use of Version Control (likely git)</w:t>
       </w:r>
     </w:p>
     <w:p>
-      <w:pPr>
-        <w:numPr>
-          <w:ilvl w:val="0"/>
-          <w:numId w:val="2"/>
-        </w:numPr>
-      </w:pPr>
+      <w:sdt>
+        <w:sdtPr>
+          <w:id w:val="2139136936"/>
+          <w14:checkbox>
+            <w14:checked w14:val="0"/>
+            <w14:checkedState w14:val="2612" w14:font="MS Gothic"/>
+            <w14:uncheckedState w14:val="2610" w14:font="MS Gothic"/>
+          </w14:checkbox>
+        </w:sdtPr>
+        <w:sdtContent>
+          <w:r>
+            <w:rPr>
+              <w:rFonts w:ascii="MS Gothic" w:eastAsia="MS Gothic" w:hAnsi="MS Gothic" w:hint="eastAsia"/>
+            </w:rPr>
+            <w:t>☐</w:t>
+          </w:r>
+        </w:sdtContent>
+      </w:sdt>
+      <w:r>
+        <w:t xml:space="preserve"> </w:t>
+      </w:r>
       <w:r>
         <w:t>Supporting documentation (see the brief)</w:t>
       </w:r>
     </w:p>
     <w:p>
+      <w:sdt>
+        <w:sdtPr>
+          <w:id w:val="1094134305"/>
+          <w14:checkbox>
+            <w14:checked w14:val="0"/>
+            <w14:checkedState w14:val="2612" w14:font="MS Gothic"/>
+            <w14:uncheckedState w14:val="2610" w14:font="MS Gothic"/>
+          </w14:checkbox>
+        </w:sdtPr>
+        <w:sdtContent>
+          <w:r>
+            <w:rPr>
+              <w:rFonts w:ascii="MS Gothic" w:eastAsia="MS Gothic" w:hAnsi="MS Gothic" w:hint="eastAsia"/>
+            </w:rPr>
+            <w:t>☐</w:t>
+          </w:r>
+        </w:sdtContent>
+      </w:sdt>
       <w:r>
-        <w:t>Hopefully this commit works</w:t>
+        <w:t xml:space="preserve"> </w:t>
+      </w:r>
+      <w:r>
+        <w:t>The game is built to an executable that runs on lab PCs</w:t>
       </w:r>
     </w:p>
     <w:p/>
+    <w:p>
+      <w:r>
+        <w:rPr>
+          <w:b/>
+          <w:bCs/>
+          <w:u w:val="single"/>
+        </w:rPr>
+        <w:t>How to Play</w:t>
+      </w:r>
+    </w:p>
+    <w:p>
+      <w:r>
+        <w:t>Use WASD to move around. You can scope in while holding right mouse button and fire the gun with left mouse button.</w:t>
+      </w:r>
+    </w:p>
+    <w:p>
+      <w:r>
+        <w:t>To win each level shoot down all the ducks in the stall. To reset the level or move to another level, shoot the buttons on the store front.</w:t>
+      </w:r>
+    </w:p>
+    <w:p>
+      <w:r>
+        <w:rPr>
+          <w:b/>
+          <w:bCs/>
+          <w:u w:val="single"/>
+        </w:rPr>
+        <w:t>Repository</w:t>
+      </w:r>
+    </w:p>
+    <w:p>
+      <w:hyperlink r:id="rId7" w:history="1">
+        <w:r>
+          <w:rPr>
+            <w:rStyle w:val="Hyperlink"/>
+          </w:rPr>
+          <w:t>https://github.com/jamboy2209/HG-JM-Unit-1-Game</w:t>
+        </w:r>
+      </w:hyperlink>
+    </w:p>
+    <w:p>
+      <w:r>
+        <w:rPr>
+          <w:b/>
+          <w:bCs/>
+          <w:u w:val="single"/>
+        </w:rPr>
+        <w:t>AI Statement</w:t>
+      </w:r>
+    </w:p>
+    <w:p>
+      <w:r>
+        <w:t>No AI was used for this project</w:t>
+      </w:r>
+    </w:p>
+    <w:p>
+      <w:r>
+        <w:br w:type="page"/>
+      </w:r>
+    </w:p>
+    <w:p>
+      <w:r>
+        <w:rPr>
+          <w:b/>
+          <w:bCs/>
+          <w:u w:val="single"/>
+        </w:rPr>
+        <w:lastRenderedPageBreak/>
+        <w:t>Feature Contribution List</w:t>
+      </w:r>
+    </w:p>
+    <w:tbl>
+      <w:tblPr>
+        <w:tblW w:w="0" w:type="auto"/>
+        <w:tblInd w:w="-38" w:type="dxa"/>
+        <w:tblLayout w:type="fixed"/>
+        <w:tblCellMar>
+          <w:left w:w="30" w:type="dxa"/>
+          <w:right w:w="30" w:type="dxa"/>
+        </w:tblCellMar>
+        <w:tblLook w:val="0000" w:firstRow="0" w:lastRow="0" w:firstColumn="0" w:lastColumn="0" w:noHBand="0" w:noVBand="0"/>
+      </w:tblPr>
+      <w:tblGrid>
+        <w:gridCol w:w="2297"/>
+        <w:gridCol w:w="1047"/>
+        <w:gridCol w:w="1234"/>
+        <w:gridCol w:w="1596"/>
+        <w:gridCol w:w="1523"/>
+      </w:tblGrid>
+      <w:tr>
+        <w:tblPrEx>
+          <w:tblCellMar>
+            <w:top w:w="0" w:type="dxa"/>
+            <w:bottom w:w="0" w:type="dxa"/>
+          </w:tblCellMar>
+        </w:tblPrEx>
+        <w:trPr>
+          <w:trHeight w:val="186"/>
+        </w:trPr>
+        <w:tc>
+          <w:tcPr>
+            <w:tcW w:w="2297" w:type="dxa"/>
+            <w:tcBorders>
+              <w:top w:val="single" w:sz="12" w:space="0" w:color="000000"/>
+              <w:left w:val="single" w:sz="6" w:space="0" w:color="000000"/>
+              <w:bottom w:val="single" w:sz="12" w:space="0" w:color="000000"/>
+              <w:right w:val="single" w:sz="6" w:space="0" w:color="000000"/>
+            </w:tcBorders>
+            <w:shd w:val="solid" w:color="000000" w:fill="000000"/>
+          </w:tcPr>
+          <w:p>
+            <w:pPr>
+              <w:rPr>
+                <w:b/>
+                <w:bCs/>
+                <w:sz w:val="16"/>
+                <w:szCs w:val="16"/>
+                <w:u w:val="single"/>
+              </w:rPr>
+            </w:pPr>
+            <w:r>
+              <w:rPr>
+                <w:b/>
+                <w:bCs/>
+                <w:sz w:val="16"/>
+                <w:szCs w:val="16"/>
+                <w:u w:val="single"/>
+              </w:rPr>
+              <w:t>Task</w:t>
+            </w:r>
+          </w:p>
+        </w:tc>
+        <w:tc>
+          <w:tcPr>
+            <w:tcW w:w="1047" w:type="dxa"/>
+            <w:tcBorders>
+              <w:top w:val="single" w:sz="12" w:space="0" w:color="000000"/>
+              <w:left w:val="single" w:sz="6" w:space="0" w:color="000000"/>
+              <w:bottom w:val="single" w:sz="12" w:space="0" w:color="000000"/>
+              <w:right w:val="single" w:sz="6" w:space="0" w:color="000000"/>
+            </w:tcBorders>
+            <w:shd w:val="solid" w:color="000000" w:fill="000000"/>
+          </w:tcPr>
+          <w:p>
+            <w:pPr>
+              <w:rPr>
+                <w:b/>
+                <w:bCs/>
+                <w:sz w:val="16"/>
+                <w:szCs w:val="16"/>
+                <w:u w:val="single"/>
+              </w:rPr>
+            </w:pPr>
+            <w:r>
+              <w:rPr>
+                <w:b/>
+                <w:bCs/>
+                <w:sz w:val="16"/>
+                <w:szCs w:val="16"/>
+                <w:u w:val="single"/>
+              </w:rPr>
+              <w:t>Task Weight</w:t>
+            </w:r>
+          </w:p>
+        </w:tc>
+        <w:tc>
+          <w:tcPr>
+            <w:tcW w:w="1234" w:type="dxa"/>
+            <w:tcBorders>
+              <w:top w:val="single" w:sz="12" w:space="0" w:color="000000"/>
+              <w:left w:val="single" w:sz="6" w:space="0" w:color="000000"/>
+              <w:bottom w:val="single" w:sz="12" w:space="0" w:color="000000"/>
+              <w:right w:val="single" w:sz="6" w:space="0" w:color="000000"/>
+            </w:tcBorders>
+            <w:shd w:val="solid" w:color="000000" w:fill="000000"/>
+          </w:tcPr>
+          <w:p>
+            <w:pPr>
+              <w:rPr>
+                <w:b/>
+                <w:bCs/>
+                <w:sz w:val="16"/>
+                <w:szCs w:val="16"/>
+                <w:u w:val="single"/>
+              </w:rPr>
+            </w:pPr>
+            <w:r>
+              <w:rPr>
+                <w:b/>
+                <w:bCs/>
+                <w:sz w:val="16"/>
+                <w:szCs w:val="16"/>
+                <w:u w:val="single"/>
+              </w:rPr>
+              <w:t>Progress</w:t>
+            </w:r>
+          </w:p>
+        </w:tc>
+        <w:tc>
+          <w:tcPr>
+            <w:tcW w:w="1596" w:type="dxa"/>
+            <w:tcBorders>
+              <w:top w:val="single" w:sz="12" w:space="0" w:color="000000"/>
+              <w:left w:val="single" w:sz="6" w:space="0" w:color="000000"/>
+              <w:bottom w:val="single" w:sz="12" w:space="0" w:color="000000"/>
+              <w:right w:val="single" w:sz="6" w:space="0" w:color="000000"/>
+            </w:tcBorders>
+            <w:shd w:val="solid" w:color="000000" w:fill="000000"/>
+          </w:tcPr>
+          <w:p>
+            <w:pPr>
+              <w:rPr>
+                <w:b/>
+                <w:bCs/>
+                <w:sz w:val="16"/>
+                <w:szCs w:val="16"/>
+                <w:u w:val="single"/>
+              </w:rPr>
+            </w:pPr>
+            <w:r>
+              <w:rPr>
+                <w:b/>
+                <w:bCs/>
+                <w:sz w:val="16"/>
+                <w:szCs w:val="16"/>
+                <w:u w:val="single"/>
+              </w:rPr>
+              <w:t>Joshua Murphy</w:t>
+            </w:r>
+          </w:p>
+        </w:tc>
+        <w:tc>
+          <w:tcPr>
+            <w:tcW w:w="1523" w:type="dxa"/>
+            <w:tcBorders>
+              <w:top w:val="single" w:sz="12" w:space="0" w:color="000000"/>
+              <w:left w:val="single" w:sz="6" w:space="0" w:color="000000"/>
+              <w:bottom w:val="single" w:sz="12" w:space="0" w:color="000000"/>
+              <w:right w:val="single" w:sz="6" w:space="0" w:color="000000"/>
+            </w:tcBorders>
+            <w:shd w:val="solid" w:color="000000" w:fill="000000"/>
+          </w:tcPr>
+          <w:p>
+            <w:pPr>
+              <w:rPr>
+                <w:b/>
+                <w:bCs/>
+                <w:sz w:val="16"/>
+                <w:szCs w:val="16"/>
+                <w:u w:val="single"/>
+              </w:rPr>
+            </w:pPr>
+            <w:r>
+              <w:rPr>
+                <w:b/>
+                <w:bCs/>
+                <w:sz w:val="16"/>
+                <w:szCs w:val="16"/>
+                <w:u w:val="single"/>
+              </w:rPr>
+              <w:t>Hamish Glencross</w:t>
+            </w:r>
+          </w:p>
+        </w:tc>
+      </w:tr>
+      <w:tr>
+        <w:tblPrEx>
+          <w:tblCellMar>
+            <w:top w:w="0" w:type="dxa"/>
+            <w:bottom w:w="0" w:type="dxa"/>
+          </w:tblCellMar>
+        </w:tblPrEx>
+        <w:trPr>
+          <w:trHeight w:val="389"/>
+        </w:trPr>
+        <w:tc>
+          <w:tcPr>
+            <w:tcW w:w="2297" w:type="dxa"/>
+            <w:tcBorders>
+              <w:top w:val="single" w:sz="6" w:space="0" w:color="auto"/>
+              <w:left w:val="single" w:sz="6" w:space="0" w:color="auto"/>
+              <w:bottom w:val="single" w:sz="6" w:space="0" w:color="auto"/>
+              <w:right w:val="single" w:sz="6" w:space="0" w:color="auto"/>
+            </w:tcBorders>
+            <w:shd w:val="solid" w:color="C0C0C0" w:fill="C0C0C0"/>
+          </w:tcPr>
+          <w:p>
+            <w:pPr>
+              <w:rPr>
+                <w:b/>
+                <w:bCs/>
+                <w:sz w:val="16"/>
+                <w:szCs w:val="16"/>
+                <w:u w:val="single"/>
+              </w:rPr>
+            </w:pPr>
+            <w:r>
+              <w:rPr>
+                <w:b/>
+                <w:bCs/>
+                <w:sz w:val="16"/>
+                <w:szCs w:val="16"/>
+                <w:u w:val="single"/>
+              </w:rPr>
+              <w:t xml:space="preserve">Created testing scene and Made initial Git </w:t>
+            </w:r>
+            <w:proofErr w:type="spellStart"/>
+            <w:r>
+              <w:rPr>
+                <w:b/>
+                <w:bCs/>
+                <w:sz w:val="16"/>
+                <w:szCs w:val="16"/>
+                <w:u w:val="single"/>
+              </w:rPr>
+              <w:t>comits</w:t>
+            </w:r>
+            <w:proofErr w:type="spellEnd"/>
+          </w:p>
+        </w:tc>
+        <w:tc>
+          <w:tcPr>
+            <w:tcW w:w="1047" w:type="dxa"/>
+            <w:tcBorders>
+              <w:top w:val="single" w:sz="6" w:space="0" w:color="auto"/>
+              <w:left w:val="single" w:sz="6" w:space="0" w:color="auto"/>
+              <w:bottom w:val="single" w:sz="6" w:space="0" w:color="auto"/>
+              <w:right w:val="single" w:sz="6" w:space="0" w:color="auto"/>
+            </w:tcBorders>
+            <w:shd w:val="solid" w:color="CCFFCC" w:fill="C0C0C0"/>
+          </w:tcPr>
+          <w:p>
+            <w:pPr>
+              <w:rPr>
+                <w:b/>
+                <w:bCs/>
+                <w:sz w:val="16"/>
+                <w:szCs w:val="16"/>
+                <w:u w:val="single"/>
+              </w:rPr>
+            </w:pPr>
+            <w:r>
+              <w:rPr>
+                <w:b/>
+                <w:bCs/>
+                <w:sz w:val="16"/>
+                <w:szCs w:val="16"/>
+                <w:u w:val="single"/>
+              </w:rPr>
+              <w:t>4</w:t>
+            </w:r>
+          </w:p>
+        </w:tc>
+        <w:tc>
+          <w:tcPr>
+            <w:tcW w:w="1234" w:type="dxa"/>
+            <w:tcBorders>
+              <w:top w:val="single" w:sz="6" w:space="0" w:color="auto"/>
+              <w:left w:val="single" w:sz="6" w:space="0" w:color="auto"/>
+              <w:bottom w:val="single" w:sz="6" w:space="0" w:color="auto"/>
+              <w:right w:val="single" w:sz="6" w:space="0" w:color="auto"/>
+            </w:tcBorders>
+            <w:shd w:val="solid" w:color="339966" w:fill="C0C0C0"/>
+          </w:tcPr>
+          <w:p>
+            <w:pPr>
+              <w:rPr>
+                <w:b/>
+                <w:bCs/>
+                <w:sz w:val="16"/>
+                <w:szCs w:val="16"/>
+                <w:u w:val="single"/>
+              </w:rPr>
+            </w:pPr>
+            <w:r>
+              <w:rPr>
+                <w:b/>
+                <w:bCs/>
+                <w:sz w:val="16"/>
+                <w:szCs w:val="16"/>
+                <w:u w:val="single"/>
+              </w:rPr>
+              <w:t>Done</w:t>
+            </w:r>
+          </w:p>
+        </w:tc>
+        <w:tc>
+          <w:tcPr>
+            <w:tcW w:w="1596" w:type="dxa"/>
+            <w:tcBorders>
+              <w:top w:val="single" w:sz="6" w:space="0" w:color="auto"/>
+              <w:left w:val="single" w:sz="6" w:space="0" w:color="auto"/>
+              <w:bottom w:val="single" w:sz="6" w:space="0" w:color="auto"/>
+              <w:right w:val="single" w:sz="6" w:space="0" w:color="auto"/>
+            </w:tcBorders>
+            <w:shd w:val="solid" w:color="FFFFFF" w:fill="C0C0C0"/>
+          </w:tcPr>
+          <w:p>
+            <w:pPr>
+              <w:rPr>
+                <w:b/>
+                <w:bCs/>
+                <w:sz w:val="16"/>
+                <w:szCs w:val="16"/>
+                <w:u w:val="single"/>
+              </w:rPr>
+            </w:pPr>
+            <w:r>
+              <w:rPr>
+                <w:b/>
+                <w:bCs/>
+                <w:sz w:val="16"/>
+                <w:szCs w:val="16"/>
+                <w:u w:val="single"/>
+              </w:rPr>
+              <w:t>0%</w:t>
+            </w:r>
+          </w:p>
+        </w:tc>
+        <w:tc>
+          <w:tcPr>
+            <w:tcW w:w="1523" w:type="dxa"/>
+            <w:tcBorders>
+              <w:top w:val="single" w:sz="6" w:space="0" w:color="auto"/>
+              <w:left w:val="single" w:sz="6" w:space="0" w:color="auto"/>
+              <w:bottom w:val="single" w:sz="6" w:space="0" w:color="auto"/>
+              <w:right w:val="single" w:sz="6" w:space="0" w:color="auto"/>
+            </w:tcBorders>
+            <w:shd w:val="solid" w:color="339966" w:fill="C0C0C0"/>
+          </w:tcPr>
+          <w:p>
+            <w:pPr>
+              <w:rPr>
+                <w:b/>
+                <w:bCs/>
+                <w:sz w:val="16"/>
+                <w:szCs w:val="16"/>
+                <w:u w:val="single"/>
+              </w:rPr>
+            </w:pPr>
+            <w:r>
+              <w:rPr>
+                <w:b/>
+                <w:bCs/>
+                <w:sz w:val="16"/>
+                <w:szCs w:val="16"/>
+                <w:u w:val="single"/>
+              </w:rPr>
+              <w:t>100%</w:t>
+            </w:r>
+          </w:p>
+        </w:tc>
+      </w:tr>
+      <w:tr>
+        <w:tblPrEx>
+          <w:tblCellMar>
+            <w:top w:w="0" w:type="dxa"/>
+            <w:bottom w:w="0" w:type="dxa"/>
+          </w:tblCellMar>
+        </w:tblPrEx>
+        <w:trPr>
+          <w:trHeight w:val="389"/>
+        </w:trPr>
+        <w:tc>
+          <w:tcPr>
+            <w:tcW w:w="2297" w:type="dxa"/>
+            <w:tcBorders>
+              <w:top w:val="single" w:sz="6" w:space="0" w:color="auto"/>
+              <w:left w:val="single" w:sz="6" w:space="0" w:color="auto"/>
+              <w:bottom w:val="single" w:sz="6" w:space="0" w:color="auto"/>
+              <w:right w:val="single" w:sz="6" w:space="0" w:color="auto"/>
+            </w:tcBorders>
+          </w:tcPr>
+          <w:p>
+            <w:pPr>
+              <w:rPr>
+                <w:b/>
+                <w:bCs/>
+                <w:sz w:val="16"/>
+                <w:szCs w:val="16"/>
+                <w:u w:val="single"/>
+              </w:rPr>
+            </w:pPr>
+            <w:r>
+              <w:rPr>
+                <w:b/>
+                <w:bCs/>
+                <w:sz w:val="16"/>
+                <w:szCs w:val="16"/>
+                <w:u w:val="single"/>
+              </w:rPr>
+              <w:t>Added player movement and looking around functionality</w:t>
+            </w:r>
+          </w:p>
+        </w:tc>
+        <w:tc>
+          <w:tcPr>
+            <w:tcW w:w="1047" w:type="dxa"/>
+            <w:tcBorders>
+              <w:top w:val="single" w:sz="6" w:space="0" w:color="auto"/>
+              <w:left w:val="single" w:sz="6" w:space="0" w:color="auto"/>
+              <w:bottom w:val="single" w:sz="6" w:space="0" w:color="auto"/>
+              <w:right w:val="single" w:sz="6" w:space="0" w:color="auto"/>
+            </w:tcBorders>
+            <w:shd w:val="solid" w:color="339966" w:fill="auto"/>
+          </w:tcPr>
+          <w:p>
+            <w:pPr>
+              <w:rPr>
+                <w:b/>
+                <w:bCs/>
+                <w:sz w:val="16"/>
+                <w:szCs w:val="16"/>
+                <w:u w:val="single"/>
+              </w:rPr>
+            </w:pPr>
+            <w:r>
+              <w:rPr>
+                <w:b/>
+                <w:bCs/>
+                <w:sz w:val="16"/>
+                <w:szCs w:val="16"/>
+                <w:u w:val="single"/>
+              </w:rPr>
+              <w:t>7</w:t>
+            </w:r>
+          </w:p>
+        </w:tc>
+        <w:tc>
+          <w:tcPr>
+            <w:tcW w:w="1234" w:type="dxa"/>
+            <w:tcBorders>
+              <w:top w:val="single" w:sz="6" w:space="0" w:color="auto"/>
+              <w:left w:val="single" w:sz="6" w:space="0" w:color="auto"/>
+              <w:bottom w:val="single" w:sz="6" w:space="0" w:color="auto"/>
+              <w:right w:val="single" w:sz="6" w:space="0" w:color="auto"/>
+            </w:tcBorders>
+            <w:shd w:val="solid" w:color="339966" w:fill="auto"/>
+          </w:tcPr>
+          <w:p>
+            <w:pPr>
+              <w:rPr>
+                <w:b/>
+                <w:bCs/>
+                <w:sz w:val="16"/>
+                <w:szCs w:val="16"/>
+                <w:u w:val="single"/>
+              </w:rPr>
+            </w:pPr>
+            <w:r>
+              <w:rPr>
+                <w:b/>
+                <w:bCs/>
+                <w:sz w:val="16"/>
+                <w:szCs w:val="16"/>
+                <w:u w:val="single"/>
+              </w:rPr>
+              <w:t>Done</w:t>
+            </w:r>
+          </w:p>
+        </w:tc>
+        <w:tc>
+          <w:tcPr>
+            <w:tcW w:w="1596" w:type="dxa"/>
+            <w:tcBorders>
+              <w:top w:val="single" w:sz="6" w:space="0" w:color="auto"/>
+              <w:left w:val="single" w:sz="6" w:space="0" w:color="auto"/>
+              <w:bottom w:val="single" w:sz="6" w:space="0" w:color="auto"/>
+              <w:right w:val="single" w:sz="6" w:space="0" w:color="auto"/>
+            </w:tcBorders>
+            <w:shd w:val="solid" w:color="FFFFFF" w:fill="auto"/>
+          </w:tcPr>
+          <w:p>
+            <w:pPr>
+              <w:rPr>
+                <w:b/>
+                <w:bCs/>
+                <w:sz w:val="16"/>
+                <w:szCs w:val="16"/>
+                <w:u w:val="single"/>
+              </w:rPr>
+            </w:pPr>
+            <w:r>
+              <w:rPr>
+                <w:b/>
+                <w:bCs/>
+                <w:sz w:val="16"/>
+                <w:szCs w:val="16"/>
+                <w:u w:val="single"/>
+              </w:rPr>
+              <w:t>0%</w:t>
+            </w:r>
+          </w:p>
+        </w:tc>
+        <w:tc>
+          <w:tcPr>
+            <w:tcW w:w="1523" w:type="dxa"/>
+            <w:tcBorders>
+              <w:top w:val="single" w:sz="6" w:space="0" w:color="auto"/>
+              <w:left w:val="single" w:sz="6" w:space="0" w:color="auto"/>
+              <w:bottom w:val="single" w:sz="6" w:space="0" w:color="auto"/>
+              <w:right w:val="single" w:sz="6" w:space="0" w:color="auto"/>
+            </w:tcBorders>
+            <w:shd w:val="solid" w:color="339966" w:fill="auto"/>
+          </w:tcPr>
+          <w:p>
+            <w:pPr>
+              <w:rPr>
+                <w:b/>
+                <w:bCs/>
+                <w:sz w:val="16"/>
+                <w:szCs w:val="16"/>
+                <w:u w:val="single"/>
+              </w:rPr>
+            </w:pPr>
+            <w:r>
+              <w:rPr>
+                <w:b/>
+                <w:bCs/>
+                <w:sz w:val="16"/>
+                <w:szCs w:val="16"/>
+                <w:u w:val="single"/>
+              </w:rPr>
+              <w:t>100%</w:t>
+            </w:r>
+          </w:p>
+        </w:tc>
+      </w:tr>
+      <w:tr>
+        <w:tblPrEx>
+          <w:tblCellMar>
+            <w:top w:w="0" w:type="dxa"/>
+            <w:bottom w:w="0" w:type="dxa"/>
+          </w:tblCellMar>
+        </w:tblPrEx>
+        <w:trPr>
+          <w:trHeight w:val="389"/>
+        </w:trPr>
+        <w:tc>
+          <w:tcPr>
+            <w:tcW w:w="2297" w:type="dxa"/>
+            <w:tcBorders>
+              <w:top w:val="single" w:sz="6" w:space="0" w:color="auto"/>
+              <w:left w:val="single" w:sz="6" w:space="0" w:color="auto"/>
+              <w:bottom w:val="single" w:sz="6" w:space="0" w:color="auto"/>
+              <w:right w:val="single" w:sz="6" w:space="0" w:color="auto"/>
+            </w:tcBorders>
+            <w:shd w:val="solid" w:color="C0C0C0" w:fill="C0C0C0"/>
+          </w:tcPr>
+          <w:p>
+            <w:pPr>
+              <w:rPr>
+                <w:b/>
+                <w:bCs/>
+                <w:sz w:val="16"/>
+                <w:szCs w:val="16"/>
+                <w:u w:val="single"/>
+              </w:rPr>
+            </w:pPr>
+            <w:r>
+              <w:rPr>
+                <w:b/>
+                <w:bCs/>
+                <w:sz w:val="16"/>
+                <w:szCs w:val="16"/>
+                <w:u w:val="single"/>
+              </w:rPr>
+              <w:t>Added scoping in and shooting detection</w:t>
+            </w:r>
+          </w:p>
+        </w:tc>
+        <w:tc>
+          <w:tcPr>
+            <w:tcW w:w="1047" w:type="dxa"/>
+            <w:tcBorders>
+              <w:top w:val="single" w:sz="6" w:space="0" w:color="auto"/>
+              <w:left w:val="single" w:sz="6" w:space="0" w:color="auto"/>
+              <w:bottom w:val="single" w:sz="6" w:space="0" w:color="auto"/>
+              <w:right w:val="single" w:sz="6" w:space="0" w:color="auto"/>
+            </w:tcBorders>
+            <w:shd w:val="solid" w:color="339966" w:fill="C0C0C0"/>
+          </w:tcPr>
+          <w:p>
+            <w:pPr>
+              <w:rPr>
+                <w:b/>
+                <w:bCs/>
+                <w:sz w:val="16"/>
+                <w:szCs w:val="16"/>
+                <w:u w:val="single"/>
+              </w:rPr>
+            </w:pPr>
+            <w:r>
+              <w:rPr>
+                <w:b/>
+                <w:bCs/>
+                <w:sz w:val="16"/>
+                <w:szCs w:val="16"/>
+                <w:u w:val="single"/>
+              </w:rPr>
+              <w:t>8</w:t>
+            </w:r>
+          </w:p>
+        </w:tc>
+        <w:tc>
+          <w:tcPr>
+            <w:tcW w:w="1234" w:type="dxa"/>
+            <w:tcBorders>
+              <w:top w:val="single" w:sz="6" w:space="0" w:color="auto"/>
+              <w:left w:val="single" w:sz="6" w:space="0" w:color="auto"/>
+              <w:bottom w:val="single" w:sz="6" w:space="0" w:color="auto"/>
+              <w:right w:val="single" w:sz="6" w:space="0" w:color="auto"/>
+            </w:tcBorders>
+            <w:shd w:val="solid" w:color="339966" w:fill="C0C0C0"/>
+          </w:tcPr>
+          <w:p>
+            <w:pPr>
+              <w:rPr>
+                <w:b/>
+                <w:bCs/>
+                <w:sz w:val="16"/>
+                <w:szCs w:val="16"/>
+                <w:u w:val="single"/>
+              </w:rPr>
+            </w:pPr>
+            <w:r>
+              <w:rPr>
+                <w:b/>
+                <w:bCs/>
+                <w:sz w:val="16"/>
+                <w:szCs w:val="16"/>
+                <w:u w:val="single"/>
+              </w:rPr>
+              <w:t>Done</w:t>
+            </w:r>
+          </w:p>
+        </w:tc>
+        <w:tc>
+          <w:tcPr>
+            <w:tcW w:w="1596" w:type="dxa"/>
+            <w:tcBorders>
+              <w:top w:val="single" w:sz="6" w:space="0" w:color="auto"/>
+              <w:left w:val="single" w:sz="6" w:space="0" w:color="auto"/>
+              <w:bottom w:val="single" w:sz="6" w:space="0" w:color="auto"/>
+              <w:right w:val="single" w:sz="6" w:space="0" w:color="auto"/>
+            </w:tcBorders>
+            <w:shd w:val="solid" w:color="FFFFFF" w:fill="C0C0C0"/>
+          </w:tcPr>
+          <w:p>
+            <w:pPr>
+              <w:rPr>
+                <w:b/>
+                <w:bCs/>
+                <w:sz w:val="16"/>
+                <w:szCs w:val="16"/>
+                <w:u w:val="single"/>
+              </w:rPr>
+            </w:pPr>
+            <w:r>
+              <w:rPr>
+                <w:b/>
+                <w:bCs/>
+                <w:sz w:val="16"/>
+                <w:szCs w:val="16"/>
+                <w:u w:val="single"/>
+              </w:rPr>
+              <w:t>0%</w:t>
+            </w:r>
+          </w:p>
+        </w:tc>
+        <w:tc>
+          <w:tcPr>
+            <w:tcW w:w="1523" w:type="dxa"/>
+            <w:tcBorders>
+              <w:top w:val="single" w:sz="6" w:space="0" w:color="auto"/>
+              <w:left w:val="single" w:sz="6" w:space="0" w:color="auto"/>
+              <w:bottom w:val="single" w:sz="6" w:space="0" w:color="auto"/>
+              <w:right w:val="single" w:sz="6" w:space="0" w:color="auto"/>
+            </w:tcBorders>
+            <w:shd w:val="solid" w:color="339966" w:fill="C0C0C0"/>
+          </w:tcPr>
+          <w:p>
+            <w:pPr>
+              <w:rPr>
+                <w:b/>
+                <w:bCs/>
+                <w:sz w:val="16"/>
+                <w:szCs w:val="16"/>
+                <w:u w:val="single"/>
+              </w:rPr>
+            </w:pPr>
+            <w:r>
+              <w:rPr>
+                <w:b/>
+                <w:bCs/>
+                <w:sz w:val="16"/>
+                <w:szCs w:val="16"/>
+                <w:u w:val="single"/>
+              </w:rPr>
+              <w:t>100%</w:t>
+            </w:r>
+          </w:p>
+        </w:tc>
+      </w:tr>
+      <w:tr>
+        <w:tblPrEx>
+          <w:tblCellMar>
+            <w:top w:w="0" w:type="dxa"/>
+            <w:bottom w:w="0" w:type="dxa"/>
+          </w:tblCellMar>
+        </w:tblPrEx>
+        <w:trPr>
+          <w:trHeight w:val="389"/>
+        </w:trPr>
+        <w:tc>
+          <w:tcPr>
+            <w:tcW w:w="2297" w:type="dxa"/>
+            <w:tcBorders>
+              <w:top w:val="single" w:sz="6" w:space="0" w:color="auto"/>
+              <w:left w:val="single" w:sz="6" w:space="0" w:color="auto"/>
+              <w:bottom w:val="single" w:sz="6" w:space="0" w:color="auto"/>
+              <w:right w:val="single" w:sz="6" w:space="0" w:color="auto"/>
+            </w:tcBorders>
+          </w:tcPr>
+          <w:p>
+            <w:pPr>
+              <w:rPr>
+                <w:b/>
+                <w:bCs/>
+                <w:sz w:val="16"/>
+                <w:szCs w:val="16"/>
+                <w:u w:val="single"/>
+              </w:rPr>
+            </w:pPr>
+            <w:r>
+              <w:rPr>
+                <w:b/>
+                <w:bCs/>
+                <w:sz w:val="16"/>
+                <w:szCs w:val="16"/>
+                <w:u w:val="single"/>
+              </w:rPr>
+              <w:t>Added object hit detection</w:t>
+            </w:r>
+          </w:p>
+        </w:tc>
+        <w:tc>
+          <w:tcPr>
+            <w:tcW w:w="1047" w:type="dxa"/>
+            <w:tcBorders>
+              <w:top w:val="single" w:sz="6" w:space="0" w:color="auto"/>
+              <w:left w:val="single" w:sz="6" w:space="0" w:color="auto"/>
+              <w:bottom w:val="single" w:sz="6" w:space="0" w:color="auto"/>
+              <w:right w:val="single" w:sz="6" w:space="0" w:color="auto"/>
+            </w:tcBorders>
+            <w:shd w:val="solid" w:color="FFFFFF" w:fill="auto"/>
+          </w:tcPr>
+          <w:p>
+            <w:pPr>
+              <w:rPr>
+                <w:b/>
+                <w:bCs/>
+                <w:sz w:val="16"/>
+                <w:szCs w:val="16"/>
+                <w:u w:val="single"/>
+              </w:rPr>
+            </w:pPr>
+            <w:r>
+              <w:rPr>
+                <w:b/>
+                <w:bCs/>
+                <w:sz w:val="16"/>
+                <w:szCs w:val="16"/>
+                <w:u w:val="single"/>
+              </w:rPr>
+              <w:t>3</w:t>
+            </w:r>
+          </w:p>
+        </w:tc>
+        <w:tc>
+          <w:tcPr>
+            <w:tcW w:w="1234" w:type="dxa"/>
+            <w:tcBorders>
+              <w:top w:val="single" w:sz="6" w:space="0" w:color="auto"/>
+              <w:left w:val="single" w:sz="6" w:space="0" w:color="auto"/>
+              <w:bottom w:val="single" w:sz="6" w:space="0" w:color="auto"/>
+              <w:right w:val="single" w:sz="6" w:space="0" w:color="auto"/>
+            </w:tcBorders>
+            <w:shd w:val="solid" w:color="339966" w:fill="auto"/>
+          </w:tcPr>
+          <w:p>
+            <w:pPr>
+              <w:rPr>
+                <w:b/>
+                <w:bCs/>
+                <w:sz w:val="16"/>
+                <w:szCs w:val="16"/>
+                <w:u w:val="single"/>
+              </w:rPr>
+            </w:pPr>
+            <w:r>
+              <w:rPr>
+                <w:b/>
+                <w:bCs/>
+                <w:sz w:val="16"/>
+                <w:szCs w:val="16"/>
+                <w:u w:val="single"/>
+              </w:rPr>
+              <w:t>Done</w:t>
+            </w:r>
+          </w:p>
+        </w:tc>
+        <w:tc>
+          <w:tcPr>
+            <w:tcW w:w="1596" w:type="dxa"/>
+            <w:tcBorders>
+              <w:top w:val="single" w:sz="6" w:space="0" w:color="auto"/>
+              <w:left w:val="single" w:sz="6" w:space="0" w:color="auto"/>
+              <w:bottom w:val="single" w:sz="6" w:space="0" w:color="auto"/>
+              <w:right w:val="single" w:sz="6" w:space="0" w:color="auto"/>
+            </w:tcBorders>
+            <w:shd w:val="solid" w:color="FFFFFF" w:fill="auto"/>
+          </w:tcPr>
+          <w:p>
+            <w:pPr>
+              <w:rPr>
+                <w:b/>
+                <w:bCs/>
+                <w:sz w:val="16"/>
+                <w:szCs w:val="16"/>
+                <w:u w:val="single"/>
+              </w:rPr>
+            </w:pPr>
+            <w:r>
+              <w:rPr>
+                <w:b/>
+                <w:bCs/>
+                <w:sz w:val="16"/>
+                <w:szCs w:val="16"/>
+                <w:u w:val="single"/>
+              </w:rPr>
+              <w:t>0%</w:t>
+            </w:r>
+          </w:p>
+        </w:tc>
+        <w:tc>
+          <w:tcPr>
+            <w:tcW w:w="1523" w:type="dxa"/>
+            <w:tcBorders>
+              <w:top w:val="single" w:sz="6" w:space="0" w:color="auto"/>
+              <w:left w:val="single" w:sz="6" w:space="0" w:color="auto"/>
+              <w:bottom w:val="single" w:sz="6" w:space="0" w:color="auto"/>
+              <w:right w:val="single" w:sz="6" w:space="0" w:color="auto"/>
+            </w:tcBorders>
+            <w:shd w:val="solid" w:color="339966" w:fill="auto"/>
+          </w:tcPr>
+          <w:p>
+            <w:pPr>
+              <w:rPr>
+                <w:b/>
+                <w:bCs/>
+                <w:sz w:val="16"/>
+                <w:szCs w:val="16"/>
+                <w:u w:val="single"/>
+              </w:rPr>
+            </w:pPr>
+            <w:r>
+              <w:rPr>
+                <w:b/>
+                <w:bCs/>
+                <w:sz w:val="16"/>
+                <w:szCs w:val="16"/>
+                <w:u w:val="single"/>
+              </w:rPr>
+              <w:t>100%</w:t>
+            </w:r>
+          </w:p>
+        </w:tc>
+      </w:tr>
+      <w:tr>
+        <w:tblPrEx>
+          <w:tblCellMar>
+            <w:top w:w="0" w:type="dxa"/>
+            <w:bottom w:w="0" w:type="dxa"/>
+          </w:tblCellMar>
+        </w:tblPrEx>
+        <w:trPr>
+          <w:trHeight w:val="389"/>
+        </w:trPr>
+        <w:tc>
+          <w:tcPr>
+            <w:tcW w:w="2297" w:type="dxa"/>
+            <w:tcBorders>
+              <w:top w:val="single" w:sz="6" w:space="0" w:color="auto"/>
+              <w:left w:val="single" w:sz="6" w:space="0" w:color="auto"/>
+              <w:bottom w:val="single" w:sz="6" w:space="0" w:color="auto"/>
+              <w:right w:val="single" w:sz="6" w:space="0" w:color="auto"/>
+            </w:tcBorders>
+            <w:shd w:val="solid" w:color="C0C0C0" w:fill="C0C0C0"/>
+          </w:tcPr>
+          <w:p>
+            <w:pPr>
+              <w:rPr>
+                <w:b/>
+                <w:bCs/>
+                <w:sz w:val="16"/>
+                <w:szCs w:val="16"/>
+                <w:u w:val="single"/>
+              </w:rPr>
+            </w:pPr>
+            <w:r>
+              <w:rPr>
+                <w:b/>
+                <w:bCs/>
+                <w:sz w:val="16"/>
+                <w:szCs w:val="16"/>
+                <w:u w:val="single"/>
+              </w:rPr>
+              <w:t>Added wood flooring textures</w:t>
+            </w:r>
+          </w:p>
+        </w:tc>
+        <w:tc>
+          <w:tcPr>
+            <w:tcW w:w="1047" w:type="dxa"/>
+            <w:tcBorders>
+              <w:top w:val="single" w:sz="6" w:space="0" w:color="auto"/>
+              <w:left w:val="single" w:sz="6" w:space="0" w:color="auto"/>
+              <w:bottom w:val="single" w:sz="6" w:space="0" w:color="auto"/>
+              <w:right w:val="single" w:sz="6" w:space="0" w:color="auto"/>
+            </w:tcBorders>
+            <w:shd w:val="solid" w:color="C0C0C0" w:fill="C0C0C0"/>
+          </w:tcPr>
+          <w:p>
+            <w:pPr>
+              <w:rPr>
+                <w:b/>
+                <w:bCs/>
+                <w:sz w:val="16"/>
+                <w:szCs w:val="16"/>
+                <w:u w:val="single"/>
+              </w:rPr>
+            </w:pPr>
+            <w:r>
+              <w:rPr>
+                <w:b/>
+                <w:bCs/>
+                <w:sz w:val="16"/>
+                <w:szCs w:val="16"/>
+                <w:u w:val="single"/>
+              </w:rPr>
+              <w:t xml:space="preserve">Joshua </w:t>
+            </w:r>
+            <w:proofErr w:type="gramStart"/>
+            <w:r>
+              <w:rPr>
+                <w:b/>
+                <w:bCs/>
+                <w:sz w:val="16"/>
+                <w:szCs w:val="16"/>
+                <w:u w:val="single"/>
+              </w:rPr>
+              <w:t>fill</w:t>
+            </w:r>
+            <w:proofErr w:type="gramEnd"/>
+            <w:r>
+              <w:rPr>
+                <w:b/>
+                <w:bCs/>
+                <w:sz w:val="16"/>
+                <w:szCs w:val="16"/>
+                <w:u w:val="single"/>
+              </w:rPr>
+              <w:t xml:space="preserve"> in here</w:t>
+            </w:r>
+          </w:p>
+        </w:tc>
+        <w:tc>
+          <w:tcPr>
+            <w:tcW w:w="1234" w:type="dxa"/>
+            <w:tcBorders>
+              <w:top w:val="single" w:sz="6" w:space="0" w:color="auto"/>
+              <w:left w:val="single" w:sz="6" w:space="0" w:color="auto"/>
+              <w:bottom w:val="single" w:sz="6" w:space="0" w:color="auto"/>
+              <w:right w:val="single" w:sz="6" w:space="0" w:color="auto"/>
+            </w:tcBorders>
+            <w:shd w:val="solid" w:color="339966" w:fill="C0C0C0"/>
+          </w:tcPr>
+          <w:p>
+            <w:pPr>
+              <w:rPr>
+                <w:b/>
+                <w:bCs/>
+                <w:sz w:val="16"/>
+                <w:szCs w:val="16"/>
+                <w:u w:val="single"/>
+              </w:rPr>
+            </w:pPr>
+            <w:r>
+              <w:rPr>
+                <w:b/>
+                <w:bCs/>
+                <w:sz w:val="16"/>
+                <w:szCs w:val="16"/>
+                <w:u w:val="single"/>
+              </w:rPr>
+              <w:t>Done</w:t>
+            </w:r>
+          </w:p>
+        </w:tc>
+        <w:tc>
+          <w:tcPr>
+            <w:tcW w:w="1596" w:type="dxa"/>
+            <w:tcBorders>
+              <w:top w:val="single" w:sz="6" w:space="0" w:color="auto"/>
+              <w:left w:val="single" w:sz="6" w:space="0" w:color="auto"/>
+              <w:bottom w:val="single" w:sz="6" w:space="0" w:color="auto"/>
+              <w:right w:val="single" w:sz="6" w:space="0" w:color="auto"/>
+            </w:tcBorders>
+            <w:shd w:val="solid" w:color="339966" w:fill="C0C0C0"/>
+          </w:tcPr>
+          <w:p>
+            <w:pPr>
+              <w:rPr>
+                <w:b/>
+                <w:bCs/>
+                <w:sz w:val="16"/>
+                <w:szCs w:val="16"/>
+                <w:u w:val="single"/>
+              </w:rPr>
+            </w:pPr>
+            <w:r>
+              <w:rPr>
+                <w:b/>
+                <w:bCs/>
+                <w:sz w:val="16"/>
+                <w:szCs w:val="16"/>
+                <w:u w:val="single"/>
+              </w:rPr>
+              <w:t>100%</w:t>
+            </w:r>
+          </w:p>
+        </w:tc>
+        <w:tc>
+          <w:tcPr>
+            <w:tcW w:w="1523" w:type="dxa"/>
+            <w:tcBorders>
+              <w:top w:val="single" w:sz="6" w:space="0" w:color="auto"/>
+              <w:left w:val="single" w:sz="6" w:space="0" w:color="auto"/>
+              <w:bottom w:val="single" w:sz="6" w:space="0" w:color="auto"/>
+              <w:right w:val="single" w:sz="6" w:space="0" w:color="auto"/>
+            </w:tcBorders>
+            <w:shd w:val="solid" w:color="FFFFFF" w:fill="C0C0C0"/>
+          </w:tcPr>
+          <w:p>
+            <w:pPr>
+              <w:rPr>
+                <w:b/>
+                <w:bCs/>
+                <w:sz w:val="16"/>
+                <w:szCs w:val="16"/>
+                <w:u w:val="single"/>
+              </w:rPr>
+            </w:pPr>
+            <w:r>
+              <w:rPr>
+                <w:b/>
+                <w:bCs/>
+                <w:sz w:val="16"/>
+                <w:szCs w:val="16"/>
+                <w:u w:val="single"/>
+              </w:rPr>
+              <w:t>0%</w:t>
+            </w:r>
+          </w:p>
+        </w:tc>
+      </w:tr>
+      <w:tr>
+        <w:tblPrEx>
+          <w:tblCellMar>
+            <w:top w:w="0" w:type="dxa"/>
+            <w:bottom w:w="0" w:type="dxa"/>
+          </w:tblCellMar>
+        </w:tblPrEx>
+        <w:trPr>
+          <w:trHeight w:val="389"/>
+        </w:trPr>
+        <w:tc>
+          <w:tcPr>
+            <w:tcW w:w="2297" w:type="dxa"/>
+            <w:tcBorders>
+              <w:top w:val="single" w:sz="6" w:space="0" w:color="auto"/>
+              <w:left w:val="single" w:sz="6" w:space="0" w:color="auto"/>
+              <w:bottom w:val="single" w:sz="6" w:space="0" w:color="auto"/>
+              <w:right w:val="single" w:sz="6" w:space="0" w:color="auto"/>
+            </w:tcBorders>
+          </w:tcPr>
+          <w:p>
+            <w:pPr>
+              <w:rPr>
+                <w:b/>
+                <w:bCs/>
+                <w:sz w:val="16"/>
+                <w:szCs w:val="16"/>
+                <w:u w:val="single"/>
+              </w:rPr>
+            </w:pPr>
+            <w:r>
+              <w:rPr>
+                <w:b/>
+                <w:bCs/>
+                <w:sz w:val="16"/>
+                <w:szCs w:val="16"/>
+                <w:u w:val="single"/>
+              </w:rPr>
+              <w:t>Fixed scoping and added force testing cubes</w:t>
+            </w:r>
+          </w:p>
+        </w:tc>
+        <w:tc>
+          <w:tcPr>
+            <w:tcW w:w="1047" w:type="dxa"/>
+            <w:tcBorders>
+              <w:top w:val="single" w:sz="6" w:space="0" w:color="auto"/>
+              <w:left w:val="single" w:sz="6" w:space="0" w:color="auto"/>
+              <w:bottom w:val="single" w:sz="6" w:space="0" w:color="auto"/>
+              <w:right w:val="single" w:sz="6" w:space="0" w:color="auto"/>
+            </w:tcBorders>
+            <w:shd w:val="solid" w:color="CCFFCC" w:fill="auto"/>
+          </w:tcPr>
+          <w:p>
+            <w:pPr>
+              <w:rPr>
+                <w:b/>
+                <w:bCs/>
+                <w:sz w:val="16"/>
+                <w:szCs w:val="16"/>
+                <w:u w:val="single"/>
+              </w:rPr>
+            </w:pPr>
+            <w:r>
+              <w:rPr>
+                <w:b/>
+                <w:bCs/>
+                <w:sz w:val="16"/>
+                <w:szCs w:val="16"/>
+                <w:u w:val="single"/>
+              </w:rPr>
+              <w:t>5</w:t>
+            </w:r>
+          </w:p>
+        </w:tc>
+        <w:tc>
+          <w:tcPr>
+            <w:tcW w:w="1234" w:type="dxa"/>
+            <w:tcBorders>
+              <w:top w:val="single" w:sz="6" w:space="0" w:color="auto"/>
+              <w:left w:val="single" w:sz="6" w:space="0" w:color="auto"/>
+              <w:bottom w:val="single" w:sz="6" w:space="0" w:color="auto"/>
+              <w:right w:val="single" w:sz="6" w:space="0" w:color="auto"/>
+            </w:tcBorders>
+            <w:shd w:val="solid" w:color="339966" w:fill="auto"/>
+          </w:tcPr>
+          <w:p>
+            <w:pPr>
+              <w:rPr>
+                <w:b/>
+                <w:bCs/>
+                <w:sz w:val="16"/>
+                <w:szCs w:val="16"/>
+                <w:u w:val="single"/>
+              </w:rPr>
+            </w:pPr>
+            <w:r>
+              <w:rPr>
+                <w:b/>
+                <w:bCs/>
+                <w:sz w:val="16"/>
+                <w:szCs w:val="16"/>
+                <w:u w:val="single"/>
+              </w:rPr>
+              <w:t>Done</w:t>
+            </w:r>
+          </w:p>
+        </w:tc>
+        <w:tc>
+          <w:tcPr>
+            <w:tcW w:w="1596" w:type="dxa"/>
+            <w:tcBorders>
+              <w:top w:val="single" w:sz="6" w:space="0" w:color="auto"/>
+              <w:left w:val="single" w:sz="6" w:space="0" w:color="auto"/>
+              <w:bottom w:val="single" w:sz="6" w:space="0" w:color="auto"/>
+              <w:right w:val="single" w:sz="6" w:space="0" w:color="auto"/>
+            </w:tcBorders>
+            <w:shd w:val="solid" w:color="FFFFFF" w:fill="auto"/>
+          </w:tcPr>
+          <w:p>
+            <w:pPr>
+              <w:rPr>
+                <w:b/>
+                <w:bCs/>
+                <w:sz w:val="16"/>
+                <w:szCs w:val="16"/>
+                <w:u w:val="single"/>
+              </w:rPr>
+            </w:pPr>
+            <w:r>
+              <w:rPr>
+                <w:b/>
+                <w:bCs/>
+                <w:sz w:val="16"/>
+                <w:szCs w:val="16"/>
+                <w:u w:val="single"/>
+              </w:rPr>
+              <w:t>0%</w:t>
+            </w:r>
+          </w:p>
+        </w:tc>
+        <w:tc>
+          <w:tcPr>
+            <w:tcW w:w="1523" w:type="dxa"/>
+            <w:tcBorders>
+              <w:top w:val="single" w:sz="6" w:space="0" w:color="auto"/>
+              <w:left w:val="single" w:sz="6" w:space="0" w:color="auto"/>
+              <w:bottom w:val="single" w:sz="6" w:space="0" w:color="auto"/>
+              <w:right w:val="single" w:sz="6" w:space="0" w:color="auto"/>
+            </w:tcBorders>
+            <w:shd w:val="solid" w:color="339966" w:fill="auto"/>
+          </w:tcPr>
+          <w:p>
+            <w:pPr>
+              <w:rPr>
+                <w:b/>
+                <w:bCs/>
+                <w:sz w:val="16"/>
+                <w:szCs w:val="16"/>
+                <w:u w:val="single"/>
+              </w:rPr>
+            </w:pPr>
+            <w:r>
+              <w:rPr>
+                <w:b/>
+                <w:bCs/>
+                <w:sz w:val="16"/>
+                <w:szCs w:val="16"/>
+                <w:u w:val="single"/>
+              </w:rPr>
+              <w:t>100%</w:t>
+            </w:r>
+          </w:p>
+        </w:tc>
+      </w:tr>
+      <w:tr>
+        <w:tblPrEx>
+          <w:tblCellMar>
+            <w:top w:w="0" w:type="dxa"/>
+            <w:bottom w:w="0" w:type="dxa"/>
+          </w:tblCellMar>
+        </w:tblPrEx>
+        <w:trPr>
+          <w:trHeight w:val="389"/>
+        </w:trPr>
+        <w:tc>
+          <w:tcPr>
+            <w:tcW w:w="2297" w:type="dxa"/>
+            <w:tcBorders>
+              <w:top w:val="single" w:sz="6" w:space="0" w:color="auto"/>
+              <w:left w:val="single" w:sz="6" w:space="0" w:color="auto"/>
+              <w:bottom w:val="single" w:sz="6" w:space="0" w:color="auto"/>
+              <w:right w:val="single" w:sz="6" w:space="0" w:color="000000"/>
+            </w:tcBorders>
+            <w:shd w:val="solid" w:color="C0C0C0" w:fill="C0C0C0"/>
+          </w:tcPr>
+          <w:p>
+            <w:pPr>
+              <w:rPr>
+                <w:b/>
+                <w:bCs/>
+                <w:sz w:val="16"/>
+                <w:szCs w:val="16"/>
+                <w:u w:val="single"/>
+              </w:rPr>
+            </w:pPr>
+            <w:r>
+              <w:rPr>
+                <w:b/>
+                <w:bCs/>
+                <w:sz w:val="16"/>
+                <w:szCs w:val="16"/>
+                <w:u w:val="single"/>
+              </w:rPr>
+              <w:t>Added wave textures and built out flooring</w:t>
+            </w:r>
+          </w:p>
+        </w:tc>
+        <w:tc>
+          <w:tcPr>
+            <w:tcW w:w="1047" w:type="dxa"/>
+            <w:tcBorders>
+              <w:top w:val="single" w:sz="6" w:space="0" w:color="auto"/>
+              <w:left w:val="single" w:sz="6" w:space="0" w:color="auto"/>
+              <w:bottom w:val="single" w:sz="6" w:space="0" w:color="auto"/>
+              <w:right w:val="single" w:sz="6" w:space="0" w:color="auto"/>
+            </w:tcBorders>
+            <w:shd w:val="solid" w:color="C0C0C0" w:fill="C0C0C0"/>
+          </w:tcPr>
+          <w:p>
+            <w:pPr>
+              <w:rPr>
+                <w:b/>
+                <w:bCs/>
+                <w:sz w:val="16"/>
+                <w:szCs w:val="16"/>
+                <w:u w:val="single"/>
+              </w:rPr>
+            </w:pPr>
+            <w:r>
+              <w:rPr>
+                <w:b/>
+                <w:bCs/>
+                <w:sz w:val="16"/>
+                <w:szCs w:val="16"/>
+                <w:u w:val="single"/>
+              </w:rPr>
+              <w:t xml:space="preserve">Joshua </w:t>
+            </w:r>
+            <w:proofErr w:type="gramStart"/>
+            <w:r>
+              <w:rPr>
+                <w:b/>
+                <w:bCs/>
+                <w:sz w:val="16"/>
+                <w:szCs w:val="16"/>
+                <w:u w:val="single"/>
+              </w:rPr>
+              <w:t>fill</w:t>
+            </w:r>
+            <w:proofErr w:type="gramEnd"/>
+            <w:r>
+              <w:rPr>
+                <w:b/>
+                <w:bCs/>
+                <w:sz w:val="16"/>
+                <w:szCs w:val="16"/>
+                <w:u w:val="single"/>
+              </w:rPr>
+              <w:t xml:space="preserve"> in here</w:t>
+            </w:r>
+          </w:p>
+        </w:tc>
+        <w:tc>
+          <w:tcPr>
+            <w:tcW w:w="1234" w:type="dxa"/>
+            <w:tcBorders>
+              <w:top w:val="single" w:sz="6" w:space="0" w:color="auto"/>
+              <w:left w:val="single" w:sz="6" w:space="0" w:color="auto"/>
+              <w:bottom w:val="single" w:sz="6" w:space="0" w:color="auto"/>
+              <w:right w:val="single" w:sz="6" w:space="0" w:color="auto"/>
+            </w:tcBorders>
+            <w:shd w:val="solid" w:color="339966" w:fill="C0C0C0"/>
+          </w:tcPr>
+          <w:p>
+            <w:pPr>
+              <w:rPr>
+                <w:b/>
+                <w:bCs/>
+                <w:sz w:val="16"/>
+                <w:szCs w:val="16"/>
+                <w:u w:val="single"/>
+              </w:rPr>
+            </w:pPr>
+            <w:r>
+              <w:rPr>
+                <w:b/>
+                <w:bCs/>
+                <w:sz w:val="16"/>
+                <w:szCs w:val="16"/>
+                <w:u w:val="single"/>
+              </w:rPr>
+              <w:t>Done</w:t>
+            </w:r>
+          </w:p>
+        </w:tc>
+        <w:tc>
+          <w:tcPr>
+            <w:tcW w:w="1596" w:type="dxa"/>
+            <w:tcBorders>
+              <w:top w:val="single" w:sz="6" w:space="0" w:color="auto"/>
+              <w:left w:val="single" w:sz="6" w:space="0" w:color="000000"/>
+              <w:bottom w:val="single" w:sz="6" w:space="0" w:color="auto"/>
+              <w:right w:val="single" w:sz="6" w:space="0" w:color="auto"/>
+            </w:tcBorders>
+            <w:shd w:val="solid" w:color="339966" w:fill="C0C0C0"/>
+          </w:tcPr>
+          <w:p>
+            <w:pPr>
+              <w:rPr>
+                <w:b/>
+                <w:bCs/>
+                <w:sz w:val="16"/>
+                <w:szCs w:val="16"/>
+                <w:u w:val="single"/>
+              </w:rPr>
+            </w:pPr>
+            <w:r>
+              <w:rPr>
+                <w:b/>
+                <w:bCs/>
+                <w:sz w:val="16"/>
+                <w:szCs w:val="16"/>
+                <w:u w:val="single"/>
+              </w:rPr>
+              <w:t>100%</w:t>
+            </w:r>
+          </w:p>
+        </w:tc>
+        <w:tc>
+          <w:tcPr>
+            <w:tcW w:w="1523" w:type="dxa"/>
+            <w:tcBorders>
+              <w:top w:val="single" w:sz="6" w:space="0" w:color="auto"/>
+              <w:left w:val="single" w:sz="6" w:space="0" w:color="auto"/>
+              <w:bottom w:val="single" w:sz="6" w:space="0" w:color="auto"/>
+              <w:right w:val="single" w:sz="6" w:space="0" w:color="auto"/>
+            </w:tcBorders>
+            <w:shd w:val="solid" w:color="FFFFFF" w:fill="C0C0C0"/>
+          </w:tcPr>
+          <w:p>
+            <w:pPr>
+              <w:rPr>
+                <w:b/>
+                <w:bCs/>
+                <w:sz w:val="16"/>
+                <w:szCs w:val="16"/>
+                <w:u w:val="single"/>
+              </w:rPr>
+            </w:pPr>
+            <w:r>
+              <w:rPr>
+                <w:b/>
+                <w:bCs/>
+                <w:sz w:val="16"/>
+                <w:szCs w:val="16"/>
+                <w:u w:val="single"/>
+              </w:rPr>
+              <w:t>0%</w:t>
+            </w:r>
+          </w:p>
+        </w:tc>
+      </w:tr>
+      <w:tr>
+        <w:tblPrEx>
+          <w:tblCellMar>
+            <w:top w:w="0" w:type="dxa"/>
+            <w:bottom w:w="0" w:type="dxa"/>
+          </w:tblCellMar>
+        </w:tblPrEx>
+        <w:trPr>
+          <w:trHeight w:val="389"/>
+        </w:trPr>
+        <w:tc>
+          <w:tcPr>
+            <w:tcW w:w="2297" w:type="dxa"/>
+            <w:tcBorders>
+              <w:top w:val="single" w:sz="6" w:space="0" w:color="auto"/>
+              <w:left w:val="single" w:sz="6" w:space="0" w:color="auto"/>
+              <w:bottom w:val="single" w:sz="6" w:space="0" w:color="auto"/>
+              <w:right w:val="single" w:sz="6" w:space="0" w:color="000000"/>
+            </w:tcBorders>
+          </w:tcPr>
+          <w:p>
+            <w:pPr>
+              <w:rPr>
+                <w:b/>
+                <w:bCs/>
+                <w:sz w:val="16"/>
+                <w:szCs w:val="16"/>
+                <w:u w:val="single"/>
+              </w:rPr>
+            </w:pPr>
+            <w:r>
+              <w:rPr>
+                <w:b/>
+                <w:bCs/>
+                <w:sz w:val="16"/>
+                <w:szCs w:val="16"/>
+                <w:u w:val="single"/>
+              </w:rPr>
+              <w:t>Added wave movement</w:t>
+            </w:r>
+          </w:p>
+        </w:tc>
+        <w:tc>
+          <w:tcPr>
+            <w:tcW w:w="1047" w:type="dxa"/>
+            <w:tcBorders>
+              <w:top w:val="single" w:sz="6" w:space="0" w:color="auto"/>
+              <w:left w:val="single" w:sz="6" w:space="0" w:color="auto"/>
+              <w:bottom w:val="single" w:sz="6" w:space="0" w:color="auto"/>
+              <w:right w:val="single" w:sz="6" w:space="0" w:color="auto"/>
+            </w:tcBorders>
+            <w:shd w:val="solid" w:color="339966" w:fill="auto"/>
+          </w:tcPr>
+          <w:p>
+            <w:pPr>
+              <w:rPr>
+                <w:b/>
+                <w:bCs/>
+                <w:sz w:val="16"/>
+                <w:szCs w:val="16"/>
+                <w:u w:val="single"/>
+              </w:rPr>
+            </w:pPr>
+            <w:r>
+              <w:rPr>
+                <w:b/>
+                <w:bCs/>
+                <w:sz w:val="16"/>
+                <w:szCs w:val="16"/>
+                <w:u w:val="single"/>
+              </w:rPr>
+              <w:t>7</w:t>
+            </w:r>
+          </w:p>
+        </w:tc>
+        <w:tc>
+          <w:tcPr>
+            <w:tcW w:w="1234" w:type="dxa"/>
+            <w:tcBorders>
+              <w:top w:val="single" w:sz="6" w:space="0" w:color="auto"/>
+              <w:left w:val="single" w:sz="6" w:space="0" w:color="auto"/>
+              <w:bottom w:val="single" w:sz="6" w:space="0" w:color="auto"/>
+              <w:right w:val="single" w:sz="6" w:space="0" w:color="auto"/>
+            </w:tcBorders>
+            <w:shd w:val="solid" w:color="339966" w:fill="auto"/>
+          </w:tcPr>
+          <w:p>
+            <w:pPr>
+              <w:rPr>
+                <w:b/>
+                <w:bCs/>
+                <w:sz w:val="16"/>
+                <w:szCs w:val="16"/>
+                <w:u w:val="single"/>
+              </w:rPr>
+            </w:pPr>
+            <w:r>
+              <w:rPr>
+                <w:b/>
+                <w:bCs/>
+                <w:sz w:val="16"/>
+                <w:szCs w:val="16"/>
+                <w:u w:val="single"/>
+              </w:rPr>
+              <w:t>Done</w:t>
+            </w:r>
+          </w:p>
+        </w:tc>
+        <w:tc>
+          <w:tcPr>
+            <w:tcW w:w="1596" w:type="dxa"/>
+            <w:tcBorders>
+              <w:top w:val="single" w:sz="6" w:space="0" w:color="auto"/>
+              <w:left w:val="single" w:sz="6" w:space="0" w:color="000000"/>
+              <w:bottom w:val="single" w:sz="6" w:space="0" w:color="auto"/>
+              <w:right w:val="single" w:sz="6" w:space="0" w:color="auto"/>
+            </w:tcBorders>
+            <w:shd w:val="solid" w:color="FFFFFF" w:fill="auto"/>
+          </w:tcPr>
+          <w:p>
+            <w:pPr>
+              <w:rPr>
+                <w:b/>
+                <w:bCs/>
+                <w:sz w:val="16"/>
+                <w:szCs w:val="16"/>
+                <w:u w:val="single"/>
+              </w:rPr>
+            </w:pPr>
+            <w:r>
+              <w:rPr>
+                <w:b/>
+                <w:bCs/>
+                <w:sz w:val="16"/>
+                <w:szCs w:val="16"/>
+                <w:u w:val="single"/>
+              </w:rPr>
+              <w:t>0%</w:t>
+            </w:r>
+          </w:p>
+        </w:tc>
+        <w:tc>
+          <w:tcPr>
+            <w:tcW w:w="1523" w:type="dxa"/>
+            <w:tcBorders>
+              <w:top w:val="single" w:sz="6" w:space="0" w:color="auto"/>
+              <w:left w:val="single" w:sz="6" w:space="0" w:color="auto"/>
+              <w:bottom w:val="single" w:sz="6" w:space="0" w:color="auto"/>
+              <w:right w:val="single" w:sz="6" w:space="0" w:color="auto"/>
+            </w:tcBorders>
+            <w:shd w:val="solid" w:color="339966" w:fill="auto"/>
+          </w:tcPr>
+          <w:p>
+            <w:pPr>
+              <w:rPr>
+                <w:b/>
+                <w:bCs/>
+                <w:sz w:val="16"/>
+                <w:szCs w:val="16"/>
+                <w:u w:val="single"/>
+              </w:rPr>
+            </w:pPr>
+            <w:r>
+              <w:rPr>
+                <w:b/>
+                <w:bCs/>
+                <w:sz w:val="16"/>
+                <w:szCs w:val="16"/>
+                <w:u w:val="single"/>
+              </w:rPr>
+              <w:t>100%</w:t>
+            </w:r>
+          </w:p>
+        </w:tc>
+      </w:tr>
+      <w:tr>
+        <w:tblPrEx>
+          <w:tblCellMar>
+            <w:top w:w="0" w:type="dxa"/>
+            <w:bottom w:w="0" w:type="dxa"/>
+          </w:tblCellMar>
+        </w:tblPrEx>
+        <w:trPr>
+          <w:trHeight w:val="389"/>
+        </w:trPr>
+        <w:tc>
+          <w:tcPr>
+            <w:tcW w:w="2297" w:type="dxa"/>
+            <w:tcBorders>
+              <w:top w:val="single" w:sz="6" w:space="0" w:color="auto"/>
+              <w:left w:val="single" w:sz="6" w:space="0" w:color="auto"/>
+              <w:bottom w:val="single" w:sz="6" w:space="0" w:color="auto"/>
+              <w:right w:val="single" w:sz="6" w:space="0" w:color="000000"/>
+            </w:tcBorders>
+            <w:shd w:val="solid" w:color="C0C0C0" w:fill="C0C0C0"/>
+          </w:tcPr>
+          <w:p>
+            <w:pPr>
+              <w:rPr>
+                <w:b/>
+                <w:bCs/>
+                <w:sz w:val="16"/>
+                <w:szCs w:val="16"/>
+                <w:u w:val="single"/>
+              </w:rPr>
+            </w:pPr>
+            <w:r>
+              <w:rPr>
+                <w:b/>
+                <w:bCs/>
+                <w:sz w:val="16"/>
+                <w:szCs w:val="16"/>
+                <w:u w:val="single"/>
+              </w:rPr>
+              <w:t>Added temporary duck objects for testing code</w:t>
+            </w:r>
+          </w:p>
+        </w:tc>
+        <w:tc>
+          <w:tcPr>
+            <w:tcW w:w="1047" w:type="dxa"/>
+            <w:tcBorders>
+              <w:top w:val="single" w:sz="6" w:space="0" w:color="auto"/>
+              <w:left w:val="single" w:sz="6" w:space="0" w:color="auto"/>
+              <w:bottom w:val="single" w:sz="6" w:space="0" w:color="auto"/>
+              <w:right w:val="single" w:sz="6" w:space="0" w:color="auto"/>
+            </w:tcBorders>
+            <w:shd w:val="solid" w:color="CCFFCC" w:fill="C0C0C0"/>
+          </w:tcPr>
+          <w:p>
+            <w:pPr>
+              <w:rPr>
+                <w:b/>
+                <w:bCs/>
+                <w:sz w:val="16"/>
+                <w:szCs w:val="16"/>
+                <w:u w:val="single"/>
+              </w:rPr>
+            </w:pPr>
+            <w:r>
+              <w:rPr>
+                <w:b/>
+                <w:bCs/>
+                <w:sz w:val="16"/>
+                <w:szCs w:val="16"/>
+                <w:u w:val="single"/>
+              </w:rPr>
+              <w:t>5</w:t>
+            </w:r>
+          </w:p>
+        </w:tc>
+        <w:tc>
+          <w:tcPr>
+            <w:tcW w:w="1234" w:type="dxa"/>
+            <w:tcBorders>
+              <w:top w:val="single" w:sz="6" w:space="0" w:color="auto"/>
+              <w:left w:val="single" w:sz="6" w:space="0" w:color="auto"/>
+              <w:bottom w:val="single" w:sz="6" w:space="0" w:color="auto"/>
+              <w:right w:val="single" w:sz="6" w:space="0" w:color="auto"/>
+            </w:tcBorders>
+            <w:shd w:val="solid" w:color="339966" w:fill="C0C0C0"/>
+          </w:tcPr>
+          <w:p>
+            <w:pPr>
+              <w:rPr>
+                <w:b/>
+                <w:bCs/>
+                <w:sz w:val="16"/>
+                <w:szCs w:val="16"/>
+                <w:u w:val="single"/>
+              </w:rPr>
+            </w:pPr>
+            <w:r>
+              <w:rPr>
+                <w:b/>
+                <w:bCs/>
+                <w:sz w:val="16"/>
+                <w:szCs w:val="16"/>
+                <w:u w:val="single"/>
+              </w:rPr>
+              <w:t>Done</w:t>
+            </w:r>
+          </w:p>
+        </w:tc>
+        <w:tc>
+          <w:tcPr>
+            <w:tcW w:w="1596" w:type="dxa"/>
+            <w:tcBorders>
+              <w:top w:val="single" w:sz="6" w:space="0" w:color="auto"/>
+              <w:left w:val="single" w:sz="6" w:space="0" w:color="000000"/>
+              <w:bottom w:val="single" w:sz="6" w:space="0" w:color="auto"/>
+              <w:right w:val="single" w:sz="6" w:space="0" w:color="auto"/>
+            </w:tcBorders>
+            <w:shd w:val="solid" w:color="FFFFFF" w:fill="C0C0C0"/>
+          </w:tcPr>
+          <w:p>
+            <w:pPr>
+              <w:rPr>
+                <w:b/>
+                <w:bCs/>
+                <w:sz w:val="16"/>
+                <w:szCs w:val="16"/>
+                <w:u w:val="single"/>
+              </w:rPr>
+            </w:pPr>
+            <w:r>
+              <w:rPr>
+                <w:b/>
+                <w:bCs/>
+                <w:sz w:val="16"/>
+                <w:szCs w:val="16"/>
+                <w:u w:val="single"/>
+              </w:rPr>
+              <w:t>0%</w:t>
+            </w:r>
+          </w:p>
+        </w:tc>
+        <w:tc>
+          <w:tcPr>
+            <w:tcW w:w="1523" w:type="dxa"/>
+            <w:tcBorders>
+              <w:top w:val="single" w:sz="6" w:space="0" w:color="auto"/>
+              <w:left w:val="single" w:sz="6" w:space="0" w:color="auto"/>
+              <w:bottom w:val="single" w:sz="6" w:space="0" w:color="auto"/>
+              <w:right w:val="single" w:sz="6" w:space="0" w:color="auto"/>
+            </w:tcBorders>
+            <w:shd w:val="solid" w:color="339966" w:fill="C0C0C0"/>
+          </w:tcPr>
+          <w:p>
+            <w:pPr>
+              <w:rPr>
+                <w:b/>
+                <w:bCs/>
+                <w:sz w:val="16"/>
+                <w:szCs w:val="16"/>
+                <w:u w:val="single"/>
+              </w:rPr>
+            </w:pPr>
+            <w:r>
+              <w:rPr>
+                <w:b/>
+                <w:bCs/>
+                <w:sz w:val="16"/>
+                <w:szCs w:val="16"/>
+                <w:u w:val="single"/>
+              </w:rPr>
+              <w:t>100%</w:t>
+            </w:r>
+          </w:p>
+        </w:tc>
+      </w:tr>
+      <w:tr>
+        <w:tblPrEx>
+          <w:tblCellMar>
+            <w:top w:w="0" w:type="dxa"/>
+            <w:bottom w:w="0" w:type="dxa"/>
+          </w:tblCellMar>
+        </w:tblPrEx>
+        <w:trPr>
+          <w:trHeight w:val="389"/>
+        </w:trPr>
+        <w:tc>
+          <w:tcPr>
+            <w:tcW w:w="2297" w:type="dxa"/>
+            <w:tcBorders>
+              <w:top w:val="single" w:sz="6" w:space="0" w:color="auto"/>
+              <w:left w:val="single" w:sz="6" w:space="0" w:color="000000"/>
+              <w:bottom w:val="single" w:sz="6" w:space="0" w:color="auto"/>
+              <w:right w:val="single" w:sz="6" w:space="0" w:color="auto"/>
+            </w:tcBorders>
+          </w:tcPr>
+          <w:p>
+            <w:pPr>
+              <w:rPr>
+                <w:b/>
+                <w:bCs/>
+                <w:sz w:val="16"/>
+                <w:szCs w:val="16"/>
+                <w:u w:val="single"/>
+              </w:rPr>
+            </w:pPr>
+            <w:r>
+              <w:rPr>
+                <w:b/>
+                <w:bCs/>
+                <w:sz w:val="16"/>
+                <w:szCs w:val="16"/>
+                <w:u w:val="single"/>
+              </w:rPr>
+              <w:t>Created floorboard objects</w:t>
+            </w:r>
+          </w:p>
+        </w:tc>
+        <w:tc>
+          <w:tcPr>
+            <w:tcW w:w="1047" w:type="dxa"/>
+            <w:tcBorders>
+              <w:top w:val="single" w:sz="6" w:space="0" w:color="auto"/>
+              <w:left w:val="single" w:sz="6" w:space="0" w:color="auto"/>
+              <w:bottom w:val="single" w:sz="6" w:space="0" w:color="auto"/>
+              <w:right w:val="single" w:sz="6" w:space="0" w:color="auto"/>
+            </w:tcBorders>
+          </w:tcPr>
+          <w:p>
+            <w:pPr>
+              <w:rPr>
+                <w:b/>
+                <w:bCs/>
+                <w:sz w:val="16"/>
+                <w:szCs w:val="16"/>
+                <w:u w:val="single"/>
+              </w:rPr>
+            </w:pPr>
+            <w:r>
+              <w:rPr>
+                <w:b/>
+                <w:bCs/>
+                <w:sz w:val="16"/>
+                <w:szCs w:val="16"/>
+                <w:u w:val="single"/>
+              </w:rPr>
+              <w:t xml:space="preserve">Joshua </w:t>
+            </w:r>
+            <w:proofErr w:type="gramStart"/>
+            <w:r>
+              <w:rPr>
+                <w:b/>
+                <w:bCs/>
+                <w:sz w:val="16"/>
+                <w:szCs w:val="16"/>
+                <w:u w:val="single"/>
+              </w:rPr>
+              <w:t>fill</w:t>
+            </w:r>
+            <w:proofErr w:type="gramEnd"/>
+            <w:r>
+              <w:rPr>
+                <w:b/>
+                <w:bCs/>
+                <w:sz w:val="16"/>
+                <w:szCs w:val="16"/>
+                <w:u w:val="single"/>
+              </w:rPr>
+              <w:t xml:space="preserve"> in here</w:t>
+            </w:r>
+          </w:p>
+        </w:tc>
+        <w:tc>
+          <w:tcPr>
+            <w:tcW w:w="1234" w:type="dxa"/>
+            <w:tcBorders>
+              <w:top w:val="single" w:sz="6" w:space="0" w:color="auto"/>
+              <w:left w:val="single" w:sz="6" w:space="0" w:color="auto"/>
+              <w:bottom w:val="single" w:sz="6" w:space="0" w:color="auto"/>
+              <w:right w:val="single" w:sz="6" w:space="0" w:color="auto"/>
+            </w:tcBorders>
+            <w:shd w:val="solid" w:color="339966" w:fill="auto"/>
+          </w:tcPr>
+          <w:p>
+            <w:pPr>
+              <w:rPr>
+                <w:b/>
+                <w:bCs/>
+                <w:sz w:val="16"/>
+                <w:szCs w:val="16"/>
+                <w:u w:val="single"/>
+              </w:rPr>
+            </w:pPr>
+            <w:r>
+              <w:rPr>
+                <w:b/>
+                <w:bCs/>
+                <w:sz w:val="16"/>
+                <w:szCs w:val="16"/>
+                <w:u w:val="single"/>
+              </w:rPr>
+              <w:t>Done</w:t>
+            </w:r>
+          </w:p>
+        </w:tc>
+        <w:tc>
+          <w:tcPr>
+            <w:tcW w:w="1596" w:type="dxa"/>
+            <w:tcBorders>
+              <w:top w:val="single" w:sz="6" w:space="0" w:color="auto"/>
+              <w:left w:val="single" w:sz="6" w:space="0" w:color="000000"/>
+              <w:bottom w:val="single" w:sz="6" w:space="0" w:color="auto"/>
+              <w:right w:val="single" w:sz="6" w:space="0" w:color="auto"/>
+            </w:tcBorders>
+            <w:shd w:val="solid" w:color="339966" w:fill="auto"/>
+          </w:tcPr>
+          <w:p>
+            <w:pPr>
+              <w:rPr>
+                <w:b/>
+                <w:bCs/>
+                <w:sz w:val="16"/>
+                <w:szCs w:val="16"/>
+                <w:u w:val="single"/>
+              </w:rPr>
+            </w:pPr>
+            <w:r>
+              <w:rPr>
+                <w:b/>
+                <w:bCs/>
+                <w:sz w:val="16"/>
+                <w:szCs w:val="16"/>
+                <w:u w:val="single"/>
+              </w:rPr>
+              <w:t>100%</w:t>
+            </w:r>
+          </w:p>
+        </w:tc>
+        <w:tc>
+          <w:tcPr>
+            <w:tcW w:w="1523" w:type="dxa"/>
+            <w:tcBorders>
+              <w:top w:val="single" w:sz="6" w:space="0" w:color="auto"/>
+              <w:left w:val="single" w:sz="6" w:space="0" w:color="auto"/>
+              <w:bottom w:val="single" w:sz="6" w:space="0" w:color="auto"/>
+              <w:right w:val="single" w:sz="6" w:space="0" w:color="auto"/>
+            </w:tcBorders>
+          </w:tcPr>
+          <w:p>
+            <w:pPr>
+              <w:rPr>
+                <w:b/>
+                <w:bCs/>
+                <w:sz w:val="16"/>
+                <w:szCs w:val="16"/>
+                <w:u w:val="single"/>
+              </w:rPr>
+            </w:pPr>
+            <w:r>
+              <w:rPr>
+                <w:b/>
+                <w:bCs/>
+                <w:sz w:val="16"/>
+                <w:szCs w:val="16"/>
+                <w:u w:val="single"/>
+              </w:rPr>
+              <w:t>0%</w:t>
+            </w:r>
+          </w:p>
+        </w:tc>
+      </w:tr>
+      <w:tr>
+        <w:tblPrEx>
+          <w:tblCellMar>
+            <w:top w:w="0" w:type="dxa"/>
+            <w:bottom w:w="0" w:type="dxa"/>
+          </w:tblCellMar>
+        </w:tblPrEx>
+        <w:trPr>
+          <w:trHeight w:val="389"/>
+        </w:trPr>
+        <w:tc>
+          <w:tcPr>
+            <w:tcW w:w="2297" w:type="dxa"/>
+            <w:tcBorders>
+              <w:top w:val="single" w:sz="6" w:space="0" w:color="auto"/>
+              <w:left w:val="single" w:sz="6" w:space="0" w:color="auto"/>
+              <w:bottom w:val="single" w:sz="6" w:space="0" w:color="auto"/>
+              <w:right w:val="single" w:sz="6" w:space="0" w:color="000000"/>
+            </w:tcBorders>
+            <w:shd w:val="solid" w:color="C0C0C0" w:fill="C0C0C0"/>
+          </w:tcPr>
+          <w:p>
+            <w:pPr>
+              <w:rPr>
+                <w:b/>
+                <w:bCs/>
+                <w:sz w:val="16"/>
+                <w:szCs w:val="16"/>
+                <w:u w:val="single"/>
+              </w:rPr>
+            </w:pPr>
+            <w:r>
+              <w:rPr>
+                <w:b/>
+                <w:bCs/>
+                <w:sz w:val="16"/>
+                <w:szCs w:val="16"/>
+                <w:u w:val="single"/>
+              </w:rPr>
+              <w:t>Fixed wave textures and objects</w:t>
+            </w:r>
+          </w:p>
+        </w:tc>
+        <w:tc>
+          <w:tcPr>
+            <w:tcW w:w="1047" w:type="dxa"/>
+            <w:tcBorders>
+              <w:top w:val="single" w:sz="6" w:space="0" w:color="auto"/>
+              <w:left w:val="single" w:sz="6" w:space="0" w:color="auto"/>
+              <w:bottom w:val="single" w:sz="6" w:space="0" w:color="auto"/>
+              <w:right w:val="single" w:sz="6" w:space="0" w:color="auto"/>
+            </w:tcBorders>
+            <w:shd w:val="solid" w:color="C0C0C0" w:fill="C0C0C0"/>
+          </w:tcPr>
+          <w:p>
+            <w:pPr>
+              <w:rPr>
+                <w:b/>
+                <w:bCs/>
+                <w:sz w:val="16"/>
+                <w:szCs w:val="16"/>
+                <w:u w:val="single"/>
+              </w:rPr>
+            </w:pPr>
+            <w:r>
+              <w:rPr>
+                <w:b/>
+                <w:bCs/>
+                <w:sz w:val="16"/>
+                <w:szCs w:val="16"/>
+                <w:u w:val="single"/>
+              </w:rPr>
+              <w:t xml:space="preserve">Joshua </w:t>
+            </w:r>
+            <w:proofErr w:type="gramStart"/>
+            <w:r>
+              <w:rPr>
+                <w:b/>
+                <w:bCs/>
+                <w:sz w:val="16"/>
+                <w:szCs w:val="16"/>
+                <w:u w:val="single"/>
+              </w:rPr>
+              <w:t>fill</w:t>
+            </w:r>
+            <w:proofErr w:type="gramEnd"/>
+            <w:r>
+              <w:rPr>
+                <w:b/>
+                <w:bCs/>
+                <w:sz w:val="16"/>
+                <w:szCs w:val="16"/>
+                <w:u w:val="single"/>
+              </w:rPr>
+              <w:t xml:space="preserve"> in here</w:t>
+            </w:r>
+          </w:p>
+        </w:tc>
+        <w:tc>
+          <w:tcPr>
+            <w:tcW w:w="1234" w:type="dxa"/>
+            <w:tcBorders>
+              <w:top w:val="single" w:sz="6" w:space="0" w:color="auto"/>
+              <w:left w:val="single" w:sz="6" w:space="0" w:color="auto"/>
+              <w:bottom w:val="single" w:sz="6" w:space="0" w:color="auto"/>
+              <w:right w:val="single" w:sz="6" w:space="0" w:color="auto"/>
+            </w:tcBorders>
+            <w:shd w:val="solid" w:color="339966" w:fill="C0C0C0"/>
+          </w:tcPr>
+          <w:p>
+            <w:pPr>
+              <w:rPr>
+                <w:b/>
+                <w:bCs/>
+                <w:sz w:val="16"/>
+                <w:szCs w:val="16"/>
+                <w:u w:val="single"/>
+              </w:rPr>
+            </w:pPr>
+            <w:r>
+              <w:rPr>
+                <w:b/>
+                <w:bCs/>
+                <w:sz w:val="16"/>
+                <w:szCs w:val="16"/>
+                <w:u w:val="single"/>
+              </w:rPr>
+              <w:t>Done</w:t>
+            </w:r>
+          </w:p>
+        </w:tc>
+        <w:tc>
+          <w:tcPr>
+            <w:tcW w:w="1596" w:type="dxa"/>
+            <w:tcBorders>
+              <w:top w:val="single" w:sz="6" w:space="0" w:color="auto"/>
+              <w:left w:val="single" w:sz="6" w:space="0" w:color="000000"/>
+              <w:bottom w:val="single" w:sz="6" w:space="0" w:color="auto"/>
+              <w:right w:val="single" w:sz="6" w:space="0" w:color="auto"/>
+            </w:tcBorders>
+            <w:shd w:val="solid" w:color="339966" w:fill="C0C0C0"/>
+          </w:tcPr>
+          <w:p>
+            <w:pPr>
+              <w:rPr>
+                <w:b/>
+                <w:bCs/>
+                <w:sz w:val="16"/>
+                <w:szCs w:val="16"/>
+                <w:u w:val="single"/>
+              </w:rPr>
+            </w:pPr>
+            <w:r>
+              <w:rPr>
+                <w:b/>
+                <w:bCs/>
+                <w:sz w:val="16"/>
+                <w:szCs w:val="16"/>
+                <w:u w:val="single"/>
+              </w:rPr>
+              <w:t>100%</w:t>
+            </w:r>
+          </w:p>
+        </w:tc>
+        <w:tc>
+          <w:tcPr>
+            <w:tcW w:w="1523" w:type="dxa"/>
+            <w:tcBorders>
+              <w:top w:val="single" w:sz="6" w:space="0" w:color="auto"/>
+              <w:left w:val="single" w:sz="6" w:space="0" w:color="auto"/>
+              <w:bottom w:val="single" w:sz="6" w:space="0" w:color="auto"/>
+              <w:right w:val="single" w:sz="6" w:space="0" w:color="auto"/>
+            </w:tcBorders>
+            <w:shd w:val="solid" w:color="C0C0C0" w:fill="C0C0C0"/>
+          </w:tcPr>
+          <w:p>
+            <w:pPr>
+              <w:rPr>
+                <w:b/>
+                <w:bCs/>
+                <w:sz w:val="16"/>
+                <w:szCs w:val="16"/>
+                <w:u w:val="single"/>
+              </w:rPr>
+            </w:pPr>
+            <w:r>
+              <w:rPr>
+                <w:b/>
+                <w:bCs/>
+                <w:sz w:val="16"/>
+                <w:szCs w:val="16"/>
+                <w:u w:val="single"/>
+              </w:rPr>
+              <w:t>0%</w:t>
+            </w:r>
+          </w:p>
+        </w:tc>
+      </w:tr>
+      <w:tr>
+        <w:tblPrEx>
+          <w:tblCellMar>
+            <w:top w:w="0" w:type="dxa"/>
+            <w:bottom w:w="0" w:type="dxa"/>
+          </w:tblCellMar>
+        </w:tblPrEx>
+        <w:trPr>
+          <w:trHeight w:val="389"/>
+        </w:trPr>
+        <w:tc>
+          <w:tcPr>
+            <w:tcW w:w="2297" w:type="dxa"/>
+            <w:tcBorders>
+              <w:top w:val="single" w:sz="6" w:space="0" w:color="auto"/>
+              <w:left w:val="single" w:sz="6" w:space="0" w:color="auto"/>
+              <w:bottom w:val="single" w:sz="6" w:space="0" w:color="auto"/>
+              <w:right w:val="single" w:sz="6" w:space="0" w:color="000000"/>
+            </w:tcBorders>
+          </w:tcPr>
+          <w:p>
+            <w:pPr>
+              <w:rPr>
+                <w:b/>
+                <w:bCs/>
+                <w:sz w:val="16"/>
+                <w:szCs w:val="16"/>
+                <w:u w:val="single"/>
+              </w:rPr>
+            </w:pPr>
+            <w:r>
+              <w:rPr>
+                <w:b/>
+                <w:bCs/>
+                <w:sz w:val="16"/>
+                <w:szCs w:val="16"/>
+                <w:u w:val="single"/>
+              </w:rPr>
+              <w:t>Implemented floorboard objects</w:t>
+            </w:r>
+          </w:p>
+        </w:tc>
+        <w:tc>
+          <w:tcPr>
+            <w:tcW w:w="1047" w:type="dxa"/>
+            <w:tcBorders>
+              <w:top w:val="single" w:sz="6" w:space="0" w:color="auto"/>
+              <w:left w:val="single" w:sz="6" w:space="0" w:color="auto"/>
+              <w:bottom w:val="single" w:sz="6" w:space="0" w:color="auto"/>
+              <w:right w:val="single" w:sz="6" w:space="0" w:color="auto"/>
+            </w:tcBorders>
+          </w:tcPr>
+          <w:p>
+            <w:pPr>
+              <w:rPr>
+                <w:b/>
+                <w:bCs/>
+                <w:sz w:val="16"/>
+                <w:szCs w:val="16"/>
+                <w:u w:val="single"/>
+              </w:rPr>
+            </w:pPr>
+            <w:r>
+              <w:rPr>
+                <w:b/>
+                <w:bCs/>
+                <w:sz w:val="16"/>
+                <w:szCs w:val="16"/>
+                <w:u w:val="single"/>
+              </w:rPr>
+              <w:t xml:space="preserve">Joshua </w:t>
+            </w:r>
+            <w:proofErr w:type="gramStart"/>
+            <w:r>
+              <w:rPr>
+                <w:b/>
+                <w:bCs/>
+                <w:sz w:val="16"/>
+                <w:szCs w:val="16"/>
+                <w:u w:val="single"/>
+              </w:rPr>
+              <w:t>fill</w:t>
+            </w:r>
+            <w:proofErr w:type="gramEnd"/>
+            <w:r>
+              <w:rPr>
+                <w:b/>
+                <w:bCs/>
+                <w:sz w:val="16"/>
+                <w:szCs w:val="16"/>
+                <w:u w:val="single"/>
+              </w:rPr>
+              <w:t xml:space="preserve"> in here</w:t>
+            </w:r>
+          </w:p>
+        </w:tc>
+        <w:tc>
+          <w:tcPr>
+            <w:tcW w:w="1234" w:type="dxa"/>
+            <w:tcBorders>
+              <w:top w:val="single" w:sz="6" w:space="0" w:color="auto"/>
+              <w:left w:val="single" w:sz="6" w:space="0" w:color="auto"/>
+              <w:bottom w:val="single" w:sz="6" w:space="0" w:color="auto"/>
+              <w:right w:val="single" w:sz="6" w:space="0" w:color="auto"/>
+            </w:tcBorders>
+            <w:shd w:val="solid" w:color="339966" w:fill="auto"/>
+          </w:tcPr>
+          <w:p>
+            <w:pPr>
+              <w:rPr>
+                <w:b/>
+                <w:bCs/>
+                <w:sz w:val="16"/>
+                <w:szCs w:val="16"/>
+                <w:u w:val="single"/>
+              </w:rPr>
+            </w:pPr>
+            <w:r>
+              <w:rPr>
+                <w:b/>
+                <w:bCs/>
+                <w:sz w:val="16"/>
+                <w:szCs w:val="16"/>
+                <w:u w:val="single"/>
+              </w:rPr>
+              <w:t>Done</w:t>
+            </w:r>
+          </w:p>
+        </w:tc>
+        <w:tc>
+          <w:tcPr>
+            <w:tcW w:w="1596" w:type="dxa"/>
+            <w:tcBorders>
+              <w:top w:val="single" w:sz="6" w:space="0" w:color="auto"/>
+              <w:left w:val="single" w:sz="6" w:space="0" w:color="000000"/>
+              <w:bottom w:val="single" w:sz="6" w:space="0" w:color="auto"/>
+              <w:right w:val="single" w:sz="6" w:space="0" w:color="auto"/>
+            </w:tcBorders>
+            <w:shd w:val="solid" w:color="339966" w:fill="auto"/>
+          </w:tcPr>
+          <w:p>
+            <w:pPr>
+              <w:rPr>
+                <w:b/>
+                <w:bCs/>
+                <w:sz w:val="16"/>
+                <w:szCs w:val="16"/>
+                <w:u w:val="single"/>
+              </w:rPr>
+            </w:pPr>
+            <w:r>
+              <w:rPr>
+                <w:b/>
+                <w:bCs/>
+                <w:sz w:val="16"/>
+                <w:szCs w:val="16"/>
+                <w:u w:val="single"/>
+              </w:rPr>
+              <w:t>100%</w:t>
+            </w:r>
+          </w:p>
+        </w:tc>
+        <w:tc>
+          <w:tcPr>
+            <w:tcW w:w="1523" w:type="dxa"/>
+            <w:tcBorders>
+              <w:top w:val="single" w:sz="6" w:space="0" w:color="auto"/>
+              <w:left w:val="single" w:sz="6" w:space="0" w:color="auto"/>
+              <w:bottom w:val="single" w:sz="6" w:space="0" w:color="auto"/>
+              <w:right w:val="single" w:sz="6" w:space="0" w:color="auto"/>
+            </w:tcBorders>
+          </w:tcPr>
+          <w:p>
+            <w:pPr>
+              <w:rPr>
+                <w:b/>
+                <w:bCs/>
+                <w:sz w:val="16"/>
+                <w:szCs w:val="16"/>
+                <w:u w:val="single"/>
+              </w:rPr>
+            </w:pPr>
+            <w:r>
+              <w:rPr>
+                <w:b/>
+                <w:bCs/>
+                <w:sz w:val="16"/>
+                <w:szCs w:val="16"/>
+                <w:u w:val="single"/>
+              </w:rPr>
+              <w:t>0%</w:t>
+            </w:r>
+          </w:p>
+        </w:tc>
+      </w:tr>
+      <w:tr>
+        <w:tblPrEx>
+          <w:tblCellMar>
+            <w:top w:w="0" w:type="dxa"/>
+            <w:bottom w:w="0" w:type="dxa"/>
+          </w:tblCellMar>
+        </w:tblPrEx>
+        <w:trPr>
+          <w:trHeight w:val="389"/>
+        </w:trPr>
+        <w:tc>
+          <w:tcPr>
+            <w:tcW w:w="2297" w:type="dxa"/>
+            <w:tcBorders>
+              <w:top w:val="single" w:sz="6" w:space="0" w:color="auto"/>
+              <w:left w:val="single" w:sz="6" w:space="0" w:color="auto"/>
+              <w:bottom w:val="single" w:sz="6" w:space="0" w:color="auto"/>
+              <w:right w:val="single" w:sz="6" w:space="0" w:color="000000"/>
+            </w:tcBorders>
+            <w:shd w:val="solid" w:color="C0C0C0" w:fill="C0C0C0"/>
+          </w:tcPr>
+          <w:p>
+            <w:pPr>
+              <w:rPr>
+                <w:b/>
+                <w:bCs/>
+                <w:sz w:val="16"/>
+                <w:szCs w:val="16"/>
+                <w:u w:val="single"/>
+              </w:rPr>
+            </w:pPr>
+            <w:r>
+              <w:rPr>
+                <w:b/>
+                <w:bCs/>
+                <w:sz w:val="16"/>
+                <w:szCs w:val="16"/>
+                <w:u w:val="single"/>
+              </w:rPr>
+              <w:t>Created floorboard group objects</w:t>
+            </w:r>
+          </w:p>
+        </w:tc>
+        <w:tc>
+          <w:tcPr>
+            <w:tcW w:w="1047" w:type="dxa"/>
+            <w:tcBorders>
+              <w:top w:val="single" w:sz="6" w:space="0" w:color="auto"/>
+              <w:left w:val="single" w:sz="6" w:space="0" w:color="auto"/>
+              <w:bottom w:val="single" w:sz="6" w:space="0" w:color="auto"/>
+              <w:right w:val="single" w:sz="6" w:space="0" w:color="auto"/>
+            </w:tcBorders>
+            <w:shd w:val="solid" w:color="C0C0C0" w:fill="C0C0C0"/>
+          </w:tcPr>
+          <w:p>
+            <w:pPr>
+              <w:rPr>
+                <w:b/>
+                <w:bCs/>
+                <w:sz w:val="16"/>
+                <w:szCs w:val="16"/>
+                <w:u w:val="single"/>
+              </w:rPr>
+            </w:pPr>
+            <w:r>
+              <w:rPr>
+                <w:b/>
+                <w:bCs/>
+                <w:sz w:val="16"/>
+                <w:szCs w:val="16"/>
+                <w:u w:val="single"/>
+              </w:rPr>
+              <w:t xml:space="preserve">Joshua </w:t>
+            </w:r>
+            <w:proofErr w:type="gramStart"/>
+            <w:r>
+              <w:rPr>
+                <w:b/>
+                <w:bCs/>
+                <w:sz w:val="16"/>
+                <w:szCs w:val="16"/>
+                <w:u w:val="single"/>
+              </w:rPr>
+              <w:t>fill</w:t>
+            </w:r>
+            <w:proofErr w:type="gramEnd"/>
+            <w:r>
+              <w:rPr>
+                <w:b/>
+                <w:bCs/>
+                <w:sz w:val="16"/>
+                <w:szCs w:val="16"/>
+                <w:u w:val="single"/>
+              </w:rPr>
+              <w:t xml:space="preserve"> in here</w:t>
+            </w:r>
+          </w:p>
+        </w:tc>
+        <w:tc>
+          <w:tcPr>
+            <w:tcW w:w="1234" w:type="dxa"/>
+            <w:tcBorders>
+              <w:top w:val="single" w:sz="6" w:space="0" w:color="auto"/>
+              <w:left w:val="single" w:sz="6" w:space="0" w:color="auto"/>
+              <w:bottom w:val="single" w:sz="6" w:space="0" w:color="auto"/>
+              <w:right w:val="single" w:sz="6" w:space="0" w:color="auto"/>
+            </w:tcBorders>
+            <w:shd w:val="solid" w:color="339966" w:fill="C0C0C0"/>
+          </w:tcPr>
+          <w:p>
+            <w:pPr>
+              <w:rPr>
+                <w:b/>
+                <w:bCs/>
+                <w:sz w:val="16"/>
+                <w:szCs w:val="16"/>
+                <w:u w:val="single"/>
+              </w:rPr>
+            </w:pPr>
+            <w:r>
+              <w:rPr>
+                <w:b/>
+                <w:bCs/>
+                <w:sz w:val="16"/>
+                <w:szCs w:val="16"/>
+                <w:u w:val="single"/>
+              </w:rPr>
+              <w:t>Done</w:t>
+            </w:r>
+          </w:p>
+        </w:tc>
+        <w:tc>
+          <w:tcPr>
+            <w:tcW w:w="1596" w:type="dxa"/>
+            <w:tcBorders>
+              <w:top w:val="single" w:sz="6" w:space="0" w:color="auto"/>
+              <w:left w:val="single" w:sz="6" w:space="0" w:color="000000"/>
+              <w:bottom w:val="single" w:sz="6" w:space="0" w:color="auto"/>
+              <w:right w:val="single" w:sz="6" w:space="0" w:color="auto"/>
+            </w:tcBorders>
+            <w:shd w:val="solid" w:color="339966" w:fill="C0C0C0"/>
+          </w:tcPr>
+          <w:p>
+            <w:pPr>
+              <w:rPr>
+                <w:b/>
+                <w:bCs/>
+                <w:sz w:val="16"/>
+                <w:szCs w:val="16"/>
+                <w:u w:val="single"/>
+              </w:rPr>
+            </w:pPr>
+            <w:r>
+              <w:rPr>
+                <w:b/>
+                <w:bCs/>
+                <w:sz w:val="16"/>
+                <w:szCs w:val="16"/>
+                <w:u w:val="single"/>
+              </w:rPr>
+              <w:t>100%</w:t>
+            </w:r>
+          </w:p>
+        </w:tc>
+        <w:tc>
+          <w:tcPr>
+            <w:tcW w:w="1523" w:type="dxa"/>
+            <w:tcBorders>
+              <w:top w:val="single" w:sz="6" w:space="0" w:color="auto"/>
+              <w:left w:val="single" w:sz="6" w:space="0" w:color="auto"/>
+              <w:bottom w:val="single" w:sz="6" w:space="0" w:color="auto"/>
+              <w:right w:val="single" w:sz="6" w:space="0" w:color="auto"/>
+            </w:tcBorders>
+            <w:shd w:val="solid" w:color="C0C0C0" w:fill="C0C0C0"/>
+          </w:tcPr>
+          <w:p>
+            <w:pPr>
+              <w:rPr>
+                <w:b/>
+                <w:bCs/>
+                <w:sz w:val="16"/>
+                <w:szCs w:val="16"/>
+                <w:u w:val="single"/>
+              </w:rPr>
+            </w:pPr>
+            <w:r>
+              <w:rPr>
+                <w:b/>
+                <w:bCs/>
+                <w:sz w:val="16"/>
+                <w:szCs w:val="16"/>
+                <w:u w:val="single"/>
+              </w:rPr>
+              <w:t>0%</w:t>
+            </w:r>
+          </w:p>
+        </w:tc>
+      </w:tr>
+      <w:tr>
+        <w:tblPrEx>
+          <w:tblCellMar>
+            <w:top w:w="0" w:type="dxa"/>
+            <w:bottom w:w="0" w:type="dxa"/>
+          </w:tblCellMar>
+        </w:tblPrEx>
+        <w:trPr>
+          <w:trHeight w:val="389"/>
+        </w:trPr>
+        <w:tc>
+          <w:tcPr>
+            <w:tcW w:w="2297" w:type="dxa"/>
+            <w:tcBorders>
+              <w:top w:val="single" w:sz="6" w:space="0" w:color="auto"/>
+              <w:left w:val="single" w:sz="6" w:space="0" w:color="auto"/>
+              <w:bottom w:val="single" w:sz="6" w:space="0" w:color="000000"/>
+              <w:right w:val="single" w:sz="6" w:space="0" w:color="000000"/>
+            </w:tcBorders>
+          </w:tcPr>
+          <w:p>
+            <w:pPr>
+              <w:rPr>
+                <w:b/>
+                <w:bCs/>
+                <w:sz w:val="16"/>
+                <w:szCs w:val="16"/>
+                <w:u w:val="single"/>
+              </w:rPr>
+            </w:pPr>
+            <w:r>
+              <w:rPr>
+                <w:b/>
+                <w:bCs/>
+                <w:sz w:val="16"/>
+                <w:szCs w:val="16"/>
+                <w:u w:val="single"/>
+              </w:rPr>
+              <w:t>Created a rough stall and added surrounding terrain. Added point and win systems</w:t>
+            </w:r>
+          </w:p>
+        </w:tc>
+        <w:tc>
+          <w:tcPr>
+            <w:tcW w:w="1047" w:type="dxa"/>
+            <w:tcBorders>
+              <w:top w:val="single" w:sz="6" w:space="0" w:color="auto"/>
+              <w:left w:val="single" w:sz="6" w:space="0" w:color="auto"/>
+              <w:bottom w:val="single" w:sz="6" w:space="0" w:color="000000"/>
+              <w:right w:val="single" w:sz="6" w:space="0" w:color="auto"/>
+            </w:tcBorders>
+            <w:shd w:val="solid" w:color="339966" w:fill="auto"/>
+          </w:tcPr>
+          <w:p>
+            <w:pPr>
+              <w:rPr>
+                <w:b/>
+                <w:bCs/>
+                <w:sz w:val="16"/>
+                <w:szCs w:val="16"/>
+                <w:u w:val="single"/>
+              </w:rPr>
+            </w:pPr>
+            <w:r>
+              <w:rPr>
+                <w:b/>
+                <w:bCs/>
+                <w:sz w:val="16"/>
+                <w:szCs w:val="16"/>
+                <w:u w:val="single"/>
+              </w:rPr>
+              <w:t>6</w:t>
+            </w:r>
+          </w:p>
+        </w:tc>
+        <w:tc>
+          <w:tcPr>
+            <w:tcW w:w="1234" w:type="dxa"/>
+            <w:tcBorders>
+              <w:top w:val="single" w:sz="6" w:space="0" w:color="auto"/>
+              <w:left w:val="single" w:sz="6" w:space="0" w:color="auto"/>
+              <w:bottom w:val="single" w:sz="6" w:space="0" w:color="000000"/>
+              <w:right w:val="single" w:sz="6" w:space="0" w:color="auto"/>
+            </w:tcBorders>
+            <w:shd w:val="solid" w:color="339966" w:fill="auto"/>
+          </w:tcPr>
+          <w:p>
+            <w:pPr>
+              <w:rPr>
+                <w:b/>
+                <w:bCs/>
+                <w:sz w:val="16"/>
+                <w:szCs w:val="16"/>
+                <w:u w:val="single"/>
+              </w:rPr>
+            </w:pPr>
+            <w:r>
+              <w:rPr>
+                <w:b/>
+                <w:bCs/>
+                <w:sz w:val="16"/>
+                <w:szCs w:val="16"/>
+                <w:u w:val="single"/>
+              </w:rPr>
+              <w:t>Done</w:t>
+            </w:r>
+          </w:p>
+        </w:tc>
+        <w:tc>
+          <w:tcPr>
+            <w:tcW w:w="1596" w:type="dxa"/>
+            <w:tcBorders>
+              <w:top w:val="single" w:sz="6" w:space="0" w:color="auto"/>
+              <w:left w:val="single" w:sz="6" w:space="0" w:color="000000"/>
+              <w:bottom w:val="single" w:sz="6" w:space="0" w:color="000000"/>
+              <w:right w:val="single" w:sz="6" w:space="0" w:color="auto"/>
+            </w:tcBorders>
+            <w:shd w:val="solid" w:color="FFFFFF" w:fill="auto"/>
+          </w:tcPr>
+          <w:p>
+            <w:pPr>
+              <w:rPr>
+                <w:b/>
+                <w:bCs/>
+                <w:sz w:val="16"/>
+                <w:szCs w:val="16"/>
+                <w:u w:val="single"/>
+              </w:rPr>
+            </w:pPr>
+            <w:r>
+              <w:rPr>
+                <w:b/>
+                <w:bCs/>
+                <w:sz w:val="16"/>
+                <w:szCs w:val="16"/>
+                <w:u w:val="single"/>
+              </w:rPr>
+              <w:t>0%</w:t>
+            </w:r>
+          </w:p>
+        </w:tc>
+        <w:tc>
+          <w:tcPr>
+            <w:tcW w:w="1523" w:type="dxa"/>
+            <w:tcBorders>
+              <w:top w:val="single" w:sz="6" w:space="0" w:color="auto"/>
+              <w:left w:val="single" w:sz="6" w:space="0" w:color="auto"/>
+              <w:bottom w:val="single" w:sz="6" w:space="0" w:color="000000"/>
+              <w:right w:val="single" w:sz="6" w:space="0" w:color="auto"/>
+            </w:tcBorders>
+            <w:shd w:val="solid" w:color="339966" w:fill="auto"/>
+          </w:tcPr>
+          <w:p>
+            <w:pPr>
+              <w:rPr>
+                <w:b/>
+                <w:bCs/>
+                <w:sz w:val="16"/>
+                <w:szCs w:val="16"/>
+                <w:u w:val="single"/>
+              </w:rPr>
+            </w:pPr>
+            <w:r>
+              <w:rPr>
+                <w:b/>
+                <w:bCs/>
+                <w:sz w:val="16"/>
+                <w:szCs w:val="16"/>
+                <w:u w:val="single"/>
+              </w:rPr>
+              <w:t>100%</w:t>
+            </w:r>
+          </w:p>
+        </w:tc>
+      </w:tr>
+      <w:tr>
+        <w:tblPrEx>
+          <w:tblCellMar>
+            <w:top w:w="0" w:type="dxa"/>
+            <w:bottom w:w="0" w:type="dxa"/>
+          </w:tblCellMar>
+        </w:tblPrEx>
+        <w:trPr>
+          <w:trHeight w:val="389"/>
+        </w:trPr>
+        <w:tc>
+          <w:tcPr>
+            <w:tcW w:w="2297" w:type="dxa"/>
+            <w:tcBorders>
+              <w:top w:val="single" w:sz="6" w:space="0" w:color="auto"/>
+              <w:left w:val="single" w:sz="6" w:space="0" w:color="auto"/>
+              <w:bottom w:val="single" w:sz="6" w:space="0" w:color="auto"/>
+              <w:right w:val="single" w:sz="6" w:space="0" w:color="000000"/>
+            </w:tcBorders>
+            <w:shd w:val="solid" w:color="C0C0C0" w:fill="C0C0C0"/>
+          </w:tcPr>
+          <w:p>
+            <w:pPr>
+              <w:rPr>
+                <w:b/>
+                <w:bCs/>
+                <w:sz w:val="16"/>
+                <w:szCs w:val="16"/>
+                <w:u w:val="single"/>
+              </w:rPr>
+            </w:pPr>
+            <w:r>
+              <w:rPr>
+                <w:b/>
+                <w:bCs/>
+                <w:sz w:val="16"/>
+                <w:szCs w:val="16"/>
+                <w:u w:val="single"/>
+              </w:rPr>
+              <w:t>Added sounds and added gun rate of fire limitation</w:t>
+            </w:r>
+          </w:p>
+        </w:tc>
+        <w:tc>
+          <w:tcPr>
+            <w:tcW w:w="1047" w:type="dxa"/>
+            <w:tcBorders>
+              <w:top w:val="single" w:sz="6" w:space="0" w:color="auto"/>
+              <w:left w:val="single" w:sz="6" w:space="0" w:color="auto"/>
+              <w:bottom w:val="single" w:sz="6" w:space="0" w:color="auto"/>
+              <w:right w:val="single" w:sz="6" w:space="0" w:color="auto"/>
+            </w:tcBorders>
+            <w:shd w:val="solid" w:color="339966" w:fill="C0C0C0"/>
+          </w:tcPr>
+          <w:p>
+            <w:pPr>
+              <w:rPr>
+                <w:b/>
+                <w:bCs/>
+                <w:sz w:val="16"/>
+                <w:szCs w:val="16"/>
+                <w:u w:val="single"/>
+              </w:rPr>
+            </w:pPr>
+            <w:r>
+              <w:rPr>
+                <w:b/>
+                <w:bCs/>
+                <w:sz w:val="16"/>
+                <w:szCs w:val="16"/>
+                <w:u w:val="single"/>
+              </w:rPr>
+              <w:t>8</w:t>
+            </w:r>
+          </w:p>
+        </w:tc>
+        <w:tc>
+          <w:tcPr>
+            <w:tcW w:w="1234" w:type="dxa"/>
+            <w:tcBorders>
+              <w:top w:val="single" w:sz="6" w:space="0" w:color="auto"/>
+              <w:left w:val="single" w:sz="6" w:space="0" w:color="auto"/>
+              <w:bottom w:val="single" w:sz="6" w:space="0" w:color="000000"/>
+              <w:right w:val="single" w:sz="6" w:space="0" w:color="auto"/>
+            </w:tcBorders>
+            <w:shd w:val="solid" w:color="339966" w:fill="C0C0C0"/>
+          </w:tcPr>
+          <w:p>
+            <w:pPr>
+              <w:rPr>
+                <w:b/>
+                <w:bCs/>
+                <w:sz w:val="16"/>
+                <w:szCs w:val="16"/>
+                <w:u w:val="single"/>
+              </w:rPr>
+            </w:pPr>
+            <w:r>
+              <w:rPr>
+                <w:b/>
+                <w:bCs/>
+                <w:sz w:val="16"/>
+                <w:szCs w:val="16"/>
+                <w:u w:val="single"/>
+              </w:rPr>
+              <w:t>Done</w:t>
+            </w:r>
+          </w:p>
+        </w:tc>
+        <w:tc>
+          <w:tcPr>
+            <w:tcW w:w="1596" w:type="dxa"/>
+            <w:tcBorders>
+              <w:top w:val="single" w:sz="6" w:space="0" w:color="auto"/>
+              <w:left w:val="single" w:sz="6" w:space="0" w:color="000000"/>
+              <w:bottom w:val="single" w:sz="6" w:space="0" w:color="000000"/>
+              <w:right w:val="single" w:sz="6" w:space="0" w:color="auto"/>
+            </w:tcBorders>
+            <w:shd w:val="solid" w:color="FFFFFF" w:fill="C0C0C0"/>
+          </w:tcPr>
+          <w:p>
+            <w:pPr>
+              <w:rPr>
+                <w:b/>
+                <w:bCs/>
+                <w:sz w:val="16"/>
+                <w:szCs w:val="16"/>
+                <w:u w:val="single"/>
+              </w:rPr>
+            </w:pPr>
+            <w:r>
+              <w:rPr>
+                <w:b/>
+                <w:bCs/>
+                <w:sz w:val="16"/>
+                <w:szCs w:val="16"/>
+                <w:u w:val="single"/>
+              </w:rPr>
+              <w:t>0%</w:t>
+            </w:r>
+          </w:p>
+        </w:tc>
+        <w:tc>
+          <w:tcPr>
+            <w:tcW w:w="1523" w:type="dxa"/>
+            <w:tcBorders>
+              <w:top w:val="single" w:sz="6" w:space="0" w:color="auto"/>
+              <w:left w:val="single" w:sz="6" w:space="0" w:color="auto"/>
+              <w:bottom w:val="single" w:sz="6" w:space="0" w:color="000000"/>
+              <w:right w:val="single" w:sz="6" w:space="0" w:color="auto"/>
+            </w:tcBorders>
+            <w:shd w:val="solid" w:color="339966" w:fill="C0C0C0"/>
+          </w:tcPr>
+          <w:p>
+            <w:pPr>
+              <w:rPr>
+                <w:b/>
+                <w:bCs/>
+                <w:sz w:val="16"/>
+                <w:szCs w:val="16"/>
+                <w:u w:val="single"/>
+              </w:rPr>
+            </w:pPr>
+            <w:r>
+              <w:rPr>
+                <w:b/>
+                <w:bCs/>
+                <w:sz w:val="16"/>
+                <w:szCs w:val="16"/>
+                <w:u w:val="single"/>
+              </w:rPr>
+              <w:t>100%</w:t>
+            </w:r>
+          </w:p>
+        </w:tc>
+      </w:tr>
+      <w:tr>
+        <w:tblPrEx>
+          <w:tblCellMar>
+            <w:top w:w="0" w:type="dxa"/>
+            <w:bottom w:w="0" w:type="dxa"/>
+          </w:tblCellMar>
+        </w:tblPrEx>
+        <w:trPr>
+          <w:trHeight w:val="389"/>
+        </w:trPr>
+        <w:tc>
+          <w:tcPr>
+            <w:tcW w:w="2297" w:type="dxa"/>
+            <w:tcBorders>
+              <w:top w:val="single" w:sz="6" w:space="0" w:color="auto"/>
+              <w:left w:val="single" w:sz="6" w:space="0" w:color="auto"/>
+              <w:bottom w:val="single" w:sz="6" w:space="0" w:color="auto"/>
+              <w:right w:val="single" w:sz="6" w:space="0" w:color="000000"/>
+            </w:tcBorders>
+          </w:tcPr>
+          <w:p>
+            <w:pPr>
+              <w:rPr>
+                <w:b/>
+                <w:bCs/>
+                <w:sz w:val="16"/>
+                <w:szCs w:val="16"/>
+                <w:u w:val="single"/>
+              </w:rPr>
+            </w:pPr>
+            <w:r>
+              <w:rPr>
+                <w:b/>
+                <w:bCs/>
+                <w:sz w:val="16"/>
+                <w:szCs w:val="16"/>
+                <w:u w:val="single"/>
+              </w:rPr>
+              <w:t>Added models for ducks and gun</w:t>
+            </w:r>
+          </w:p>
+        </w:tc>
+        <w:tc>
+          <w:tcPr>
+            <w:tcW w:w="1047" w:type="dxa"/>
+            <w:tcBorders>
+              <w:top w:val="single" w:sz="6" w:space="0" w:color="auto"/>
+              <w:left w:val="single" w:sz="6" w:space="0" w:color="auto"/>
+              <w:bottom w:val="single" w:sz="6" w:space="0" w:color="auto"/>
+              <w:right w:val="single" w:sz="6" w:space="0" w:color="auto"/>
+            </w:tcBorders>
+          </w:tcPr>
+          <w:p>
+            <w:pPr>
+              <w:rPr>
+                <w:b/>
+                <w:bCs/>
+                <w:sz w:val="16"/>
+                <w:szCs w:val="16"/>
+                <w:u w:val="single"/>
+              </w:rPr>
+            </w:pPr>
+            <w:r>
+              <w:rPr>
+                <w:b/>
+                <w:bCs/>
+                <w:sz w:val="16"/>
+                <w:szCs w:val="16"/>
+                <w:u w:val="single"/>
+              </w:rPr>
+              <w:t xml:space="preserve">Joshua </w:t>
+            </w:r>
+            <w:proofErr w:type="gramStart"/>
+            <w:r>
+              <w:rPr>
+                <w:b/>
+                <w:bCs/>
+                <w:sz w:val="16"/>
+                <w:szCs w:val="16"/>
+                <w:u w:val="single"/>
+              </w:rPr>
+              <w:t>fill</w:t>
+            </w:r>
+            <w:proofErr w:type="gramEnd"/>
+            <w:r>
+              <w:rPr>
+                <w:b/>
+                <w:bCs/>
+                <w:sz w:val="16"/>
+                <w:szCs w:val="16"/>
+                <w:u w:val="single"/>
+              </w:rPr>
+              <w:t xml:space="preserve"> in here</w:t>
+            </w:r>
+          </w:p>
+        </w:tc>
+        <w:tc>
+          <w:tcPr>
+            <w:tcW w:w="1234" w:type="dxa"/>
+            <w:tcBorders>
+              <w:top w:val="single" w:sz="6" w:space="0" w:color="auto"/>
+              <w:left w:val="single" w:sz="6" w:space="0" w:color="auto"/>
+              <w:bottom w:val="single" w:sz="6" w:space="0" w:color="000000"/>
+              <w:right w:val="single" w:sz="6" w:space="0" w:color="auto"/>
+            </w:tcBorders>
+            <w:shd w:val="solid" w:color="339966" w:fill="auto"/>
+          </w:tcPr>
+          <w:p>
+            <w:pPr>
+              <w:rPr>
+                <w:b/>
+                <w:bCs/>
+                <w:sz w:val="16"/>
+                <w:szCs w:val="16"/>
+                <w:u w:val="single"/>
+              </w:rPr>
+            </w:pPr>
+            <w:r>
+              <w:rPr>
+                <w:b/>
+                <w:bCs/>
+                <w:sz w:val="16"/>
+                <w:szCs w:val="16"/>
+                <w:u w:val="single"/>
+              </w:rPr>
+              <w:t>Done</w:t>
+            </w:r>
+          </w:p>
+        </w:tc>
+        <w:tc>
+          <w:tcPr>
+            <w:tcW w:w="1596" w:type="dxa"/>
+            <w:tcBorders>
+              <w:top w:val="single" w:sz="6" w:space="0" w:color="auto"/>
+              <w:left w:val="single" w:sz="6" w:space="0" w:color="000000"/>
+              <w:bottom w:val="single" w:sz="6" w:space="0" w:color="auto"/>
+              <w:right w:val="single" w:sz="6" w:space="0" w:color="auto"/>
+            </w:tcBorders>
+            <w:shd w:val="solid" w:color="339966" w:fill="auto"/>
+          </w:tcPr>
+          <w:p>
+            <w:pPr>
+              <w:rPr>
+                <w:b/>
+                <w:bCs/>
+                <w:sz w:val="16"/>
+                <w:szCs w:val="16"/>
+                <w:u w:val="single"/>
+              </w:rPr>
+            </w:pPr>
+            <w:r>
+              <w:rPr>
+                <w:b/>
+                <w:bCs/>
+                <w:sz w:val="16"/>
+                <w:szCs w:val="16"/>
+                <w:u w:val="single"/>
+              </w:rPr>
+              <w:t>100%</w:t>
+            </w:r>
+          </w:p>
+        </w:tc>
+        <w:tc>
+          <w:tcPr>
+            <w:tcW w:w="1523" w:type="dxa"/>
+            <w:tcBorders>
+              <w:top w:val="single" w:sz="6" w:space="0" w:color="auto"/>
+              <w:left w:val="single" w:sz="6" w:space="0" w:color="auto"/>
+              <w:bottom w:val="single" w:sz="6" w:space="0" w:color="auto"/>
+              <w:right w:val="single" w:sz="6" w:space="0" w:color="auto"/>
+            </w:tcBorders>
+            <w:shd w:val="solid" w:color="FFFFFF" w:fill="auto"/>
+          </w:tcPr>
+          <w:p>
+            <w:pPr>
+              <w:rPr>
+                <w:b/>
+                <w:bCs/>
+                <w:sz w:val="16"/>
+                <w:szCs w:val="16"/>
+                <w:u w:val="single"/>
+              </w:rPr>
+            </w:pPr>
+            <w:r>
+              <w:rPr>
+                <w:b/>
+                <w:bCs/>
+                <w:sz w:val="16"/>
+                <w:szCs w:val="16"/>
+                <w:u w:val="single"/>
+              </w:rPr>
+              <w:t>0%</w:t>
+            </w:r>
+          </w:p>
+        </w:tc>
+      </w:tr>
+      <w:tr>
+        <w:tblPrEx>
+          <w:tblCellMar>
+            <w:top w:w="0" w:type="dxa"/>
+            <w:bottom w:w="0" w:type="dxa"/>
+          </w:tblCellMar>
+        </w:tblPrEx>
+        <w:trPr>
+          <w:trHeight w:val="389"/>
+        </w:trPr>
+        <w:tc>
+          <w:tcPr>
+            <w:tcW w:w="2297" w:type="dxa"/>
+            <w:tcBorders>
+              <w:top w:val="single" w:sz="6" w:space="0" w:color="auto"/>
+              <w:left w:val="single" w:sz="6" w:space="0" w:color="auto"/>
+              <w:bottom w:val="single" w:sz="6" w:space="0" w:color="auto"/>
+              <w:right w:val="single" w:sz="6" w:space="0" w:color="000000"/>
+            </w:tcBorders>
+            <w:shd w:val="solid" w:color="C0C0C0" w:fill="C0C0C0"/>
+          </w:tcPr>
+          <w:p>
+            <w:pPr>
+              <w:rPr>
+                <w:b/>
+                <w:bCs/>
+                <w:sz w:val="16"/>
+                <w:szCs w:val="16"/>
+                <w:u w:val="single"/>
+              </w:rPr>
+            </w:pPr>
+            <w:r>
+              <w:rPr>
+                <w:b/>
+                <w:bCs/>
+                <w:sz w:val="16"/>
+                <w:szCs w:val="16"/>
+                <w:u w:val="single"/>
+              </w:rPr>
+              <w:t>Added level resetting</w:t>
+            </w:r>
+          </w:p>
+        </w:tc>
+        <w:tc>
+          <w:tcPr>
+            <w:tcW w:w="1047" w:type="dxa"/>
+            <w:tcBorders>
+              <w:top w:val="single" w:sz="6" w:space="0" w:color="auto"/>
+              <w:left w:val="single" w:sz="6" w:space="0" w:color="auto"/>
+              <w:bottom w:val="single" w:sz="6" w:space="0" w:color="auto"/>
+              <w:right w:val="single" w:sz="6" w:space="0" w:color="auto"/>
+            </w:tcBorders>
+            <w:shd w:val="solid" w:color="CCFFCC" w:fill="C0C0C0"/>
+          </w:tcPr>
+          <w:p>
+            <w:pPr>
+              <w:rPr>
+                <w:b/>
+                <w:bCs/>
+                <w:sz w:val="16"/>
+                <w:szCs w:val="16"/>
+                <w:u w:val="single"/>
+              </w:rPr>
+            </w:pPr>
+            <w:r>
+              <w:rPr>
+                <w:b/>
+                <w:bCs/>
+                <w:sz w:val="16"/>
+                <w:szCs w:val="16"/>
+                <w:u w:val="single"/>
+              </w:rPr>
+              <w:t>5</w:t>
+            </w:r>
+          </w:p>
+        </w:tc>
+        <w:tc>
+          <w:tcPr>
+            <w:tcW w:w="1234" w:type="dxa"/>
+            <w:tcBorders>
+              <w:top w:val="single" w:sz="6" w:space="0" w:color="auto"/>
+              <w:left w:val="single" w:sz="6" w:space="0" w:color="auto"/>
+              <w:bottom w:val="single" w:sz="6" w:space="0" w:color="000000"/>
+              <w:right w:val="single" w:sz="6" w:space="0" w:color="auto"/>
+            </w:tcBorders>
+            <w:shd w:val="solid" w:color="339966" w:fill="C0C0C0"/>
+          </w:tcPr>
+          <w:p>
+            <w:pPr>
+              <w:rPr>
+                <w:b/>
+                <w:bCs/>
+                <w:sz w:val="16"/>
+                <w:szCs w:val="16"/>
+                <w:u w:val="single"/>
+              </w:rPr>
+            </w:pPr>
+            <w:r>
+              <w:rPr>
+                <w:b/>
+                <w:bCs/>
+                <w:sz w:val="16"/>
+                <w:szCs w:val="16"/>
+                <w:u w:val="single"/>
+              </w:rPr>
+              <w:t>Done</w:t>
+            </w:r>
+          </w:p>
+        </w:tc>
+        <w:tc>
+          <w:tcPr>
+            <w:tcW w:w="1596" w:type="dxa"/>
+            <w:tcBorders>
+              <w:top w:val="single" w:sz="6" w:space="0" w:color="auto"/>
+              <w:left w:val="single" w:sz="6" w:space="0" w:color="000000"/>
+              <w:bottom w:val="single" w:sz="6" w:space="0" w:color="auto"/>
+              <w:right w:val="single" w:sz="6" w:space="0" w:color="auto"/>
+            </w:tcBorders>
+            <w:shd w:val="solid" w:color="FFFFFF" w:fill="C0C0C0"/>
+          </w:tcPr>
+          <w:p>
+            <w:pPr>
+              <w:rPr>
+                <w:b/>
+                <w:bCs/>
+                <w:sz w:val="16"/>
+                <w:szCs w:val="16"/>
+                <w:u w:val="single"/>
+              </w:rPr>
+            </w:pPr>
+            <w:r>
+              <w:rPr>
+                <w:b/>
+                <w:bCs/>
+                <w:sz w:val="16"/>
+                <w:szCs w:val="16"/>
+                <w:u w:val="single"/>
+              </w:rPr>
+              <w:t>0%</w:t>
+            </w:r>
+          </w:p>
+        </w:tc>
+        <w:tc>
+          <w:tcPr>
+            <w:tcW w:w="1523" w:type="dxa"/>
+            <w:tcBorders>
+              <w:top w:val="single" w:sz="6" w:space="0" w:color="auto"/>
+              <w:left w:val="single" w:sz="6" w:space="0" w:color="auto"/>
+              <w:bottom w:val="single" w:sz="6" w:space="0" w:color="auto"/>
+              <w:right w:val="single" w:sz="6" w:space="0" w:color="auto"/>
+            </w:tcBorders>
+            <w:shd w:val="solid" w:color="339966" w:fill="C0C0C0"/>
+          </w:tcPr>
+          <w:p>
+            <w:pPr>
+              <w:rPr>
+                <w:b/>
+                <w:bCs/>
+                <w:sz w:val="16"/>
+                <w:szCs w:val="16"/>
+                <w:u w:val="single"/>
+              </w:rPr>
+            </w:pPr>
+            <w:r>
+              <w:rPr>
+                <w:b/>
+                <w:bCs/>
+                <w:sz w:val="16"/>
+                <w:szCs w:val="16"/>
+                <w:u w:val="single"/>
+              </w:rPr>
+              <w:t>100%</w:t>
+            </w:r>
+          </w:p>
+        </w:tc>
+      </w:tr>
+      <w:tr>
+        <w:tblPrEx>
+          <w:tblCellMar>
+            <w:top w:w="0" w:type="dxa"/>
+            <w:bottom w:w="0" w:type="dxa"/>
+          </w:tblCellMar>
+        </w:tblPrEx>
+        <w:trPr>
+          <w:trHeight w:val="389"/>
+        </w:trPr>
+        <w:tc>
+          <w:tcPr>
+            <w:tcW w:w="2297" w:type="dxa"/>
+            <w:tcBorders>
+              <w:top w:val="single" w:sz="6" w:space="0" w:color="auto"/>
+              <w:left w:val="single" w:sz="6" w:space="0" w:color="auto"/>
+              <w:bottom w:val="single" w:sz="6" w:space="0" w:color="auto"/>
+              <w:right w:val="single" w:sz="6" w:space="0" w:color="000000"/>
+            </w:tcBorders>
+          </w:tcPr>
+          <w:p>
+            <w:pPr>
+              <w:rPr>
+                <w:b/>
+                <w:bCs/>
+                <w:sz w:val="16"/>
+                <w:szCs w:val="16"/>
+                <w:u w:val="single"/>
+              </w:rPr>
+            </w:pPr>
+            <w:r>
+              <w:rPr>
+                <w:b/>
+                <w:bCs/>
+                <w:sz w:val="16"/>
+                <w:szCs w:val="16"/>
+                <w:u w:val="single"/>
+              </w:rPr>
+              <w:t>Added different levels and buttons to choose between them</w:t>
+            </w:r>
+          </w:p>
+        </w:tc>
+        <w:tc>
+          <w:tcPr>
+            <w:tcW w:w="1047" w:type="dxa"/>
+            <w:tcBorders>
+              <w:top w:val="single" w:sz="6" w:space="0" w:color="auto"/>
+              <w:left w:val="single" w:sz="6" w:space="0" w:color="auto"/>
+              <w:bottom w:val="single" w:sz="6" w:space="0" w:color="auto"/>
+              <w:right w:val="single" w:sz="6" w:space="0" w:color="auto"/>
+            </w:tcBorders>
+            <w:shd w:val="solid" w:color="CCFFCC" w:fill="auto"/>
+          </w:tcPr>
+          <w:p>
+            <w:pPr>
+              <w:rPr>
+                <w:b/>
+                <w:bCs/>
+                <w:sz w:val="16"/>
+                <w:szCs w:val="16"/>
+                <w:u w:val="single"/>
+              </w:rPr>
+            </w:pPr>
+            <w:r>
+              <w:rPr>
+                <w:b/>
+                <w:bCs/>
+                <w:sz w:val="16"/>
+                <w:szCs w:val="16"/>
+                <w:u w:val="single"/>
+              </w:rPr>
+              <w:t>4</w:t>
+            </w:r>
+          </w:p>
+        </w:tc>
+        <w:tc>
+          <w:tcPr>
+            <w:tcW w:w="1234" w:type="dxa"/>
+            <w:tcBorders>
+              <w:top w:val="single" w:sz="6" w:space="0" w:color="auto"/>
+              <w:left w:val="single" w:sz="6" w:space="0" w:color="auto"/>
+              <w:bottom w:val="single" w:sz="6" w:space="0" w:color="000000"/>
+              <w:right w:val="single" w:sz="6" w:space="0" w:color="auto"/>
+            </w:tcBorders>
+            <w:shd w:val="solid" w:color="339966" w:fill="auto"/>
+          </w:tcPr>
+          <w:p>
+            <w:pPr>
+              <w:rPr>
+                <w:b/>
+                <w:bCs/>
+                <w:sz w:val="16"/>
+                <w:szCs w:val="16"/>
+                <w:u w:val="single"/>
+              </w:rPr>
+            </w:pPr>
+            <w:r>
+              <w:rPr>
+                <w:b/>
+                <w:bCs/>
+                <w:sz w:val="16"/>
+                <w:szCs w:val="16"/>
+                <w:u w:val="single"/>
+              </w:rPr>
+              <w:t>Done</w:t>
+            </w:r>
+          </w:p>
+        </w:tc>
+        <w:tc>
+          <w:tcPr>
+            <w:tcW w:w="1596" w:type="dxa"/>
+            <w:tcBorders>
+              <w:top w:val="single" w:sz="6" w:space="0" w:color="auto"/>
+              <w:left w:val="single" w:sz="6" w:space="0" w:color="000000"/>
+              <w:bottom w:val="single" w:sz="6" w:space="0" w:color="auto"/>
+              <w:right w:val="single" w:sz="6" w:space="0" w:color="auto"/>
+            </w:tcBorders>
+            <w:shd w:val="solid" w:color="FFFFFF" w:fill="auto"/>
+          </w:tcPr>
+          <w:p>
+            <w:pPr>
+              <w:rPr>
+                <w:b/>
+                <w:bCs/>
+                <w:sz w:val="16"/>
+                <w:szCs w:val="16"/>
+                <w:u w:val="single"/>
+              </w:rPr>
+            </w:pPr>
+            <w:r>
+              <w:rPr>
+                <w:b/>
+                <w:bCs/>
+                <w:sz w:val="16"/>
+                <w:szCs w:val="16"/>
+                <w:u w:val="single"/>
+              </w:rPr>
+              <w:t>0%</w:t>
+            </w:r>
+          </w:p>
+        </w:tc>
+        <w:tc>
+          <w:tcPr>
+            <w:tcW w:w="1523" w:type="dxa"/>
+            <w:tcBorders>
+              <w:top w:val="single" w:sz="6" w:space="0" w:color="auto"/>
+              <w:left w:val="single" w:sz="6" w:space="0" w:color="auto"/>
+              <w:bottom w:val="single" w:sz="6" w:space="0" w:color="auto"/>
+              <w:right w:val="single" w:sz="6" w:space="0" w:color="auto"/>
+            </w:tcBorders>
+            <w:shd w:val="solid" w:color="339966" w:fill="auto"/>
+          </w:tcPr>
+          <w:p>
+            <w:pPr>
+              <w:rPr>
+                <w:b/>
+                <w:bCs/>
+                <w:sz w:val="16"/>
+                <w:szCs w:val="16"/>
+                <w:u w:val="single"/>
+              </w:rPr>
+            </w:pPr>
+            <w:r>
+              <w:rPr>
+                <w:b/>
+                <w:bCs/>
+                <w:sz w:val="16"/>
+                <w:szCs w:val="16"/>
+                <w:u w:val="single"/>
+              </w:rPr>
+              <w:t>100%</w:t>
+            </w:r>
+          </w:p>
+        </w:tc>
+      </w:tr>
+      <w:tr>
+        <w:tblPrEx>
+          <w:tblCellMar>
+            <w:top w:w="0" w:type="dxa"/>
+            <w:bottom w:w="0" w:type="dxa"/>
+          </w:tblCellMar>
+        </w:tblPrEx>
+        <w:trPr>
+          <w:trHeight w:val="389"/>
+        </w:trPr>
+        <w:tc>
+          <w:tcPr>
+            <w:tcW w:w="2297" w:type="dxa"/>
+            <w:tcBorders>
+              <w:top w:val="single" w:sz="6" w:space="0" w:color="auto"/>
+              <w:left w:val="single" w:sz="6" w:space="0" w:color="auto"/>
+              <w:bottom w:val="single" w:sz="6" w:space="0" w:color="000000"/>
+              <w:right w:val="single" w:sz="6" w:space="0" w:color="000000"/>
+            </w:tcBorders>
+            <w:shd w:val="solid" w:color="C0C0C0" w:fill="C0C0C0"/>
+          </w:tcPr>
+          <w:p>
+            <w:pPr>
+              <w:rPr>
+                <w:b/>
+                <w:bCs/>
+                <w:sz w:val="16"/>
+                <w:szCs w:val="16"/>
+                <w:u w:val="single"/>
+              </w:rPr>
+            </w:pPr>
+          </w:p>
+        </w:tc>
+        <w:tc>
+          <w:tcPr>
+            <w:tcW w:w="1047" w:type="dxa"/>
+            <w:tcBorders>
+              <w:top w:val="single" w:sz="6" w:space="0" w:color="auto"/>
+              <w:left w:val="single" w:sz="6" w:space="0" w:color="auto"/>
+              <w:bottom w:val="single" w:sz="6" w:space="0" w:color="000000"/>
+              <w:right w:val="single" w:sz="6" w:space="0" w:color="auto"/>
+            </w:tcBorders>
+            <w:shd w:val="solid" w:color="C0C0C0" w:fill="C0C0C0"/>
+          </w:tcPr>
+          <w:p>
+            <w:pPr>
+              <w:rPr>
+                <w:b/>
+                <w:bCs/>
+                <w:sz w:val="16"/>
+                <w:szCs w:val="16"/>
+                <w:u w:val="single"/>
+              </w:rPr>
+            </w:pPr>
+          </w:p>
+        </w:tc>
+        <w:tc>
+          <w:tcPr>
+            <w:tcW w:w="1234" w:type="dxa"/>
+            <w:tcBorders>
+              <w:top w:val="single" w:sz="6" w:space="0" w:color="auto"/>
+              <w:left w:val="single" w:sz="6" w:space="0" w:color="auto"/>
+              <w:bottom w:val="single" w:sz="6" w:space="0" w:color="000000"/>
+              <w:right w:val="single" w:sz="6" w:space="0" w:color="auto"/>
+            </w:tcBorders>
+            <w:shd w:val="solid" w:color="C0C0C0" w:fill="C0C0C0"/>
+          </w:tcPr>
+          <w:p>
+            <w:pPr>
+              <w:rPr>
+                <w:b/>
+                <w:bCs/>
+                <w:sz w:val="16"/>
+                <w:szCs w:val="16"/>
+                <w:u w:val="single"/>
+              </w:rPr>
+            </w:pPr>
+          </w:p>
+        </w:tc>
+        <w:tc>
+          <w:tcPr>
+            <w:tcW w:w="1596" w:type="dxa"/>
+            <w:tcBorders>
+              <w:top w:val="single" w:sz="6" w:space="0" w:color="auto"/>
+              <w:left w:val="single" w:sz="6" w:space="0" w:color="000000"/>
+              <w:bottom w:val="single" w:sz="6" w:space="0" w:color="000000"/>
+              <w:right w:val="single" w:sz="6" w:space="0" w:color="auto"/>
+            </w:tcBorders>
+            <w:shd w:val="solid" w:color="C0C0C0" w:fill="C0C0C0"/>
+          </w:tcPr>
+          <w:p>
+            <w:pPr>
+              <w:rPr>
+                <w:b/>
+                <w:bCs/>
+                <w:sz w:val="16"/>
+                <w:szCs w:val="16"/>
+                <w:u w:val="single"/>
+              </w:rPr>
+            </w:pPr>
+          </w:p>
+        </w:tc>
+        <w:tc>
+          <w:tcPr>
+            <w:tcW w:w="1523" w:type="dxa"/>
+            <w:tcBorders>
+              <w:top w:val="single" w:sz="6" w:space="0" w:color="auto"/>
+              <w:left w:val="single" w:sz="6" w:space="0" w:color="auto"/>
+              <w:bottom w:val="single" w:sz="6" w:space="0" w:color="000000"/>
+              <w:right w:val="single" w:sz="6" w:space="0" w:color="auto"/>
+            </w:tcBorders>
+            <w:shd w:val="solid" w:color="C0C0C0" w:fill="C0C0C0"/>
+          </w:tcPr>
+          <w:p>
+            <w:pPr>
+              <w:rPr>
+                <w:b/>
+                <w:bCs/>
+                <w:sz w:val="16"/>
+                <w:szCs w:val="16"/>
+                <w:u w:val="single"/>
+              </w:rPr>
+            </w:pPr>
+          </w:p>
+        </w:tc>
+      </w:tr>
+      <w:tr>
+        <w:tblPrEx>
+          <w:tblCellMar>
+            <w:top w:w="0" w:type="dxa"/>
+            <w:bottom w:w="0" w:type="dxa"/>
+          </w:tblCellMar>
+        </w:tblPrEx>
+        <w:trPr>
+          <w:trHeight w:val="389"/>
+        </w:trPr>
+        <w:tc>
+          <w:tcPr>
+            <w:tcW w:w="2297" w:type="dxa"/>
+            <w:tcBorders>
+              <w:top w:val="single" w:sz="6" w:space="0" w:color="auto"/>
+              <w:left w:val="single" w:sz="6" w:space="0" w:color="auto"/>
+              <w:bottom w:val="single" w:sz="12" w:space="0" w:color="000000"/>
+              <w:right w:val="single" w:sz="6" w:space="0" w:color="000000"/>
+            </w:tcBorders>
+          </w:tcPr>
+          <w:p>
+            <w:pPr>
+              <w:rPr>
+                <w:b/>
+                <w:bCs/>
+                <w:sz w:val="16"/>
+                <w:szCs w:val="16"/>
+                <w:u w:val="single"/>
+              </w:rPr>
+            </w:pPr>
+          </w:p>
+        </w:tc>
+        <w:tc>
+          <w:tcPr>
+            <w:tcW w:w="1047" w:type="dxa"/>
+            <w:tcBorders>
+              <w:top w:val="single" w:sz="6" w:space="0" w:color="auto"/>
+              <w:left w:val="single" w:sz="6" w:space="0" w:color="auto"/>
+              <w:bottom w:val="single" w:sz="12" w:space="0" w:color="000000"/>
+              <w:right w:val="single" w:sz="6" w:space="0" w:color="auto"/>
+            </w:tcBorders>
+          </w:tcPr>
+          <w:p>
+            <w:pPr>
+              <w:rPr>
+                <w:b/>
+                <w:bCs/>
+                <w:sz w:val="16"/>
+                <w:szCs w:val="16"/>
+                <w:u w:val="single"/>
+              </w:rPr>
+            </w:pPr>
+          </w:p>
+        </w:tc>
+        <w:tc>
+          <w:tcPr>
+            <w:tcW w:w="1234" w:type="dxa"/>
+            <w:tcBorders>
+              <w:top w:val="single" w:sz="6" w:space="0" w:color="auto"/>
+              <w:left w:val="single" w:sz="6" w:space="0" w:color="auto"/>
+              <w:bottom w:val="single" w:sz="12" w:space="0" w:color="000000"/>
+              <w:right w:val="single" w:sz="6" w:space="0" w:color="auto"/>
+            </w:tcBorders>
+          </w:tcPr>
+          <w:p>
+            <w:pPr>
+              <w:rPr>
+                <w:b/>
+                <w:bCs/>
+                <w:sz w:val="16"/>
+                <w:szCs w:val="16"/>
+                <w:u w:val="single"/>
+              </w:rPr>
+            </w:pPr>
+          </w:p>
+        </w:tc>
+        <w:tc>
+          <w:tcPr>
+            <w:tcW w:w="1596" w:type="dxa"/>
+            <w:tcBorders>
+              <w:top w:val="single" w:sz="6" w:space="0" w:color="auto"/>
+              <w:left w:val="single" w:sz="6" w:space="0" w:color="000000"/>
+              <w:bottom w:val="single" w:sz="12" w:space="0" w:color="000000"/>
+              <w:right w:val="single" w:sz="6" w:space="0" w:color="auto"/>
+            </w:tcBorders>
+          </w:tcPr>
+          <w:p>
+            <w:pPr>
+              <w:rPr>
+                <w:b/>
+                <w:bCs/>
+                <w:sz w:val="16"/>
+                <w:szCs w:val="16"/>
+                <w:u w:val="single"/>
+              </w:rPr>
+            </w:pPr>
+          </w:p>
+        </w:tc>
+        <w:tc>
+          <w:tcPr>
+            <w:tcW w:w="1523" w:type="dxa"/>
+            <w:tcBorders>
+              <w:top w:val="single" w:sz="6" w:space="0" w:color="auto"/>
+              <w:left w:val="single" w:sz="6" w:space="0" w:color="auto"/>
+              <w:bottom w:val="single" w:sz="12" w:space="0" w:color="000000"/>
+              <w:right w:val="single" w:sz="6" w:space="0" w:color="auto"/>
+            </w:tcBorders>
+          </w:tcPr>
+          <w:p>
+            <w:pPr>
+              <w:rPr>
+                <w:b/>
+                <w:bCs/>
+                <w:sz w:val="16"/>
+                <w:szCs w:val="16"/>
+                <w:u w:val="single"/>
+              </w:rPr>
+            </w:pPr>
+          </w:p>
+        </w:tc>
+      </w:tr>
+    </w:tbl>
+    <w:p>
+      <w:pPr>
+        <w:rPr>
+          <w:b/>
+          <w:bCs/>
+          <w:u w:val="single"/>
+        </w:rPr>
+      </w:pPr>
+      <w:r>
+        <w:rPr>
+          <w:b/>
+          <w:bCs/>
+          <w:u w:val="single"/>
+        </w:rPr>
+        <w:br w:type="page"/>
+      </w:r>
+    </w:p>
+    <w:p>
+      <w:r>
+        <w:rPr>
+          <w:b/>
+          <w:bCs/>
+          <w:u w:val="single"/>
+        </w:rPr>
+        <w:lastRenderedPageBreak/>
+        <w:t xml:space="preserve">Statement </w:t>
+      </w:r>
+      <w:r>
+        <w:rPr>
+          <w:b/>
+          <w:bCs/>
+          <w:u w:val="single"/>
+        </w:rPr>
+        <w:t>–</w:t>
+      </w:r>
+      <w:r>
+        <w:rPr>
+          <w:b/>
+          <w:bCs/>
+          <w:u w:val="single"/>
+        </w:rPr>
+        <w:t xml:space="preserve"> Joshua</w:t>
+      </w:r>
+    </w:p>
+    <w:p>
+      <w:r>
+        <w:br w:type="page"/>
+      </w:r>
+    </w:p>
+    <w:p>
+      <w:r>
+        <w:rPr>
+          <w:b/>
+          <w:bCs/>
+          <w:u w:val="single"/>
+        </w:rPr>
+        <w:lastRenderedPageBreak/>
+        <w:t>Statement – Hamish</w:t>
+      </w:r>
+    </w:p>
+    <w:p/>
+    <w:p>
+      <w:r>
+        <w:t xml:space="preserve">One of the biggest challenges I faced was to create effective wave movement for the obstacles in the game. I created a script that would move the wave objects with the sine and cosine of the time in game. </w:t>
+      </w:r>
+      <w:r>
+        <w:t xml:space="preserve">As the X and Y axes were being manipulated by the code, I used the differing z axis coordinates of the waves to offset their rotational phase. I began having issues with the waves after making each wave a child of the others, where the </w:t>
+      </w:r>
+      <w:proofErr w:type="spellStart"/>
+      <w:r>
+        <w:t>localposition</w:t>
+      </w:r>
+      <w:proofErr w:type="spellEnd"/>
+      <w:r>
+        <w:t xml:space="preserve"> component I had used was adding the parent and child positions together (I think). Seeking a fix, I made a </w:t>
+      </w:r>
+      <w:proofErr w:type="spellStart"/>
+      <w:r>
+        <w:t>wavemanager</w:t>
+      </w:r>
+      <w:proofErr w:type="spellEnd"/>
+      <w:r>
+        <w:t xml:space="preserve"> parent object and began having a similar issue where the waves would jump from their initial position when I started the game. Eventually Joshua realised the issue and converted the </w:t>
+      </w:r>
+      <w:proofErr w:type="spellStart"/>
+      <w:r>
+        <w:t>localposition</w:t>
+      </w:r>
+      <w:proofErr w:type="spellEnd"/>
+      <w:r>
+        <w:t xml:space="preserve"> component into a position component, solving the issue.</w:t>
+      </w:r>
+    </w:p>
     <w:sectPr>
       <w:pgSz w:w="11906" w:h="16838"/>
       <w:pgMar w:top="1440" w:right="1440" w:bottom="1440" w:left="1440" w:header="708" w:footer="708" w:gutter="0"/>
@@ -1079,7 +5233,6 @@
   <w:style w:type="character" w:default="1" w:styleId="DefaultParagraphFont">
     <w:name w:val="Default Paragraph Font"/>
     <w:uiPriority w:val="1"/>
-    <w:semiHidden/>
     <w:unhideWhenUsed/>
   </w:style>
   <w:style w:type="table" w:default="1" w:styleId="TableNormal">
@@ -1437,6 +5590,29 @@
     <w:uiPriority w:val="99"/>
     <w:rsid w:val="00087BAC"/>
   </w:style>
+  <w:style w:type="character" w:styleId="Hyperlink">
+    <w:name w:val="Hyperlink"/>
+    <w:basedOn w:val="DefaultParagraphFont"/>
+    <w:uiPriority w:val="99"/>
+    <w:unhideWhenUsed/>
+    <w:rsid w:val="000406F5"/>
+    <w:rPr>
+      <w:color w:val="467886" w:themeColor="hyperlink"/>
+      <w:u w:val="single"/>
+    </w:rPr>
+  </w:style>
+  <w:style w:type="character" w:styleId="UnresolvedMention">
+    <w:name w:val="Unresolved Mention"/>
+    <w:basedOn w:val="DefaultParagraphFont"/>
+    <w:uiPriority w:val="99"/>
+    <w:semiHidden/>
+    <w:unhideWhenUsed/>
+    <w:rsid w:val="000406F5"/>
+    <w:rPr>
+      <w:color w:val="605E5C"/>
+      <w:shd w:val="clear" w:color="auto" w:fill="E1DFDD"/>
+    </w:rPr>
+  </w:style>
 </w:styles>
 </file>
 

--- a/Project Docs.docx
+++ b/Project Docs.docx
@@ -425,12 +425,6 @@
         <w:gridCol w:w="1523"/>
       </w:tblGrid>
       <w:tr>
-        <w:tblPrEx>
-          <w:tblCellMar>
-            <w:top w:w="0" w:type="dxa"/>
-            <w:bottom w:w="0" w:type="dxa"/>
-          </w:tblCellMar>
-        </w:tblPrEx>
         <w:trPr>
           <w:trHeight w:val="186"/>
         </w:trPr>
@@ -601,12 +595,6 @@
         </w:tc>
       </w:tr>
       <w:tr>
-        <w:tblPrEx>
-          <w:tblCellMar>
-            <w:top w:w="0" w:type="dxa"/>
-            <w:bottom w:w="0" w:type="dxa"/>
-          </w:tblCellMar>
-        </w:tblPrEx>
         <w:trPr>
           <w:trHeight w:val="389"/>
         </w:trPr>
@@ -639,20 +627,8 @@
                 <w:szCs w:val="16"/>
                 <w:u w:val="single"/>
               </w:rPr>
-              <w:t xml:space="preserve">Created testing scene and Made initial Git </w:t>
-            </w:r>
-            <w:proofErr w:type="spellStart"/>
-            <w:r>
-              <w:rPr>
-                <w:b/>
-                <w:bCs/>
-                <w:sz w:val="16"/>
-                <w:szCs w:val="16"/>
-                <w:u w:val="single"/>
-              </w:rPr>
-              <w:t>comits</w:t>
-            </w:r>
-            <w:proofErr w:type="spellEnd"/>
+              <w:t>Created testing scene and Made initial Git comits</w:t>
+            </w:r>
           </w:p>
         </w:tc>
         <w:tc>
@@ -789,12 +765,6 @@
         </w:tc>
       </w:tr>
       <w:tr>
-        <w:tblPrEx>
-          <w:tblCellMar>
-            <w:top w:w="0" w:type="dxa"/>
-            <w:bottom w:w="0" w:type="dxa"/>
-          </w:tblCellMar>
-        </w:tblPrEx>
         <w:trPr>
           <w:trHeight w:val="389"/>
         </w:trPr>
@@ -964,12 +934,6 @@
         </w:tc>
       </w:tr>
       <w:tr>
-        <w:tblPrEx>
-          <w:tblCellMar>
-            <w:top w:w="0" w:type="dxa"/>
-            <w:bottom w:w="0" w:type="dxa"/>
-          </w:tblCellMar>
-        </w:tblPrEx>
         <w:trPr>
           <w:trHeight w:val="389"/>
         </w:trPr>
@@ -1140,12 +1104,6 @@
         </w:tc>
       </w:tr>
       <w:tr>
-        <w:tblPrEx>
-          <w:tblCellMar>
-            <w:top w:w="0" w:type="dxa"/>
-            <w:bottom w:w="0" w:type="dxa"/>
-          </w:tblCellMar>
-        </w:tblPrEx>
         <w:trPr>
           <w:trHeight w:val="389"/>
         </w:trPr>
@@ -1315,12 +1273,6 @@
         </w:tc>
       </w:tr>
       <w:tr>
-        <w:tblPrEx>
-          <w:tblCellMar>
-            <w:top w:w="0" w:type="dxa"/>
-            <w:bottom w:w="0" w:type="dxa"/>
-          </w:tblCellMar>
-        </w:tblPrEx>
         <w:trPr>
           <w:trHeight w:val="389"/>
         </w:trPr>
@@ -1386,29 +1338,7 @@
                 <w:szCs w:val="16"/>
                 <w:u w:val="single"/>
               </w:rPr>
-              <w:t xml:space="preserve">Joshua </w:t>
-            </w:r>
-            <w:proofErr w:type="gramStart"/>
-            <w:r>
-              <w:rPr>
-                <w:b/>
-                <w:bCs/>
-                <w:sz w:val="16"/>
-                <w:szCs w:val="16"/>
-                <w:u w:val="single"/>
-              </w:rPr>
-              <w:t>fill</w:t>
-            </w:r>
-            <w:proofErr w:type="gramEnd"/>
-            <w:r>
-              <w:rPr>
-                <w:b/>
-                <w:bCs/>
-                <w:sz w:val="16"/>
-                <w:szCs w:val="16"/>
-                <w:u w:val="single"/>
-              </w:rPr>
-              <w:t xml:space="preserve"> in here</w:t>
+              <w:t>6</w:t>
             </w:r>
           </w:p>
         </w:tc>
@@ -1513,12 +1443,6 @@
         </w:tc>
       </w:tr>
       <w:tr>
-        <w:tblPrEx>
-          <w:tblCellMar>
-            <w:top w:w="0" w:type="dxa"/>
-            <w:bottom w:w="0" w:type="dxa"/>
-          </w:tblCellMar>
-        </w:tblPrEx>
         <w:trPr>
           <w:trHeight w:val="389"/>
         </w:trPr>
@@ -1688,12 +1612,6 @@
         </w:tc>
       </w:tr>
       <w:tr>
-        <w:tblPrEx>
-          <w:tblCellMar>
-            <w:top w:w="0" w:type="dxa"/>
-            <w:bottom w:w="0" w:type="dxa"/>
-          </w:tblCellMar>
-        </w:tblPrEx>
         <w:trPr>
           <w:trHeight w:val="389"/>
         </w:trPr>
@@ -1759,29 +1677,7 @@
                 <w:szCs w:val="16"/>
                 <w:u w:val="single"/>
               </w:rPr>
-              <w:t xml:space="preserve">Joshua </w:t>
-            </w:r>
-            <w:proofErr w:type="gramStart"/>
-            <w:r>
-              <w:rPr>
-                <w:b/>
-                <w:bCs/>
-                <w:sz w:val="16"/>
-                <w:szCs w:val="16"/>
-                <w:u w:val="single"/>
-              </w:rPr>
-              <w:t>fill</w:t>
-            </w:r>
-            <w:proofErr w:type="gramEnd"/>
-            <w:r>
-              <w:rPr>
-                <w:b/>
-                <w:bCs/>
-                <w:sz w:val="16"/>
-                <w:szCs w:val="16"/>
-                <w:u w:val="single"/>
-              </w:rPr>
-              <w:t xml:space="preserve"> in here</w:t>
+              <w:t>7</w:t>
             </w:r>
           </w:p>
         </w:tc>
@@ -1886,12 +1782,6 @@
         </w:tc>
       </w:tr>
       <w:tr>
-        <w:tblPrEx>
-          <w:tblCellMar>
-            <w:top w:w="0" w:type="dxa"/>
-            <w:bottom w:w="0" w:type="dxa"/>
-          </w:tblCellMar>
-        </w:tblPrEx>
         <w:trPr>
           <w:trHeight w:val="389"/>
         </w:trPr>
@@ -2061,12 +1951,6 @@
         </w:tc>
       </w:tr>
       <w:tr>
-        <w:tblPrEx>
-          <w:tblCellMar>
-            <w:top w:w="0" w:type="dxa"/>
-            <w:bottom w:w="0" w:type="dxa"/>
-          </w:tblCellMar>
-        </w:tblPrEx>
         <w:trPr>
           <w:trHeight w:val="389"/>
         </w:trPr>
@@ -2237,12 +2121,6 @@
         </w:tc>
       </w:tr>
       <w:tr>
-        <w:tblPrEx>
-          <w:tblCellMar>
-            <w:top w:w="0" w:type="dxa"/>
-            <w:bottom w:w="0" w:type="dxa"/>
-          </w:tblCellMar>
-        </w:tblPrEx>
         <w:trPr>
           <w:trHeight w:val="389"/>
         </w:trPr>
@@ -2306,29 +2184,7 @@
                 <w:szCs w:val="16"/>
                 <w:u w:val="single"/>
               </w:rPr>
-              <w:t xml:space="preserve">Joshua </w:t>
-            </w:r>
-            <w:proofErr w:type="gramStart"/>
-            <w:r>
-              <w:rPr>
-                <w:b/>
-                <w:bCs/>
-                <w:sz w:val="16"/>
-                <w:szCs w:val="16"/>
-                <w:u w:val="single"/>
-              </w:rPr>
-              <w:t>fill</w:t>
-            </w:r>
-            <w:proofErr w:type="gramEnd"/>
-            <w:r>
-              <w:rPr>
-                <w:b/>
-                <w:bCs/>
-                <w:sz w:val="16"/>
-                <w:szCs w:val="16"/>
-                <w:u w:val="single"/>
-              </w:rPr>
-              <w:t xml:space="preserve"> in here</w:t>
+              <w:t>7</w:t>
             </w:r>
           </w:p>
         </w:tc>
@@ -2432,12 +2288,6 @@
         </w:tc>
       </w:tr>
       <w:tr>
-        <w:tblPrEx>
-          <w:tblCellMar>
-            <w:top w:w="0" w:type="dxa"/>
-            <w:bottom w:w="0" w:type="dxa"/>
-          </w:tblCellMar>
-        </w:tblPrEx>
         <w:trPr>
           <w:trHeight w:val="389"/>
         </w:trPr>
@@ -2503,29 +2353,7 @@
                 <w:szCs w:val="16"/>
                 <w:u w:val="single"/>
               </w:rPr>
-              <w:t xml:space="preserve">Joshua </w:t>
-            </w:r>
-            <w:proofErr w:type="gramStart"/>
-            <w:r>
-              <w:rPr>
-                <w:b/>
-                <w:bCs/>
-                <w:sz w:val="16"/>
-                <w:szCs w:val="16"/>
-                <w:u w:val="single"/>
-              </w:rPr>
-              <w:t>fill</w:t>
-            </w:r>
-            <w:proofErr w:type="gramEnd"/>
-            <w:r>
-              <w:rPr>
-                <w:b/>
-                <w:bCs/>
-                <w:sz w:val="16"/>
-                <w:szCs w:val="16"/>
-                <w:u w:val="single"/>
-              </w:rPr>
-              <w:t xml:space="preserve"> in here</w:t>
+              <w:t>4</w:t>
             </w:r>
           </w:p>
         </w:tc>
@@ -2630,12 +2458,6 @@
         </w:tc>
       </w:tr>
       <w:tr>
-        <w:tblPrEx>
-          <w:tblCellMar>
-            <w:top w:w="0" w:type="dxa"/>
-            <w:bottom w:w="0" w:type="dxa"/>
-          </w:tblCellMar>
-        </w:tblPrEx>
         <w:trPr>
           <w:trHeight w:val="389"/>
         </w:trPr>
@@ -2699,29 +2521,7 @@
                 <w:szCs w:val="16"/>
                 <w:u w:val="single"/>
               </w:rPr>
-              <w:t xml:space="preserve">Joshua </w:t>
-            </w:r>
-            <w:proofErr w:type="gramStart"/>
-            <w:r>
-              <w:rPr>
-                <w:b/>
-                <w:bCs/>
-                <w:sz w:val="16"/>
-                <w:szCs w:val="16"/>
-                <w:u w:val="single"/>
-              </w:rPr>
-              <w:t>fill</w:t>
-            </w:r>
-            <w:proofErr w:type="gramEnd"/>
-            <w:r>
-              <w:rPr>
-                <w:b/>
-                <w:bCs/>
-                <w:sz w:val="16"/>
-                <w:szCs w:val="16"/>
-                <w:u w:val="single"/>
-              </w:rPr>
-              <w:t xml:space="preserve"> in here</w:t>
+              <w:t>5</w:t>
             </w:r>
           </w:p>
         </w:tc>
@@ -2825,12 +2625,6 @@
         </w:tc>
       </w:tr>
       <w:tr>
-        <w:tblPrEx>
-          <w:tblCellMar>
-            <w:top w:w="0" w:type="dxa"/>
-            <w:bottom w:w="0" w:type="dxa"/>
-          </w:tblCellMar>
-        </w:tblPrEx>
         <w:trPr>
           <w:trHeight w:val="389"/>
         </w:trPr>
@@ -2896,29 +2690,7 @@
                 <w:szCs w:val="16"/>
                 <w:u w:val="single"/>
               </w:rPr>
-              <w:t xml:space="preserve">Joshua </w:t>
-            </w:r>
-            <w:proofErr w:type="gramStart"/>
-            <w:r>
-              <w:rPr>
-                <w:b/>
-                <w:bCs/>
-                <w:sz w:val="16"/>
-                <w:szCs w:val="16"/>
-                <w:u w:val="single"/>
-              </w:rPr>
-              <w:t>fill</w:t>
-            </w:r>
-            <w:proofErr w:type="gramEnd"/>
-            <w:r>
-              <w:rPr>
-                <w:b/>
-                <w:bCs/>
-                <w:sz w:val="16"/>
-                <w:szCs w:val="16"/>
-                <w:u w:val="single"/>
-              </w:rPr>
-              <w:t xml:space="preserve"> in here</w:t>
+              <w:t>4</w:t>
             </w:r>
           </w:p>
         </w:tc>
@@ -3023,12 +2795,6 @@
         </w:tc>
       </w:tr>
       <w:tr>
-        <w:tblPrEx>
-          <w:tblCellMar>
-            <w:top w:w="0" w:type="dxa"/>
-            <w:bottom w:w="0" w:type="dxa"/>
-          </w:tblCellMar>
-        </w:tblPrEx>
         <w:trPr>
           <w:trHeight w:val="389"/>
         </w:trPr>
@@ -3198,12 +2964,6 @@
         </w:tc>
       </w:tr>
       <w:tr>
-        <w:tblPrEx>
-          <w:tblCellMar>
-            <w:top w:w="0" w:type="dxa"/>
-            <w:bottom w:w="0" w:type="dxa"/>
-          </w:tblCellMar>
-        </w:tblPrEx>
         <w:trPr>
           <w:trHeight w:val="389"/>
         </w:trPr>
@@ -3374,12 +3134,6 @@
         </w:tc>
       </w:tr>
       <w:tr>
-        <w:tblPrEx>
-          <w:tblCellMar>
-            <w:top w:w="0" w:type="dxa"/>
-            <w:bottom w:w="0" w:type="dxa"/>
-          </w:tblCellMar>
-        </w:tblPrEx>
         <w:trPr>
           <w:trHeight w:val="389"/>
         </w:trPr>
@@ -3443,29 +3197,7 @@
                 <w:szCs w:val="16"/>
                 <w:u w:val="single"/>
               </w:rPr>
-              <w:t xml:space="preserve">Joshua </w:t>
-            </w:r>
-            <w:proofErr w:type="gramStart"/>
-            <w:r>
-              <w:rPr>
-                <w:b/>
-                <w:bCs/>
-                <w:sz w:val="16"/>
-                <w:szCs w:val="16"/>
-                <w:u w:val="single"/>
-              </w:rPr>
-              <w:t>fill</w:t>
-            </w:r>
-            <w:proofErr w:type="gramEnd"/>
-            <w:r>
-              <w:rPr>
-                <w:b/>
-                <w:bCs/>
-                <w:sz w:val="16"/>
-                <w:szCs w:val="16"/>
-                <w:u w:val="single"/>
-              </w:rPr>
-              <w:t xml:space="preserve"> in here</w:t>
+              <w:t>8</w:t>
             </w:r>
           </w:p>
         </w:tc>
@@ -3570,12 +3302,6 @@
         </w:tc>
       </w:tr>
       <w:tr>
-        <w:tblPrEx>
-          <w:tblCellMar>
-            <w:top w:w="0" w:type="dxa"/>
-            <w:bottom w:w="0" w:type="dxa"/>
-          </w:tblCellMar>
-        </w:tblPrEx>
         <w:trPr>
           <w:trHeight w:val="389"/>
         </w:trPr>
@@ -3746,12 +3472,6 @@
         </w:tc>
       </w:tr>
       <w:tr>
-        <w:tblPrEx>
-          <w:tblCellMar>
-            <w:top w:w="0" w:type="dxa"/>
-            <w:bottom w:w="0" w:type="dxa"/>
-          </w:tblCellMar>
-        </w:tblPrEx>
         <w:trPr>
           <w:trHeight w:val="389"/>
         </w:trPr>
@@ -3921,12 +3641,6 @@
         </w:tc>
       </w:tr>
       <w:tr>
-        <w:tblPrEx>
-          <w:tblCellMar>
-            <w:top w:w="0" w:type="dxa"/>
-            <w:bottom w:w="0" w:type="dxa"/>
-          </w:tblCellMar>
-        </w:tblPrEx>
         <w:trPr>
           <w:trHeight w:val="389"/>
         </w:trPr>
@@ -4047,12 +3761,6 @@
         </w:tc>
       </w:tr>
       <w:tr>
-        <w:tblPrEx>
-          <w:tblCellMar>
-            <w:top w:w="0" w:type="dxa"/>
-            <w:bottom w:w="0" w:type="dxa"/>
-          </w:tblCellMar>
-        </w:tblPrEx>
         <w:trPr>
           <w:trHeight w:val="389"/>
         </w:trPr>
@@ -4234,31 +3942,7 @@
         <w:t xml:space="preserve">One of the biggest challenges I faced was to create effective wave movement for the obstacles in the game. I created a script that would move the wave objects with the sine and cosine of the time in game. </w:t>
       </w:r>
       <w:r>
-        <w:t xml:space="preserve">As the X and Y axes were being manipulated by the code, I used the differing z axis coordinates of the waves to offset their rotational phase. I began having issues with the waves after making each wave a child of the others, where the </w:t>
-      </w:r>
-      <w:proofErr w:type="spellStart"/>
-      <w:r>
-        <w:t>localposition</w:t>
-      </w:r>
-      <w:proofErr w:type="spellEnd"/>
-      <w:r>
-        <w:t xml:space="preserve"> component I had used was adding the parent and child positions together (I think). Seeking a fix, I made a </w:t>
-      </w:r>
-      <w:proofErr w:type="spellStart"/>
-      <w:r>
-        <w:t>wavemanager</w:t>
-      </w:r>
-      <w:proofErr w:type="spellEnd"/>
-      <w:r>
-        <w:t xml:space="preserve"> parent object and began having a similar issue where the waves would jump from their initial position when I started the game. Eventually Joshua realised the issue and converted the </w:t>
-      </w:r>
-      <w:proofErr w:type="spellStart"/>
-      <w:r>
-        <w:t>localposition</w:t>
-      </w:r>
-      <w:proofErr w:type="spellEnd"/>
-      <w:r>
-        <w:t xml:space="preserve"> component into a position component, solving the issue.</w:t>
+        <w:t>As the X and Y axes were being manipulated by the code, I used the differing z axis coordinates of the waves to offset their rotational phase. I began having issues with the waves after making each wave a child of the others, where the localposition component I had used was adding the parent and child positions together (I think). Seeking a fix, I made a wavemanager parent object and began having a similar issue where the waves would jump from their initial position when I started the game. Eventually Joshua realised the issue and converted the localposition component into a position component, solving the issue.</w:t>
       </w:r>
     </w:p>
     <w:sectPr>
@@ -5233,6 +4917,7 @@
   <w:style w:type="character" w:default="1" w:styleId="DefaultParagraphFont">
     <w:name w:val="Default Paragraph Font"/>
     <w:uiPriority w:val="1"/>
+    <w:semiHidden/>
     <w:unhideWhenUsed/>
   </w:style>
   <w:style w:type="table" w:default="1" w:styleId="TableNormal">

--- a/Project Docs.docx
+++ b/Project Docs.docx
@@ -627,8 +627,20 @@
                 <w:szCs w:val="16"/>
                 <w:u w:val="single"/>
               </w:rPr>
-              <w:t>Created testing scene and Made initial Git comits</w:t>
-            </w:r>
+              <w:t xml:space="preserve">Created testing scene and Made initial Git </w:t>
+            </w:r>
+            <w:proofErr w:type="spellStart"/>
+            <w:r>
+              <w:rPr>
+                <w:b/>
+                <w:bCs/>
+                <w:sz w:val="16"/>
+                <w:szCs w:val="16"/>
+                <w:u w:val="single"/>
+              </w:rPr>
+              <w:t>comits</w:t>
+            </w:r>
+            <w:proofErr w:type="spellEnd"/>
           </w:p>
         </w:tc>
         <w:tc>
@@ -3922,10 +3934,178 @@
     </w:p>
     <w:p>
       <w:r>
-        <w:br w:type="page"/>
-      </w:r>
+        <w:t xml:space="preserve">A difficult problem I managed to solve was after Hamish had completed the wave movement coding, </w:t>
+      </w:r>
+      <w:r>
+        <w:t xml:space="preserve">when coding he encountered the </w:t>
+      </w:r>
+      <w:r>
+        <w:t>issue of the</w:t>
+      </w:r>
+      <w:r>
+        <w:t xml:space="preserve"> waves</w:t>
+      </w:r>
+      <w:r>
+        <w:t xml:space="preserve"> changing position relative to each other</w:t>
+      </w:r>
+      <w:r>
+        <w:t xml:space="preserve"> but after trying to fix it only got part way</w:t>
+      </w:r>
+      <w:r>
+        <w:t>, however</w:t>
+      </w:r>
+      <w:r>
+        <w:t xml:space="preserve"> I noticed</w:t>
+      </w:r>
+      <w:r>
+        <w:t xml:space="preserve"> the “</w:t>
+      </w:r>
+      <w:proofErr w:type="spellStart"/>
+      <w:r>
+        <w:t>localPosition</w:t>
+      </w:r>
+      <w:proofErr w:type="spellEnd"/>
+      <w:r>
+        <w:t xml:space="preserve">” code </w:t>
+      </w:r>
+      <w:r>
+        <w:t>was causing the issue by setting the waves’ position relative to its parent objects position (for example the wave at position y=0.5 and a wave manager “parent” object being at position y=1, when ran the waves position would be set relative to the manager resulting in it being at position y=1+0.5), I changed the “</w:t>
+      </w:r>
+      <w:proofErr w:type="spellStart"/>
+      <w:r>
+        <w:t>localPostition</w:t>
+      </w:r>
+      <w:proofErr w:type="spellEnd"/>
+      <w:r>
+        <w:t>” code to only reference “position” and that fixed the issue preventing the waves from being pushed out of reach from the player.</w:t>
+      </w:r>
+    </w:p>
+    <w:p/>
+    <w:p/>
+    <w:p>
+      <w:r>
+        <w:rPr>
+          <w:b/>
+          <w:bCs/>
+          <w:u w:val="single"/>
+        </w:rPr>
+        <w:t>Statement – Hamish</w:t>
+      </w:r>
+    </w:p>
+    <w:p/>
+    <w:p>
+      <w:r>
+        <w:t xml:space="preserve">One of the biggest challenges I faced was to create effective wave movement for the obstacles in the game. I created a script that would move the wave objects with the sine and cosine of the time in game. </w:t>
+      </w:r>
+      <w:r>
+        <w:t xml:space="preserve">As the X and Y axes were being manipulated by the code, I used the differing z axis coordinates of the waves to offset their rotational phase. I began having issues with the waves after making each wave a child of the others, where the </w:t>
+      </w:r>
+      <w:proofErr w:type="spellStart"/>
+      <w:r>
+        <w:t>localposition</w:t>
+      </w:r>
+      <w:proofErr w:type="spellEnd"/>
+      <w:r>
+        <w:t xml:space="preserve"> component I had used was adding the parent and child positions together (I think). Seeking a fix, I made a </w:t>
+      </w:r>
+      <w:proofErr w:type="spellStart"/>
+      <w:r>
+        <w:t>wavemanager</w:t>
+      </w:r>
+      <w:proofErr w:type="spellEnd"/>
+      <w:r>
+        <w:t xml:space="preserve"> parent object and began having a similar issue where the waves would jump from their initial position when I started the game. Eventually Joshua realised the issue and converted the </w:t>
+      </w:r>
+      <w:proofErr w:type="spellStart"/>
+      <w:r>
+        <w:t>localposition</w:t>
+      </w:r>
+      <w:proofErr w:type="spellEnd"/>
+      <w:r>
+        <w:t xml:space="preserve"> component into a position component, solving the issue.</w:t>
+      </w:r>
+    </w:p>
+    <w:p/>
+    <w:p>
+      <w:pPr>
+        <w:rPr>
+          <w:b/>
+          <w:bCs/>
+          <w:u w:val="single"/>
+        </w:rPr>
+      </w:pPr>
     </w:p>
     <w:p>
+      <w:pPr>
+        <w:rPr>
+          <w:b/>
+          <w:bCs/>
+          <w:u w:val="single"/>
+        </w:rPr>
+      </w:pPr>
+    </w:p>
+    <w:p>
+      <w:pPr>
+        <w:rPr>
+          <w:b/>
+          <w:bCs/>
+          <w:u w:val="single"/>
+        </w:rPr>
+      </w:pPr>
+    </w:p>
+    <w:p>
+      <w:pPr>
+        <w:rPr>
+          <w:b/>
+          <w:bCs/>
+          <w:u w:val="single"/>
+        </w:rPr>
+      </w:pPr>
+    </w:p>
+    <w:p>
+      <w:pPr>
+        <w:rPr>
+          <w:b/>
+          <w:bCs/>
+          <w:u w:val="single"/>
+        </w:rPr>
+      </w:pPr>
+    </w:p>
+    <w:p>
+      <w:pPr>
+        <w:rPr>
+          <w:b/>
+          <w:bCs/>
+          <w:u w:val="single"/>
+        </w:rPr>
+      </w:pPr>
+    </w:p>
+    <w:p>
+      <w:pPr>
+        <w:rPr>
+          <w:b/>
+          <w:bCs/>
+          <w:u w:val="single"/>
+        </w:rPr>
+      </w:pPr>
+    </w:p>
+    <w:p>
+      <w:pPr>
+        <w:rPr>
+          <w:b/>
+          <w:bCs/>
+          <w:u w:val="single"/>
+        </w:rPr>
+      </w:pPr>
+    </w:p>
+    <w:p>
+      <w:pPr>
+        <w:rPr>
+          <w:b/>
+          <w:bCs/>
+          <w:u w:val="single"/>
+        </w:rPr>
+      </w:pPr>
       <w:r>
         <w:rPr>
           <w:b/>
@@ -3933,16 +4113,28 @@
           <w:u w:val="single"/>
         </w:rPr>
         <w:lastRenderedPageBreak/>
-        <w:t>Statement – Hamish</w:t>
+        <w:t>External Asset usage:</w:t>
+      </w:r>
+    </w:p>
+    <w:p>
+      <w:r>
+        <w:t>When coding we imported 2 models from the unity asset store:</w:t>
+      </w:r>
+    </w:p>
+    <w:p>
+      <w:r>
+        <w:t>Gun: the shotgun the player holds is a custom model imported from a shotgun asset pack downloaded from the unity asset store, the colouring was made with materials we created,</w:t>
+      </w:r>
+    </w:p>
+    <w:p>
+      <w:r>
+        <w:t>Duck: the duck model is a custom model imported from a washing machine asset pack downloaded from the unity asset store, the colouring was made with materials we created.</w:t>
       </w:r>
     </w:p>
     <w:p/>
     <w:p>
       <w:r>
-        <w:t xml:space="preserve">One of the biggest challenges I faced was to create effective wave movement for the obstacles in the game. I created a script that would move the wave objects with the sine and cosine of the time in game. </w:t>
-      </w:r>
-      <w:r>
-        <w:t>As the X and Y axes were being manipulated by the code, I used the differing z axis coordinates of the waves to offset their rotational phase. I began having issues with the waves after making each wave a child of the others, where the localposition component I had used was adding the parent and child positions together (I think). Seeking a fix, I made a wavemanager parent object and began having a similar issue where the waves would jump from their initial position when I started the game. Eventually Joshua realised the issue and converted the localposition component into a position component, solving the issue.</w:t>
+        <w:t>Joshua created and imported the materials used on the stall walls, waves, wooden structures (floorboards and fence) and curtain, and Hamish created and imported the materials used on the grass landscape.</w:t>
       </w:r>
     </w:p>
     <w:sectPr>

--- a/Project Docs.docx
+++ b/Project Docs.docx
@@ -287,7 +287,7 @@
         <w:sdtPr>
           <w:id w:val="2139136936"/>
           <w14:checkbox>
-            <w14:checked w14:val="0"/>
+            <w14:checked w14:val="1"/>
             <w14:checkedState w14:val="2612" w14:font="MS Gothic"/>
             <w14:uncheckedState w14:val="2610" w14:font="MS Gothic"/>
           </w14:checkbox>
@@ -297,7 +297,7 @@
             <w:rPr>
               <w:rFonts w:ascii="MS Gothic" w:eastAsia="MS Gothic" w:hAnsi="MS Gothic" w:hint="eastAsia"/>
             </w:rPr>
-            <w:t>☐</w:t>
+            <w:t>☒</w:t>
           </w:r>
         </w:sdtContent>
       </w:sdt>
@@ -387,17 +387,26 @@
     </w:p>
     <w:p>
       <w:r>
-        <w:t>No AI was used for this project</w:t>
-      </w:r>
-    </w:p>
-    <w:p>
-      <w:pPr>
-        <w:rPr>
-          <w:b/>
-          <w:bCs/>
-          <w:u w:val="single"/>
-        </w:rPr>
-      </w:pPr>
+        <w:t xml:space="preserve">No AI was used for </w:t>
+      </w:r>
+      <w:r>
+        <w:t xml:space="preserve">generating code in </w:t>
+      </w:r>
+      <w:r>
+        <w:t>this project</w:t>
+      </w:r>
+      <w:r>
+        <w:t xml:space="preserve">. Google AI overview may have been used when researching how to use unity functions </w:t>
+      </w:r>
+      <w:r>
+        <w:t>and</w:t>
+      </w:r>
+      <w:r>
+        <w:t xml:space="preserve"> </w:t>
+      </w:r>
+      <w:r>
+        <w:t>systems, but no code was copied from an AI output.</w:t>
+      </w:r>
     </w:p>
     <w:p>
       <w:pPr>
@@ -490,10 +499,26 @@
         <w:t xml:space="preserve"> I noticed</w:t>
       </w:r>
       <w:r>
-        <w:t xml:space="preserve"> the “localPosition” code </w:t>
-      </w:r>
-      <w:r>
-        <w:t>was causing the issue by setting the waves’ position relative to its parent objects position (for example the wave at position y=0.5 and a wave manager “parent” object being at position y=1, when ran the waves position would be set relative to the manager resulting in it being at position y=1+0.5), I changed the “localPostition” code to only reference “position” and that fixed the issue preventing the waves from being pushed out of reach from the player.</w:t>
+        <w:t xml:space="preserve"> the “</w:t>
+      </w:r>
+      <w:proofErr w:type="spellStart"/>
+      <w:r>
+        <w:t>localPosition</w:t>
+      </w:r>
+      <w:proofErr w:type="spellEnd"/>
+      <w:r>
+        <w:t xml:space="preserve">” code </w:t>
+      </w:r>
+      <w:r>
+        <w:t>was causing the issue by setting the waves’ position relative to its parent objects position (for example the wave at position y=0.5 and a wave manager “parent” object being at position y=1, when ran the waves position would be set relative to the manager resulting in it being at position y=1+0.5), I changed the “</w:t>
+      </w:r>
+      <w:proofErr w:type="spellStart"/>
+      <w:r>
+        <w:t>localPostition</w:t>
+      </w:r>
+      <w:proofErr w:type="spellEnd"/>
+      <w:r>
+        <w:t>” code to only reference “position” and that fixed the issue preventing the waves from being pushed out of reach from the player.</w:t>
       </w:r>
     </w:p>
     <w:p/>
